--- a/hr-forms/forms/HR-F-005 نموذج تحديد الاحتياجات التدريبية.docx
+++ b/hr-forms/forms/HR-F-005 نموذج تحديد الاحتياجات التدريبية.docx
@@ -17,23 +17,28 @@
         <w:tblLayout w:type="fixed"/>
       </w:tblPr>
       <w:tblGrid>
-        <w:gridCol w:w="700"/>
-        <w:gridCol w:w="8087"/>
+        <w:gridCol w:w="950"/>
+        <w:gridCol w:w="7837"/>
       </w:tblGrid>
       <w:tr>
         <w:trPr>
           <w:tblHeader w:val="false"/>
-          <w:trHeight w:val="380" w:hRule="atLeast"/>
+          <w:trHeight w:val="560" w:hRule="atLeast"/>
         </w:trPr>
         <w:tc>
           <w:tcPr>
-            <w:tcW w:type="dxa" w:w="700"/>
-            <w:shd w:fill="043D20" w:color="auto" w:val="clear"/>
-            <w:tcMar>
-              <w:top w:type="dxa" w:w="60"/>
-              <w:left w:type="dxa" w:w="110"/>
-              <w:bottom w:type="dxa" w:w="60"/>
-              <w:right w:type="dxa" w:w="110"/>
+            <w:tcW w:type="dxa" w:w="950"/>
+            <w:tcBorders>
+              <w:top w:val="none" w:color="auto" w:sz="0"/>
+              <w:left w:val="none" w:color="auto" w:sz="0"/>
+              <w:bottom w:val="single" w:color="C8A45C" w:sz="8"/>
+              <w:right w:val="none" w:color="auto" w:sz="0"/>
+            </w:tcBorders>
+            <w:tcMar>
+              <w:top w:type="dxa" w:w="20"/>
+              <w:left w:type="dxa" w:w="90"/>
+              <w:bottom w:type="dxa" w:w="20"/>
+              <w:right w:type="dxa" w:w="90"/>
             </w:tcMar>
             <w:vAlign w:val="center"/>
           </w:tcPr>
@@ -48,9 +53,9 @@
                 <w:rFonts w:ascii="Dubai" w:cs="Dubai" w:eastAsia="Dubai" w:hAnsi="Dubai"/>
                 <w:b/>
                 <w:bCs/>
-                <w:color w:val="C8A45C"/>
-                <w:sz w:val="21"/>
-                <w:szCs w:val="21"/>
+                <w:color w:val="BEE9D1"/>
+                <w:sz w:val="52"/>
+                <w:szCs w:val="52"/>
                 <w:rtl/>
               </w:rPr>
               <w:t xml:space="preserve">٠١</w:t>
@@ -59,15 +64,20 @@
         </w:tc>
         <w:tc>
           <w:tcPr>
-            <w:tcW w:type="dxa" w:w="8087"/>
-            <w:shd w:fill="0C8643" w:color="auto" w:val="clear"/>
-            <w:tcMar>
-              <w:top w:type="dxa" w:w="60"/>
-              <w:left w:type="dxa" w:w="110"/>
-              <w:bottom w:type="dxa" w:w="60"/>
-              <w:right w:type="dxa" w:w="110"/>
-            </w:tcMar>
-            <w:vAlign w:val="center"/>
+            <w:tcW w:type="dxa" w:w="7837"/>
+            <w:tcBorders>
+              <w:top w:val="none" w:color="auto" w:sz="0"/>
+              <w:left w:val="none" w:color="auto" w:sz="0"/>
+              <w:bottom w:val="single" w:color="C8A45C" w:sz="8"/>
+              <w:right w:val="none" w:color="auto" w:sz="0"/>
+            </w:tcBorders>
+            <w:tcMar>
+              <w:top w:type="dxa" w:w="20"/>
+              <w:left w:type="dxa" w:w="90"/>
+              <w:bottom w:type="dxa" w:w="20"/>
+              <w:right w:type="dxa" w:w="90"/>
+            </w:tcMar>
+            <w:vAlign w:val="bottom"/>
           </w:tcPr>
           <w:p>
             <w:pPr>
@@ -79,9 +89,9 @@
                 <w:rFonts w:ascii="Dubai" w:cs="Dubai" w:eastAsia="Dubai" w:hAnsi="Dubai"/>
                 <w:b/>
                 <w:bCs/>
-                <w:color w:val="FFFFFF"/>
-                <w:sz w:val="22"/>
-                <w:szCs w:val="22"/>
+                <w:color w:val="043D20"/>
+                <w:sz w:val="26"/>
+                <w:szCs w:val="26"/>
                 <w:rtl/>
               </w:rPr>
               <w:t xml:space="preserve">بيانات الإدارة</w:t>
@@ -95,121 +105,135 @@
         <w:bidiVisual/>
         <w:tblW w:type="dxa" w:w="8787"/>
         <w:tblBorders>
-          <w:top w:val="single" w:color="C9D1CD" w:sz="4"/>
-          <w:left w:val="single" w:color="C9D1CD" w:sz="4"/>
-          <w:bottom w:val="single" w:color="C9D1CD" w:sz="4"/>
-          <w:right w:val="single" w:color="C9D1CD" w:sz="4"/>
-          <w:insideH w:val="single" w:color="C9D1CD" w:sz="4"/>
-          <w:insideV w:val="single" w:color="C9D1CD" w:sz="4"/>
+          <w:top w:val="none" w:color="auto" w:sz="0"/>
+          <w:left w:val="none" w:color="auto" w:sz="0"/>
+          <w:bottom w:val="none" w:color="auto" w:sz="0"/>
+          <w:right w:val="none" w:color="auto" w:sz="0"/>
+          <w:insideH w:val="none" w:color="auto" w:sz="0"/>
+          <w:insideV w:val="none" w:color="auto" w:sz="0"/>
         </w:tblBorders>
         <w:tblLayout w:type="fixed"/>
       </w:tblPr>
       <w:tblGrid>
-        <w:gridCol w:w="1750"/>
-        <w:gridCol w:w="2644"/>
-        <w:gridCol w:w="1750"/>
-        <w:gridCol w:w="2643"/>
+        <w:gridCol w:w="4224"/>
+        <w:gridCol w:w="340"/>
+        <w:gridCol w:w="4223"/>
       </w:tblGrid>
       <w:tr>
         <w:trPr>
           <w:tblHeader w:val="false"/>
-          <w:trHeight w:val="440" w:hRule="atLeast"/>
         </w:trPr>
         <w:tc>
           <w:tcPr>
-            <w:tcW w:type="dxa" w:w="1750"/>
-            <w:shd w:fill="E8F5ED" w:color="auto" w:val="clear"/>
+            <w:tcW w:type="dxa" w:w="4224"/>
+            <w:tcBorders>
+              <w:top w:val="none" w:color="auto" w:sz="0"/>
+              <w:left w:val="none" w:color="auto" w:sz="0"/>
+              <w:bottom w:val="none" w:color="auto" w:sz="0"/>
+              <w:right w:val="none" w:color="auto" w:sz="0"/>
+            </w:tcBorders>
             <w:tcMar>
               <w:top w:type="dxa" w:w="70"/>
-              <w:left w:type="dxa" w:w="110"/>
+              <w:left w:type="dxa" w:w="20"/>
               <w:bottom w:type="dxa" w:w="70"/>
-              <w:right w:type="dxa" w:w="110"/>
-            </w:tcMar>
-            <w:vAlign w:val="center"/>
-          </w:tcPr>
-          <w:p>
-            <w:pPr>
-              <w:bidi/>
-              <w:spacing w:after="0" w:before="0"/>
-            </w:pPr>
-            <w:r>
-              <w:rPr>
-                <w:rFonts w:ascii="Dubai" w:cs="Dubai" w:eastAsia="Dubai" w:hAnsi="Dubai"/>
-                <w:b/>
-                <w:bCs/>
-                <w:color w:val="043D20"/>
-                <w:sz w:val="19"/>
-                <w:szCs w:val="19"/>
+              <w:right w:type="dxa" w:w="20"/>
+            </w:tcMar>
+            <w:vAlign w:val="top"/>
+          </w:tcPr>
+          <w:p>
+            <w:pPr>
+              <w:bidi/>
+              <w:spacing w:after="0" w:before="0"/>
+            </w:pPr>
+            <w:r>
+              <w:rPr>
+                <w:rFonts w:ascii="Dubai" w:cs="Dubai" w:eastAsia="Dubai" w:hAnsi="Dubai"/>
+                <w:b w:val="false"/>
+                <w:bCs w:val="false"/>
+                <w:color w:val="3E4B46"/>
+                <w:sz w:val="16"/>
+                <w:szCs w:val="16"/>
                 <w:rtl/>
               </w:rPr>
               <w:t xml:space="preserve">القطاع / الشركة التابعة</w:t>
             </w:r>
           </w:p>
-        </w:tc>
-        <w:tc>
-          <w:tcPr>
-            <w:tcW w:type="dxa" w:w="2644"/>
+          <w:p>
+            <w:pPr>
+              <w:pBdr>
+                <w:bottom w:val="single" w:color="3EBB77" w:sz="6"/>
+              </w:pBdr>
+              <w:bidi/>
+              <w:spacing w:after="0" w:before="300"/>
+            </w:pPr>
+          </w:p>
+        </w:tc>
+        <w:tc>
+          <w:tcPr>
+            <w:tcW w:type="dxa" w:w="340"/>
+            <w:tcBorders>
+              <w:top w:val="none" w:color="auto" w:sz="0"/>
+              <w:left w:val="none" w:color="auto" w:sz="0"/>
+              <w:bottom w:val="none" w:color="auto" w:sz="0"/>
+              <w:right w:val="none" w:color="auto" w:sz="0"/>
+            </w:tcBorders>
             <w:tcMar>
               <w:top w:type="dxa" w:w="70"/>
-              <w:left w:type="dxa" w:w="110"/>
+              <w:left w:type="dxa" w:w="0"/>
               <w:bottom w:type="dxa" w:w="70"/>
-              <w:right w:type="dxa" w:w="110"/>
-            </w:tcMar>
-            <w:vAlign w:val="center"/>
-          </w:tcPr>
-          <w:p>
-            <w:pPr>
-              <w:bidi/>
-              <w:spacing w:after="0" w:before="0"/>
-            </w:pPr>
-          </w:p>
-        </w:tc>
-        <w:tc>
-          <w:tcPr>
-            <w:tcW w:type="dxa" w:w="1750"/>
-            <w:shd w:fill="E8F5ED" w:color="auto" w:val="clear"/>
+              <w:right w:type="dxa" w:w="0"/>
+            </w:tcMar>
+            <w:vAlign w:val="center"/>
+          </w:tcPr>
+          <w:p>
+            <w:pPr>
+              <w:bidi/>
+              <w:spacing w:after="0" w:before="0"/>
+            </w:pPr>
+          </w:p>
+        </w:tc>
+        <w:tc>
+          <w:tcPr>
+            <w:tcW w:type="dxa" w:w="4223"/>
+            <w:tcBorders>
+              <w:top w:val="none" w:color="auto" w:sz="0"/>
+              <w:left w:val="none" w:color="auto" w:sz="0"/>
+              <w:bottom w:val="none" w:color="auto" w:sz="0"/>
+              <w:right w:val="none" w:color="auto" w:sz="0"/>
+            </w:tcBorders>
             <w:tcMar>
               <w:top w:type="dxa" w:w="70"/>
-              <w:left w:type="dxa" w:w="110"/>
+              <w:left w:type="dxa" w:w="20"/>
               <w:bottom w:type="dxa" w:w="70"/>
-              <w:right w:type="dxa" w:w="110"/>
-            </w:tcMar>
-            <w:vAlign w:val="center"/>
-          </w:tcPr>
-          <w:p>
-            <w:pPr>
-              <w:bidi/>
-              <w:spacing w:after="0" w:before="0"/>
-            </w:pPr>
-            <w:r>
-              <w:rPr>
-                <w:rFonts w:ascii="Dubai" w:cs="Dubai" w:eastAsia="Dubai" w:hAnsi="Dubai"/>
-                <w:b/>
-                <w:bCs/>
-                <w:color w:val="043D20"/>
-                <w:sz w:val="19"/>
-                <w:szCs w:val="19"/>
+              <w:right w:type="dxa" w:w="20"/>
+            </w:tcMar>
+            <w:vAlign w:val="top"/>
+          </w:tcPr>
+          <w:p>
+            <w:pPr>
+              <w:bidi/>
+              <w:spacing w:after="0" w:before="0"/>
+            </w:pPr>
+            <w:r>
+              <w:rPr>
+                <w:rFonts w:ascii="Dubai" w:cs="Dubai" w:eastAsia="Dubai" w:hAnsi="Dubai"/>
+                <w:b w:val="false"/>
+                <w:bCs w:val="false"/>
+                <w:color w:val="3E4B46"/>
+                <w:sz w:val="16"/>
+                <w:szCs w:val="16"/>
                 <w:rtl/>
               </w:rPr>
               <w:t xml:space="preserve">الإدارة / القسم</w:t>
             </w:r>
           </w:p>
-        </w:tc>
-        <w:tc>
-          <w:tcPr>
-            <w:tcW w:type="dxa" w:w="2643"/>
-            <w:tcMar>
-              <w:top w:type="dxa" w:w="70"/>
-              <w:left w:type="dxa" w:w="110"/>
-              <w:bottom w:type="dxa" w:w="70"/>
-              <w:right w:type="dxa" w:w="110"/>
-            </w:tcMar>
-            <w:vAlign w:val="center"/>
-          </w:tcPr>
-          <w:p>
-            <w:pPr>
-              <w:bidi/>
-              <w:spacing w:after="0" w:before="0"/>
+          <w:p>
+            <w:pPr>
+              <w:pBdr>
+                <w:bottom w:val="single" w:color="3EBB77" w:sz="6"/>
+              </w:pBdr>
+              <w:bidi/>
+              <w:spacing w:after="0" w:before="300"/>
             </w:pPr>
           </w:p>
         </w:tc>
@@ -217,103 +241,118 @@
       <w:tr>
         <w:trPr>
           <w:tblHeader w:val="false"/>
-          <w:trHeight w:val="440" w:hRule="atLeast"/>
         </w:trPr>
         <w:tc>
           <w:tcPr>
-            <w:tcW w:type="dxa" w:w="1750"/>
-            <w:shd w:fill="E8F5ED" w:color="auto" w:val="clear"/>
+            <w:tcW w:type="dxa" w:w="4224"/>
+            <w:tcBorders>
+              <w:top w:val="none" w:color="auto" w:sz="0"/>
+              <w:left w:val="none" w:color="auto" w:sz="0"/>
+              <w:bottom w:val="none" w:color="auto" w:sz="0"/>
+              <w:right w:val="none" w:color="auto" w:sz="0"/>
+            </w:tcBorders>
             <w:tcMar>
               <w:top w:type="dxa" w:w="70"/>
-              <w:left w:type="dxa" w:w="110"/>
+              <w:left w:type="dxa" w:w="20"/>
               <w:bottom w:type="dxa" w:w="70"/>
-              <w:right w:type="dxa" w:w="110"/>
-            </w:tcMar>
-            <w:vAlign w:val="center"/>
-          </w:tcPr>
-          <w:p>
-            <w:pPr>
-              <w:bidi/>
-              <w:spacing w:after="0" w:before="0"/>
-            </w:pPr>
-            <w:r>
-              <w:rPr>
-                <w:rFonts w:ascii="Dubai" w:cs="Dubai" w:eastAsia="Dubai" w:hAnsi="Dubai"/>
-                <w:b/>
-                <w:bCs/>
-                <w:color w:val="043D20"/>
-                <w:sz w:val="19"/>
-                <w:szCs w:val="19"/>
+              <w:right w:type="dxa" w:w="20"/>
+            </w:tcMar>
+            <w:vAlign w:val="top"/>
+          </w:tcPr>
+          <w:p>
+            <w:pPr>
+              <w:bidi/>
+              <w:spacing w:after="0" w:before="0"/>
+            </w:pPr>
+            <w:r>
+              <w:rPr>
+                <w:rFonts w:ascii="Dubai" w:cs="Dubai" w:eastAsia="Dubai" w:hAnsi="Dubai"/>
+                <w:b w:val="false"/>
+                <w:bCs w:val="false"/>
+                <w:color w:val="3E4B46"/>
+                <w:sz w:val="16"/>
+                <w:szCs w:val="16"/>
                 <w:rtl/>
               </w:rPr>
               <w:t xml:space="preserve">مدير الإدارة</w:t>
             </w:r>
           </w:p>
-        </w:tc>
-        <w:tc>
-          <w:tcPr>
-            <w:tcW w:type="dxa" w:w="2644"/>
+          <w:p>
+            <w:pPr>
+              <w:pBdr>
+                <w:bottom w:val="single" w:color="3EBB77" w:sz="6"/>
+              </w:pBdr>
+              <w:bidi/>
+              <w:spacing w:after="0" w:before="300"/>
+            </w:pPr>
+          </w:p>
+        </w:tc>
+        <w:tc>
+          <w:tcPr>
+            <w:tcW w:type="dxa" w:w="340"/>
+            <w:tcBorders>
+              <w:top w:val="none" w:color="auto" w:sz="0"/>
+              <w:left w:val="none" w:color="auto" w:sz="0"/>
+              <w:bottom w:val="none" w:color="auto" w:sz="0"/>
+              <w:right w:val="none" w:color="auto" w:sz="0"/>
+            </w:tcBorders>
             <w:tcMar>
               <w:top w:type="dxa" w:w="70"/>
-              <w:left w:type="dxa" w:w="110"/>
+              <w:left w:type="dxa" w:w="0"/>
               <w:bottom w:type="dxa" w:w="70"/>
-              <w:right w:type="dxa" w:w="110"/>
-            </w:tcMar>
-            <w:vAlign w:val="center"/>
-          </w:tcPr>
-          <w:p>
-            <w:pPr>
-              <w:bidi/>
-              <w:spacing w:after="0" w:before="0"/>
-            </w:pPr>
-          </w:p>
-        </w:tc>
-        <w:tc>
-          <w:tcPr>
-            <w:tcW w:type="dxa" w:w="1750"/>
-            <w:shd w:fill="E8F5ED" w:color="auto" w:val="clear"/>
+              <w:right w:type="dxa" w:w="0"/>
+            </w:tcMar>
+            <w:vAlign w:val="center"/>
+          </w:tcPr>
+          <w:p>
+            <w:pPr>
+              <w:bidi/>
+              <w:spacing w:after="0" w:before="0"/>
+            </w:pPr>
+          </w:p>
+        </w:tc>
+        <w:tc>
+          <w:tcPr>
+            <w:tcW w:type="dxa" w:w="4223"/>
+            <w:tcBorders>
+              <w:top w:val="none" w:color="auto" w:sz="0"/>
+              <w:left w:val="none" w:color="auto" w:sz="0"/>
+              <w:bottom w:val="none" w:color="auto" w:sz="0"/>
+              <w:right w:val="none" w:color="auto" w:sz="0"/>
+            </w:tcBorders>
             <w:tcMar>
               <w:top w:type="dxa" w:w="70"/>
-              <w:left w:type="dxa" w:w="110"/>
+              <w:left w:type="dxa" w:w="20"/>
               <w:bottom w:type="dxa" w:w="70"/>
-              <w:right w:type="dxa" w:w="110"/>
-            </w:tcMar>
-            <w:vAlign w:val="center"/>
-          </w:tcPr>
-          <w:p>
-            <w:pPr>
-              <w:bidi/>
-              <w:spacing w:after="0" w:before="0"/>
-            </w:pPr>
-            <w:r>
-              <w:rPr>
-                <w:rFonts w:ascii="Dubai" w:cs="Dubai" w:eastAsia="Dubai" w:hAnsi="Dubai"/>
-                <w:b/>
-                <w:bCs/>
-                <w:color w:val="043D20"/>
-                <w:sz w:val="19"/>
-                <w:szCs w:val="19"/>
+              <w:right w:type="dxa" w:w="20"/>
+            </w:tcMar>
+            <w:vAlign w:val="top"/>
+          </w:tcPr>
+          <w:p>
+            <w:pPr>
+              <w:bidi/>
+              <w:spacing w:after="0" w:before="0"/>
+            </w:pPr>
+            <w:r>
+              <w:rPr>
+                <w:rFonts w:ascii="Dubai" w:cs="Dubai" w:eastAsia="Dubai" w:hAnsi="Dubai"/>
+                <w:b w:val="false"/>
+                <w:bCs w:val="false"/>
+                <w:color w:val="3E4B46"/>
+                <w:sz w:val="16"/>
+                <w:szCs w:val="16"/>
                 <w:rtl/>
               </w:rPr>
               <w:t xml:space="preserve">السنة التدريبية</w:t>
             </w:r>
           </w:p>
-        </w:tc>
-        <w:tc>
-          <w:tcPr>
-            <w:tcW w:type="dxa" w:w="2643"/>
-            <w:tcMar>
-              <w:top w:type="dxa" w:w="70"/>
-              <w:left w:type="dxa" w:w="110"/>
-              <w:bottom w:type="dxa" w:w="70"/>
-              <w:right w:type="dxa" w:w="110"/>
-            </w:tcMar>
-            <w:vAlign w:val="center"/>
-          </w:tcPr>
-          <w:p>
-            <w:pPr>
-              <w:bidi/>
-              <w:spacing w:after="0" w:before="0"/>
+          <w:p>
+            <w:pPr>
+              <w:pBdr>
+                <w:bottom w:val="single" w:color="3EBB77" w:sz="6"/>
+              </w:pBdr>
+              <w:bidi/>
+              <w:spacing w:after="0" w:before="300"/>
             </w:pPr>
           </w:p>
         </w:tc>
@@ -322,7 +361,7 @@
     <w:p>
       <w:pPr>
         <w:bidi/>
-        <w:spacing w:after="140" w:before="0"/>
+        <w:spacing w:after="160" w:before="0"/>
       </w:pPr>
     </w:p>
     <w:tbl>
@@ -340,23 +379,28 @@
         <w:tblLayout w:type="fixed"/>
       </w:tblPr>
       <w:tblGrid>
-        <w:gridCol w:w="700"/>
-        <w:gridCol w:w="8087"/>
+        <w:gridCol w:w="950"/>
+        <w:gridCol w:w="7837"/>
       </w:tblGrid>
       <w:tr>
         <w:trPr>
           <w:tblHeader w:val="false"/>
-          <w:trHeight w:val="380" w:hRule="atLeast"/>
+          <w:trHeight w:val="560" w:hRule="atLeast"/>
         </w:trPr>
         <w:tc>
           <w:tcPr>
-            <w:tcW w:type="dxa" w:w="700"/>
-            <w:shd w:fill="043D20" w:color="auto" w:val="clear"/>
-            <w:tcMar>
-              <w:top w:type="dxa" w:w="60"/>
-              <w:left w:type="dxa" w:w="110"/>
-              <w:bottom w:type="dxa" w:w="60"/>
-              <w:right w:type="dxa" w:w="110"/>
+            <w:tcW w:type="dxa" w:w="950"/>
+            <w:tcBorders>
+              <w:top w:val="none" w:color="auto" w:sz="0"/>
+              <w:left w:val="none" w:color="auto" w:sz="0"/>
+              <w:bottom w:val="single" w:color="C8A45C" w:sz="8"/>
+              <w:right w:val="none" w:color="auto" w:sz="0"/>
+            </w:tcBorders>
+            <w:tcMar>
+              <w:top w:type="dxa" w:w="20"/>
+              <w:left w:type="dxa" w:w="90"/>
+              <w:bottom w:type="dxa" w:w="20"/>
+              <w:right w:type="dxa" w:w="90"/>
             </w:tcMar>
             <w:vAlign w:val="center"/>
           </w:tcPr>
@@ -371,9 +415,9 @@
                 <w:rFonts w:ascii="Dubai" w:cs="Dubai" w:eastAsia="Dubai" w:hAnsi="Dubai"/>
                 <w:b/>
                 <w:bCs/>
-                <w:color w:val="C8A45C"/>
-                <w:sz w:val="21"/>
-                <w:szCs w:val="21"/>
+                <w:color w:val="BEE9D1"/>
+                <w:sz w:val="52"/>
+                <w:szCs w:val="52"/>
                 <w:rtl/>
               </w:rPr>
               <w:t xml:space="preserve">٠٢</w:t>
@@ -382,15 +426,20 @@
         </w:tc>
         <w:tc>
           <w:tcPr>
-            <w:tcW w:type="dxa" w:w="8087"/>
-            <w:shd w:fill="0C8643" w:color="auto" w:val="clear"/>
-            <w:tcMar>
-              <w:top w:type="dxa" w:w="60"/>
-              <w:left w:type="dxa" w:w="110"/>
-              <w:bottom w:type="dxa" w:w="60"/>
-              <w:right w:type="dxa" w:w="110"/>
-            </w:tcMar>
-            <w:vAlign w:val="center"/>
+            <w:tcW w:type="dxa" w:w="7837"/>
+            <w:tcBorders>
+              <w:top w:val="none" w:color="auto" w:sz="0"/>
+              <w:left w:val="none" w:color="auto" w:sz="0"/>
+              <w:bottom w:val="single" w:color="C8A45C" w:sz="8"/>
+              <w:right w:val="none" w:color="auto" w:sz="0"/>
+            </w:tcBorders>
+            <w:tcMar>
+              <w:top w:type="dxa" w:w="20"/>
+              <w:left w:type="dxa" w:w="90"/>
+              <w:bottom w:type="dxa" w:w="20"/>
+              <w:right w:type="dxa" w:w="90"/>
+            </w:tcMar>
+            <w:vAlign w:val="bottom"/>
           </w:tcPr>
           <w:p>
             <w:pPr>
@@ -402,9 +451,9 @@
                 <w:rFonts w:ascii="Dubai" w:cs="Dubai" w:eastAsia="Dubai" w:hAnsi="Dubai"/>
                 <w:b/>
                 <w:bCs/>
-                <w:color w:val="FFFFFF"/>
-                <w:sz w:val="22"/>
-                <w:szCs w:val="22"/>
+                <w:color w:val="043D20"/>
+                <w:sz w:val="26"/>
+                <w:szCs w:val="26"/>
                 <w:rtl/>
               </w:rPr>
               <w:t xml:space="preserve">مصدر تحديد الاحتياج</w:t>
@@ -418,77 +467,68 @@
         <w:bidiVisual/>
         <w:tblW w:type="dxa" w:w="8787"/>
         <w:tblBorders>
-          <w:top w:val="single" w:color="C9D1CD" w:sz="4"/>
-          <w:left w:val="single" w:color="C9D1CD" w:sz="4"/>
-          <w:bottom w:val="single" w:color="C9D1CD" w:sz="4"/>
-          <w:right w:val="single" w:color="C9D1CD" w:sz="4"/>
-          <w:insideH w:val="single" w:color="C9D1CD" w:sz="4"/>
-          <w:insideV w:val="single" w:color="C9D1CD" w:sz="4"/>
+          <w:top w:val="none" w:color="auto" w:sz="0"/>
+          <w:left w:val="none" w:color="auto" w:sz="0"/>
+          <w:bottom w:val="none" w:color="auto" w:sz="0"/>
+          <w:right w:val="none" w:color="auto" w:sz="0"/>
+          <w:insideH w:val="none" w:color="auto" w:sz="0"/>
+          <w:insideV w:val="none" w:color="auto" w:sz="0"/>
         </w:tblBorders>
         <w:tblLayout w:type="fixed"/>
       </w:tblPr>
       <w:tblGrid>
-        <w:gridCol w:w="1750"/>
-        <w:gridCol w:w="7037"/>
+        <w:gridCol w:w="8787"/>
       </w:tblGrid>
       <w:tr>
         <w:trPr>
           <w:tblHeader w:val="false"/>
-          <w:trHeight w:val="440" w:hRule="atLeast"/>
         </w:trPr>
         <w:tc>
           <w:tcPr>
-            <w:tcW w:type="dxa" w:w="1750"/>
-            <w:shd w:fill="E8F5ED" w:color="auto" w:val="clear"/>
+            <w:tcW w:type="dxa" w:w="8787"/>
+            <w:tcBorders>
+              <w:top w:val="none" w:color="auto" w:sz="0"/>
+              <w:left w:val="none" w:color="auto" w:sz="0"/>
+              <w:bottom w:val="single" w:color="E6EAE8" w:sz="4"/>
+              <w:right w:val="none" w:color="auto" w:sz="0"/>
+            </w:tcBorders>
             <w:tcMar>
               <w:top w:type="dxa" w:w="70"/>
-              <w:left w:type="dxa" w:w="110"/>
+              <w:left w:type="dxa" w:w="20"/>
               <w:bottom w:type="dxa" w:w="70"/>
-              <w:right w:type="dxa" w:w="110"/>
-            </w:tcMar>
-            <w:vAlign w:val="center"/>
-          </w:tcPr>
-          <w:p>
-            <w:pPr>
-              <w:bidi/>
-              <w:spacing w:after="0" w:before="0"/>
-            </w:pPr>
-            <w:r>
-              <w:rPr>
-                <w:rFonts w:ascii="Dubai" w:cs="Dubai" w:eastAsia="Dubai" w:hAnsi="Dubai"/>
-                <w:b/>
-                <w:bCs/>
-                <w:color w:val="043D20"/>
-                <w:sz w:val="19"/>
-                <w:szCs w:val="19"/>
+              <w:right w:type="dxa" w:w="20"/>
+            </w:tcMar>
+            <w:vAlign w:val="top"/>
+          </w:tcPr>
+          <w:p>
+            <w:pPr>
+              <w:bidi/>
+              <w:spacing w:after="0" w:before="0"/>
+            </w:pPr>
+            <w:r>
+              <w:rPr>
+                <w:rFonts w:ascii="Dubai" w:cs="Dubai" w:eastAsia="Dubai" w:hAnsi="Dubai"/>
+                <w:b w:val="false"/>
+                <w:bCs w:val="false"/>
+                <w:color w:val="3E4B46"/>
+                <w:sz w:val="16"/>
+                <w:szCs w:val="16"/>
                 <w:rtl/>
               </w:rPr>
               <w:t xml:space="preserve">المصدر</w:t>
             </w:r>
           </w:p>
-        </w:tc>
-        <w:tc>
-          <w:tcPr>
-            <w:tcW w:type="dxa" w:w="7037"/>
-            <w:tcMar>
-              <w:top w:type="dxa" w:w="70"/>
-              <w:left w:type="dxa" w:w="110"/>
-              <w:bottom w:type="dxa" w:w="70"/>
-              <w:right w:type="dxa" w:w="110"/>
-            </w:tcMar>
-            <w:vAlign w:val="center"/>
-          </w:tcPr>
-          <w:p>
-            <w:pPr>
-              <w:bidi/>
-              <w:spacing w:after="0" w:before="0"/>
+          <w:p>
+            <w:pPr>
+              <w:bidi/>
+              <w:spacing w:after="0" w:before="120"/>
             </w:pPr>
             <w:r>
               <w:rPr>
                 <w:rFonts w:ascii="Segoe UI Symbol" w:cs="Segoe UI Symbol" w:eastAsia="Segoe UI Symbol" w:hAnsi="Segoe UI Symbol"/>
-                <w:color w:val="075E2F"/>
-                <w:sz w:val="21"/>
-                <w:szCs w:val="21"/>
+                <w:color w:val="0C8643"/>
+                <w:sz w:val="22"/>
+                <w:szCs w:val="22"/>
               </w:rPr>
               <w:t xml:space="preserve">☐ </w:t>
             </w:r>
@@ -514,14 +554,14 @@
                 <w:szCs w:val="20"/>
                 <w:rtl/>
               </w:rPr>
-              <w:t xml:space="preserve">      </w:t>
+              <w:t xml:space="preserve">        </w:t>
             </w:r>
             <w:r>
               <w:rPr>
                 <w:rFonts w:ascii="Segoe UI Symbol" w:cs="Segoe UI Symbol" w:eastAsia="Segoe UI Symbol" w:hAnsi="Segoe UI Symbol"/>
-                <w:color w:val="075E2F"/>
-                <w:sz w:val="21"/>
-                <w:szCs w:val="21"/>
+                <w:color w:val="0C8643"/>
+                <w:sz w:val="22"/>
+                <w:szCs w:val="22"/>
               </w:rPr>
               <w:t xml:space="preserve">☐ </w:t>
             </w:r>
@@ -547,14 +587,14 @@
                 <w:szCs w:val="20"/>
                 <w:rtl/>
               </w:rPr>
-              <w:t xml:space="preserve">      </w:t>
+              <w:t xml:space="preserve">        </w:t>
             </w:r>
             <w:r>
               <w:rPr>
                 <w:rFonts w:ascii="Segoe UI Symbol" w:cs="Segoe UI Symbol" w:eastAsia="Segoe UI Symbol" w:hAnsi="Segoe UI Symbol"/>
-                <w:color w:val="075E2F"/>
-                <w:sz w:val="21"/>
-                <w:szCs w:val="21"/>
+                <w:color w:val="0C8643"/>
+                <w:sz w:val="22"/>
+                <w:szCs w:val="22"/>
               </w:rPr>
               <w:t xml:space="preserve">☐ </w:t>
             </w:r>
@@ -580,14 +620,14 @@
                 <w:szCs w:val="20"/>
                 <w:rtl/>
               </w:rPr>
-              <w:t xml:space="preserve">      </w:t>
+              <w:t xml:space="preserve">        </w:t>
             </w:r>
             <w:r>
               <w:rPr>
                 <w:rFonts w:ascii="Segoe UI Symbol" w:cs="Segoe UI Symbol" w:eastAsia="Segoe UI Symbol" w:hAnsi="Segoe UI Symbol"/>
-                <w:color w:val="075E2F"/>
-                <w:sz w:val="21"/>
-                <w:szCs w:val="21"/>
+                <w:color w:val="0C8643"/>
+                <w:sz w:val="22"/>
+                <w:szCs w:val="22"/>
               </w:rPr>
               <w:t xml:space="preserve">☐ </w:t>
             </w:r>
@@ -613,14 +653,14 @@
                 <w:szCs w:val="20"/>
                 <w:rtl/>
               </w:rPr>
-              <w:t xml:space="preserve">      </w:t>
+              <w:t xml:space="preserve">        </w:t>
             </w:r>
             <w:r>
               <w:rPr>
                 <w:rFonts w:ascii="Segoe UI Symbol" w:cs="Segoe UI Symbol" w:eastAsia="Segoe UI Symbol" w:hAnsi="Segoe UI Symbol"/>
-                <w:color w:val="075E2F"/>
-                <w:sz w:val="21"/>
-                <w:szCs w:val="21"/>
+                <w:color w:val="0C8643"/>
+                <w:sz w:val="22"/>
+                <w:szCs w:val="22"/>
               </w:rPr>
               <w:t xml:space="preserve">☐ </w:t>
             </w:r>
@@ -643,7 +683,7 @@
     <w:p>
       <w:pPr>
         <w:bidi/>
-        <w:spacing w:after="140" w:before="0"/>
+        <w:spacing w:after="160" w:before="0"/>
       </w:pPr>
     </w:p>
     <w:tbl>
@@ -661,23 +701,28 @@
         <w:tblLayout w:type="fixed"/>
       </w:tblPr>
       <w:tblGrid>
-        <w:gridCol w:w="700"/>
-        <w:gridCol w:w="8087"/>
+        <w:gridCol w:w="950"/>
+        <w:gridCol w:w="7837"/>
       </w:tblGrid>
       <w:tr>
         <w:trPr>
           <w:tblHeader w:val="false"/>
-          <w:trHeight w:val="380" w:hRule="atLeast"/>
+          <w:trHeight w:val="560" w:hRule="atLeast"/>
         </w:trPr>
         <w:tc>
           <w:tcPr>
-            <w:tcW w:type="dxa" w:w="700"/>
-            <w:shd w:fill="043D20" w:color="auto" w:val="clear"/>
-            <w:tcMar>
-              <w:top w:type="dxa" w:w="60"/>
-              <w:left w:type="dxa" w:w="110"/>
-              <w:bottom w:type="dxa" w:w="60"/>
-              <w:right w:type="dxa" w:w="110"/>
+            <w:tcW w:type="dxa" w:w="950"/>
+            <w:tcBorders>
+              <w:top w:val="none" w:color="auto" w:sz="0"/>
+              <w:left w:val="none" w:color="auto" w:sz="0"/>
+              <w:bottom w:val="single" w:color="C8A45C" w:sz="8"/>
+              <w:right w:val="none" w:color="auto" w:sz="0"/>
+            </w:tcBorders>
+            <w:tcMar>
+              <w:top w:type="dxa" w:w="20"/>
+              <w:left w:type="dxa" w:w="90"/>
+              <w:bottom w:type="dxa" w:w="20"/>
+              <w:right w:type="dxa" w:w="90"/>
             </w:tcMar>
             <w:vAlign w:val="center"/>
           </w:tcPr>
@@ -692,9 +737,9 @@
                 <w:rFonts w:ascii="Dubai" w:cs="Dubai" w:eastAsia="Dubai" w:hAnsi="Dubai"/>
                 <w:b/>
                 <w:bCs/>
-                <w:color w:val="C8A45C"/>
-                <w:sz w:val="21"/>
-                <w:szCs w:val="21"/>
+                <w:color w:val="BEE9D1"/>
+                <w:sz w:val="52"/>
+                <w:szCs w:val="52"/>
                 <w:rtl/>
               </w:rPr>
               <w:t xml:space="preserve">٠٣</w:t>
@@ -703,15 +748,20 @@
         </w:tc>
         <w:tc>
           <w:tcPr>
-            <w:tcW w:type="dxa" w:w="8087"/>
-            <w:shd w:fill="0C8643" w:color="auto" w:val="clear"/>
-            <w:tcMar>
-              <w:top w:type="dxa" w:w="60"/>
-              <w:left w:type="dxa" w:w="110"/>
-              <w:bottom w:type="dxa" w:w="60"/>
-              <w:right w:type="dxa" w:w="110"/>
-            </w:tcMar>
-            <w:vAlign w:val="center"/>
+            <w:tcW w:type="dxa" w:w="7837"/>
+            <w:tcBorders>
+              <w:top w:val="none" w:color="auto" w:sz="0"/>
+              <w:left w:val="none" w:color="auto" w:sz="0"/>
+              <w:bottom w:val="single" w:color="C8A45C" w:sz="8"/>
+              <w:right w:val="none" w:color="auto" w:sz="0"/>
+            </w:tcBorders>
+            <w:tcMar>
+              <w:top w:type="dxa" w:w="20"/>
+              <w:left w:type="dxa" w:w="90"/>
+              <w:bottom w:type="dxa" w:w="20"/>
+              <w:right w:type="dxa" w:w="90"/>
+            </w:tcMar>
+            <w:vAlign w:val="bottom"/>
           </w:tcPr>
           <w:p>
             <w:pPr>
@@ -723,9 +773,9 @@
                 <w:rFonts w:ascii="Dubai" w:cs="Dubai" w:eastAsia="Dubai" w:hAnsi="Dubai"/>
                 <w:b/>
                 <w:bCs/>
-                <w:color w:val="FFFFFF"/>
-                <w:sz w:val="22"/>
-                <w:szCs w:val="22"/>
+                <w:color w:val="043D20"/>
+                <w:sz w:val="26"/>
+                <w:szCs w:val="26"/>
                 <w:rtl/>
               </w:rPr>
               <w:t xml:space="preserve">الاحتياجات التدريبية المطلوبة</w:t>
@@ -739,12 +789,12 @@
         <w:bidiVisual/>
         <w:tblW w:type="dxa" w:w="8787"/>
         <w:tblBorders>
-          <w:top w:val="single" w:color="C9D1CD" w:sz="4"/>
-          <w:left w:val="single" w:color="C9D1CD" w:sz="4"/>
-          <w:bottom w:val="single" w:color="C9D1CD" w:sz="4"/>
-          <w:right w:val="single" w:color="C9D1CD" w:sz="4"/>
-          <w:insideH w:val="single" w:color="C9D1CD" w:sz="4"/>
-          <w:insideV w:val="single" w:color="C9D1CD" w:sz="4"/>
+          <w:top w:val="none" w:color="auto" w:sz="0"/>
+          <w:left w:val="none" w:color="auto" w:sz="0"/>
+          <w:bottom w:val="none" w:color="auto" w:sz="0"/>
+          <w:right w:val="none" w:color="auto" w:sz="0"/>
+          <w:insideH w:val="none" w:color="auto" w:sz="0"/>
+          <w:insideV w:val="none" w:color="auto" w:sz="0"/>
         </w:tblBorders>
         <w:tblLayout w:type="fixed"/>
       </w:tblPr>
@@ -761,17 +811,22 @@
       <w:tr>
         <w:trPr>
           <w:tblHeader/>
-          <w:trHeight w:val="420" w:hRule="atLeast"/>
+          <w:trHeight w:val="400" w:hRule="atLeast"/>
         </w:trPr>
         <w:tc>
           <w:tcPr>
             <w:tcW w:type="dxa" w:w="431"/>
-            <w:shd w:fill="0C8643" w:color="auto" w:val="clear"/>
-            <w:tcMar>
-              <w:top w:type="dxa" w:w="60"/>
-              <w:left w:type="dxa" w:w="110"/>
-              <w:bottom w:type="dxa" w:w="60"/>
-              <w:right w:type="dxa" w:w="110"/>
+            <w:tcBorders>
+              <w:top w:val="none" w:color="auto" w:sz="0"/>
+              <w:left w:val="none" w:color="auto" w:sz="0"/>
+              <w:bottom w:val="single" w:color="0C8643" w:sz="12"/>
+              <w:right w:val="none" w:color="auto" w:sz="0"/>
+            </w:tcBorders>
+            <w:tcMar>
+              <w:top w:type="dxa" w:w="70"/>
+              <w:left w:type="dxa" w:w="90"/>
+              <w:bottom w:type="dxa" w:w="70"/>
+              <w:right w:type="dxa" w:w="90"/>
             </w:tcMar>
             <w:vAlign w:val="center"/>
           </w:tcPr>
@@ -786,9 +841,9 @@
                 <w:rFonts w:ascii="Dubai" w:cs="Dubai" w:eastAsia="Dubai" w:hAnsi="Dubai"/>
                 <w:b/>
                 <w:bCs/>
-                <w:color w:val="FFFFFF"/>
-                <w:sz w:val="19"/>
-                <w:szCs w:val="19"/>
+                <w:color w:val="043D20"/>
+                <w:sz w:val="18"/>
+                <w:szCs w:val="18"/>
                 <w:rtl/>
               </w:rPr>
               <w:t xml:space="preserve">م</w:t>
@@ -798,12 +853,17 @@
         <w:tc>
           <w:tcPr>
             <w:tcW w:type="dxa" w:w="1465"/>
-            <w:shd w:fill="0C8643" w:color="auto" w:val="clear"/>
-            <w:tcMar>
-              <w:top w:type="dxa" w:w="60"/>
-              <w:left w:type="dxa" w:w="110"/>
-              <w:bottom w:type="dxa" w:w="60"/>
-              <w:right w:type="dxa" w:w="110"/>
+            <w:tcBorders>
+              <w:top w:val="none" w:color="auto" w:sz="0"/>
+              <w:left w:val="none" w:color="auto" w:sz="0"/>
+              <w:bottom w:val="single" w:color="0C8643" w:sz="12"/>
+              <w:right w:val="none" w:color="auto" w:sz="0"/>
+            </w:tcBorders>
+            <w:tcMar>
+              <w:top w:type="dxa" w:w="70"/>
+              <w:left w:type="dxa" w:w="90"/>
+              <w:bottom w:type="dxa" w:w="70"/>
+              <w:right w:type="dxa" w:w="90"/>
             </w:tcMar>
             <w:vAlign w:val="center"/>
           </w:tcPr>
@@ -818,9 +878,9 @@
                 <w:rFonts w:ascii="Dubai" w:cs="Dubai" w:eastAsia="Dubai" w:hAnsi="Dubai"/>
                 <w:b/>
                 <w:bCs/>
-                <w:color w:val="FFFFFF"/>
-                <w:sz w:val="19"/>
-                <w:szCs w:val="19"/>
+                <w:color w:val="043D20"/>
+                <w:sz w:val="18"/>
+                <w:szCs w:val="18"/>
                 <w:rtl/>
               </w:rPr>
               <w:t xml:space="preserve">اسم الموظف</w:t>
@@ -830,12 +890,17 @@
         <w:tc>
           <w:tcPr>
             <w:tcW w:type="dxa" w:w="1292"/>
-            <w:shd w:fill="0C8643" w:color="auto" w:val="clear"/>
-            <w:tcMar>
-              <w:top w:type="dxa" w:w="60"/>
-              <w:left w:type="dxa" w:w="110"/>
-              <w:bottom w:type="dxa" w:w="60"/>
-              <w:right w:type="dxa" w:w="110"/>
+            <w:tcBorders>
+              <w:top w:val="none" w:color="auto" w:sz="0"/>
+              <w:left w:val="none" w:color="auto" w:sz="0"/>
+              <w:bottom w:val="single" w:color="0C8643" w:sz="12"/>
+              <w:right w:val="none" w:color="auto" w:sz="0"/>
+            </w:tcBorders>
+            <w:tcMar>
+              <w:top w:type="dxa" w:w="70"/>
+              <w:left w:type="dxa" w:w="90"/>
+              <w:bottom w:type="dxa" w:w="70"/>
+              <w:right w:type="dxa" w:w="90"/>
             </w:tcMar>
             <w:vAlign w:val="center"/>
           </w:tcPr>
@@ -850,9 +915,9 @@
                 <w:rFonts w:ascii="Dubai" w:cs="Dubai" w:eastAsia="Dubai" w:hAnsi="Dubai"/>
                 <w:b/>
                 <w:bCs/>
-                <w:color w:val="FFFFFF"/>
-                <w:sz w:val="19"/>
-                <w:szCs w:val="19"/>
+                <w:color w:val="043D20"/>
+                <w:sz w:val="18"/>
+                <w:szCs w:val="18"/>
                 <w:rtl/>
               </w:rPr>
               <w:t xml:space="preserve">المسمى الوظيفي</w:t>
@@ -862,12 +927,17 @@
         <w:tc>
           <w:tcPr>
             <w:tcW w:type="dxa" w:w="1809"/>
-            <w:shd w:fill="0C8643" w:color="auto" w:val="clear"/>
-            <w:tcMar>
-              <w:top w:type="dxa" w:w="60"/>
-              <w:left w:type="dxa" w:w="110"/>
-              <w:bottom w:type="dxa" w:w="60"/>
-              <w:right w:type="dxa" w:w="110"/>
+            <w:tcBorders>
+              <w:top w:val="none" w:color="auto" w:sz="0"/>
+              <w:left w:val="none" w:color="auto" w:sz="0"/>
+              <w:bottom w:val="single" w:color="0C8643" w:sz="12"/>
+              <w:right w:val="none" w:color="auto" w:sz="0"/>
+            </w:tcBorders>
+            <w:tcMar>
+              <w:top w:type="dxa" w:w="70"/>
+              <w:left w:type="dxa" w:w="90"/>
+              <w:bottom w:type="dxa" w:w="70"/>
+              <w:right w:type="dxa" w:w="90"/>
             </w:tcMar>
             <w:vAlign w:val="center"/>
           </w:tcPr>
@@ -882,9 +952,9 @@
                 <w:rFonts w:ascii="Dubai" w:cs="Dubai" w:eastAsia="Dubai" w:hAnsi="Dubai"/>
                 <w:b/>
                 <w:bCs/>
-                <w:color w:val="FFFFFF"/>
-                <w:sz w:val="19"/>
-                <w:szCs w:val="19"/>
+                <w:color w:val="043D20"/>
+                <w:sz w:val="18"/>
+                <w:szCs w:val="18"/>
                 <w:rtl/>
               </w:rPr>
               <w:t xml:space="preserve">البرنامج التدريبي</w:t>
@@ -894,12 +964,17 @@
         <w:tc>
           <w:tcPr>
             <w:tcW w:type="dxa" w:w="1034"/>
-            <w:shd w:fill="0C8643" w:color="auto" w:val="clear"/>
-            <w:tcMar>
-              <w:top w:type="dxa" w:w="60"/>
-              <w:left w:type="dxa" w:w="110"/>
-              <w:bottom w:type="dxa" w:w="60"/>
-              <w:right w:type="dxa" w:w="110"/>
+            <w:tcBorders>
+              <w:top w:val="none" w:color="auto" w:sz="0"/>
+              <w:left w:val="none" w:color="auto" w:sz="0"/>
+              <w:bottom w:val="single" w:color="0C8643" w:sz="12"/>
+              <w:right w:val="none" w:color="auto" w:sz="0"/>
+            </w:tcBorders>
+            <w:tcMar>
+              <w:top w:type="dxa" w:w="70"/>
+              <w:left w:type="dxa" w:w="90"/>
+              <w:bottom w:type="dxa" w:w="70"/>
+              <w:right w:type="dxa" w:w="90"/>
             </w:tcMar>
             <w:vAlign w:val="center"/>
           </w:tcPr>
@@ -914,9 +989,9 @@
                 <w:rFonts w:ascii="Dubai" w:cs="Dubai" w:eastAsia="Dubai" w:hAnsi="Dubai"/>
                 <w:b/>
                 <w:bCs/>
-                <w:color w:val="FFFFFF"/>
-                <w:sz w:val="19"/>
-                <w:szCs w:val="19"/>
+                <w:color w:val="043D20"/>
+                <w:sz w:val="18"/>
+                <w:szCs w:val="18"/>
                 <w:rtl/>
               </w:rPr>
               <w:t xml:space="preserve">نوع التدريب</w:t>
@@ -926,12 +1001,17 @@
         <w:tc>
           <w:tcPr>
             <w:tcW w:type="dxa" w:w="861"/>
-            <w:shd w:fill="0C8643" w:color="auto" w:val="clear"/>
-            <w:tcMar>
-              <w:top w:type="dxa" w:w="60"/>
-              <w:left w:type="dxa" w:w="110"/>
-              <w:bottom w:type="dxa" w:w="60"/>
-              <w:right w:type="dxa" w:w="110"/>
+            <w:tcBorders>
+              <w:top w:val="none" w:color="auto" w:sz="0"/>
+              <w:left w:val="none" w:color="auto" w:sz="0"/>
+              <w:bottom w:val="single" w:color="0C8643" w:sz="12"/>
+              <w:right w:val="none" w:color="auto" w:sz="0"/>
+            </w:tcBorders>
+            <w:tcMar>
+              <w:top w:type="dxa" w:w="70"/>
+              <w:left w:type="dxa" w:w="90"/>
+              <w:bottom w:type="dxa" w:w="70"/>
+              <w:right w:type="dxa" w:w="90"/>
             </w:tcMar>
             <w:vAlign w:val="center"/>
           </w:tcPr>
@@ -946,9 +1026,9 @@
                 <w:rFonts w:ascii="Dubai" w:cs="Dubai" w:eastAsia="Dubai" w:hAnsi="Dubai"/>
                 <w:b/>
                 <w:bCs/>
-                <w:color w:val="FFFFFF"/>
-                <w:sz w:val="19"/>
-                <w:szCs w:val="19"/>
+                <w:color w:val="043D20"/>
+                <w:sz w:val="18"/>
+                <w:szCs w:val="18"/>
                 <w:rtl/>
               </w:rPr>
               <w:t xml:space="preserve">الأولوية</w:t>
@@ -958,12 +1038,17 @@
         <w:tc>
           <w:tcPr>
             <w:tcW w:type="dxa" w:w="861"/>
-            <w:shd w:fill="0C8643" w:color="auto" w:val="clear"/>
-            <w:tcMar>
-              <w:top w:type="dxa" w:w="60"/>
-              <w:left w:type="dxa" w:w="110"/>
-              <w:bottom w:type="dxa" w:w="60"/>
-              <w:right w:type="dxa" w:w="110"/>
+            <w:tcBorders>
+              <w:top w:val="none" w:color="auto" w:sz="0"/>
+              <w:left w:val="none" w:color="auto" w:sz="0"/>
+              <w:bottom w:val="single" w:color="0C8643" w:sz="12"/>
+              <w:right w:val="none" w:color="auto" w:sz="0"/>
+            </w:tcBorders>
+            <w:tcMar>
+              <w:top w:type="dxa" w:w="70"/>
+              <w:left w:type="dxa" w:w="90"/>
+              <w:bottom w:type="dxa" w:w="70"/>
+              <w:right w:type="dxa" w:w="90"/>
             </w:tcMar>
             <w:vAlign w:val="center"/>
           </w:tcPr>
@@ -978,9 +1063,9 @@
                 <w:rFonts w:ascii="Dubai" w:cs="Dubai" w:eastAsia="Dubai" w:hAnsi="Dubai"/>
                 <w:b/>
                 <w:bCs/>
-                <w:color w:val="FFFFFF"/>
-                <w:sz w:val="19"/>
-                <w:szCs w:val="19"/>
+                <w:color w:val="043D20"/>
+                <w:sz w:val="18"/>
+                <w:szCs w:val="18"/>
                 <w:rtl/>
               </w:rPr>
               <w:t xml:space="preserve">الربع المقترح</w:t>
@@ -990,12 +1075,17 @@
         <w:tc>
           <w:tcPr>
             <w:tcW w:type="dxa" w:w="1034"/>
-            <w:shd w:fill="0C8643" w:color="auto" w:val="clear"/>
-            <w:tcMar>
-              <w:top w:type="dxa" w:w="60"/>
-              <w:left w:type="dxa" w:w="110"/>
-              <w:bottom w:type="dxa" w:w="60"/>
-              <w:right w:type="dxa" w:w="110"/>
+            <w:tcBorders>
+              <w:top w:val="none" w:color="auto" w:sz="0"/>
+              <w:left w:val="none" w:color="auto" w:sz="0"/>
+              <w:bottom w:val="single" w:color="0C8643" w:sz="12"/>
+              <w:right w:val="none" w:color="auto" w:sz="0"/>
+            </w:tcBorders>
+            <w:tcMar>
+              <w:top w:type="dxa" w:w="70"/>
+              <w:left w:type="dxa" w:w="90"/>
+              <w:bottom w:type="dxa" w:w="70"/>
+              <w:right w:type="dxa" w:w="90"/>
             </w:tcMar>
             <w:vAlign w:val="center"/>
           </w:tcPr>
@@ -1010,9 +1100,9 @@
                 <w:rFonts w:ascii="Dubai" w:cs="Dubai" w:eastAsia="Dubai" w:hAnsi="Dubai"/>
                 <w:b/>
                 <w:bCs/>
-                <w:color w:val="FFFFFF"/>
-                <w:sz w:val="19"/>
-                <w:szCs w:val="19"/>
+                <w:color w:val="043D20"/>
+                <w:sz w:val="18"/>
+                <w:szCs w:val="18"/>
                 <w:rtl/>
               </w:rPr>
               <w:t xml:space="preserve">التكلفة التقديرية</w:t>
@@ -1023,17 +1113,22 @@
       <w:tr>
         <w:trPr>
           <w:tblHeader w:val="false"/>
-          <w:trHeight w:val="460" w:hRule="atLeast"/>
+          <w:trHeight w:val="480" w:hRule="atLeast"/>
         </w:trPr>
         <w:tc>
           <w:tcPr>
             <w:tcW w:type="dxa" w:w="431"/>
-            <w:shd w:fill="FFFFFF" w:color="auto" w:val="clear"/>
-            <w:tcMar>
-              <w:top w:type="dxa" w:w="70"/>
-              <w:left w:type="dxa" w:w="110"/>
-              <w:bottom w:type="dxa" w:w="70"/>
-              <w:right w:type="dxa" w:w="110"/>
+            <w:tcBorders>
+              <w:top w:val="none" w:color="auto" w:sz="0"/>
+              <w:left w:val="none" w:color="auto" w:sz="0"/>
+              <w:bottom w:val="single" w:color="E6EAE8" w:sz="4"/>
+              <w:right w:val="none" w:color="auto" w:sz="0"/>
+            </w:tcBorders>
+            <w:tcMar>
+              <w:top w:type="dxa" w:w="60"/>
+              <w:left w:type="dxa" w:w="90"/>
+              <w:bottom w:type="dxa" w:w="60"/>
+              <w:right w:type="dxa" w:w="90"/>
             </w:tcMar>
             <w:vAlign w:val="center"/>
           </w:tcPr>
@@ -1048,9 +1143,9 @@
                 <w:rFonts w:ascii="Dubai" w:cs="Dubai" w:eastAsia="Dubai" w:hAnsi="Dubai"/>
                 <w:b w:val="false"/>
                 <w:bCs w:val="false"/>
-                <w:color w:val="1F2A26"/>
-                <w:sz w:val="19"/>
-                <w:szCs w:val="19"/>
+                <w:color w:val="075E2F"/>
+                <w:sz w:val="18"/>
+                <w:szCs w:val="18"/>
                 <w:rtl/>
               </w:rPr>
               <w:t xml:space="preserve">١</w:t>
@@ -1060,12 +1155,17 @@
         <w:tc>
           <w:tcPr>
             <w:tcW w:type="dxa" w:w="1465"/>
-            <w:shd w:fill="FFFFFF" w:color="auto" w:val="clear"/>
-            <w:tcMar>
-              <w:top w:type="dxa" w:w="70"/>
-              <w:left w:type="dxa" w:w="110"/>
-              <w:bottom w:type="dxa" w:w="70"/>
-              <w:right w:type="dxa" w:w="110"/>
+            <w:tcBorders>
+              <w:top w:val="none" w:color="auto" w:sz="0"/>
+              <w:left w:val="none" w:color="auto" w:sz="0"/>
+              <w:bottom w:val="single" w:color="E6EAE8" w:sz="4"/>
+              <w:right w:val="none" w:color="auto" w:sz="0"/>
+            </w:tcBorders>
+            <w:tcMar>
+              <w:top w:type="dxa" w:w="60"/>
+              <w:left w:type="dxa" w:w="90"/>
+              <w:bottom w:type="dxa" w:w="60"/>
+              <w:right w:type="dxa" w:w="90"/>
             </w:tcMar>
             <w:vAlign w:val="center"/>
           </w:tcPr>
@@ -1080,12 +1180,17 @@
         <w:tc>
           <w:tcPr>
             <w:tcW w:type="dxa" w:w="1292"/>
-            <w:shd w:fill="FFFFFF" w:color="auto" w:val="clear"/>
-            <w:tcMar>
-              <w:top w:type="dxa" w:w="70"/>
-              <w:left w:type="dxa" w:w="110"/>
-              <w:bottom w:type="dxa" w:w="70"/>
-              <w:right w:type="dxa" w:w="110"/>
+            <w:tcBorders>
+              <w:top w:val="none" w:color="auto" w:sz="0"/>
+              <w:left w:val="none" w:color="auto" w:sz="0"/>
+              <w:bottom w:val="single" w:color="E6EAE8" w:sz="4"/>
+              <w:right w:val="none" w:color="auto" w:sz="0"/>
+            </w:tcBorders>
+            <w:tcMar>
+              <w:top w:type="dxa" w:w="60"/>
+              <w:left w:type="dxa" w:w="90"/>
+              <w:bottom w:type="dxa" w:w="60"/>
+              <w:right w:type="dxa" w:w="90"/>
             </w:tcMar>
             <w:vAlign w:val="center"/>
           </w:tcPr>
@@ -1100,12 +1205,17 @@
         <w:tc>
           <w:tcPr>
             <w:tcW w:type="dxa" w:w="1809"/>
-            <w:shd w:fill="FFFFFF" w:color="auto" w:val="clear"/>
-            <w:tcMar>
-              <w:top w:type="dxa" w:w="70"/>
-              <w:left w:type="dxa" w:w="110"/>
-              <w:bottom w:type="dxa" w:w="70"/>
-              <w:right w:type="dxa" w:w="110"/>
+            <w:tcBorders>
+              <w:top w:val="none" w:color="auto" w:sz="0"/>
+              <w:left w:val="none" w:color="auto" w:sz="0"/>
+              <w:bottom w:val="single" w:color="E6EAE8" w:sz="4"/>
+              <w:right w:val="none" w:color="auto" w:sz="0"/>
+            </w:tcBorders>
+            <w:tcMar>
+              <w:top w:type="dxa" w:w="60"/>
+              <w:left w:type="dxa" w:w="90"/>
+              <w:bottom w:type="dxa" w:w="60"/>
+              <w:right w:type="dxa" w:w="90"/>
             </w:tcMar>
             <w:vAlign w:val="center"/>
           </w:tcPr>
@@ -1120,12 +1230,17 @@
         <w:tc>
           <w:tcPr>
             <w:tcW w:type="dxa" w:w="1034"/>
-            <w:shd w:fill="FFFFFF" w:color="auto" w:val="clear"/>
-            <w:tcMar>
-              <w:top w:type="dxa" w:w="70"/>
-              <w:left w:type="dxa" w:w="110"/>
-              <w:bottom w:type="dxa" w:w="70"/>
-              <w:right w:type="dxa" w:w="110"/>
+            <w:tcBorders>
+              <w:top w:val="none" w:color="auto" w:sz="0"/>
+              <w:left w:val="none" w:color="auto" w:sz="0"/>
+              <w:bottom w:val="single" w:color="E6EAE8" w:sz="4"/>
+              <w:right w:val="none" w:color="auto" w:sz="0"/>
+            </w:tcBorders>
+            <w:tcMar>
+              <w:top w:type="dxa" w:w="60"/>
+              <w:left w:type="dxa" w:w="90"/>
+              <w:bottom w:type="dxa" w:w="60"/>
+              <w:right w:type="dxa" w:w="90"/>
             </w:tcMar>
             <w:vAlign w:val="center"/>
           </w:tcPr>
@@ -1140,12 +1255,17 @@
         <w:tc>
           <w:tcPr>
             <w:tcW w:type="dxa" w:w="861"/>
-            <w:shd w:fill="FFFFFF" w:color="auto" w:val="clear"/>
-            <w:tcMar>
-              <w:top w:type="dxa" w:w="70"/>
-              <w:left w:type="dxa" w:w="110"/>
-              <w:bottom w:type="dxa" w:w="70"/>
-              <w:right w:type="dxa" w:w="110"/>
+            <w:tcBorders>
+              <w:top w:val="none" w:color="auto" w:sz="0"/>
+              <w:left w:val="none" w:color="auto" w:sz="0"/>
+              <w:bottom w:val="single" w:color="E6EAE8" w:sz="4"/>
+              <w:right w:val="none" w:color="auto" w:sz="0"/>
+            </w:tcBorders>
+            <w:tcMar>
+              <w:top w:type="dxa" w:w="60"/>
+              <w:left w:type="dxa" w:w="90"/>
+              <w:bottom w:type="dxa" w:w="60"/>
+              <w:right w:type="dxa" w:w="90"/>
             </w:tcMar>
             <w:vAlign w:val="center"/>
           </w:tcPr>
@@ -1160,12 +1280,17 @@
         <w:tc>
           <w:tcPr>
             <w:tcW w:type="dxa" w:w="861"/>
-            <w:shd w:fill="FFFFFF" w:color="auto" w:val="clear"/>
-            <w:tcMar>
-              <w:top w:type="dxa" w:w="70"/>
-              <w:left w:type="dxa" w:w="110"/>
-              <w:bottom w:type="dxa" w:w="70"/>
-              <w:right w:type="dxa" w:w="110"/>
+            <w:tcBorders>
+              <w:top w:val="none" w:color="auto" w:sz="0"/>
+              <w:left w:val="none" w:color="auto" w:sz="0"/>
+              <w:bottom w:val="single" w:color="E6EAE8" w:sz="4"/>
+              <w:right w:val="none" w:color="auto" w:sz="0"/>
+            </w:tcBorders>
+            <w:tcMar>
+              <w:top w:type="dxa" w:w="60"/>
+              <w:left w:type="dxa" w:w="90"/>
+              <w:bottom w:type="dxa" w:w="60"/>
+              <w:right w:type="dxa" w:w="90"/>
             </w:tcMar>
             <w:vAlign w:val="center"/>
           </w:tcPr>
@@ -1180,12 +1305,17 @@
         <w:tc>
           <w:tcPr>
             <w:tcW w:type="dxa" w:w="1034"/>
-            <w:shd w:fill="FFFFFF" w:color="auto" w:val="clear"/>
-            <w:tcMar>
-              <w:top w:type="dxa" w:w="70"/>
-              <w:left w:type="dxa" w:w="110"/>
-              <w:bottom w:type="dxa" w:w="70"/>
-              <w:right w:type="dxa" w:w="110"/>
+            <w:tcBorders>
+              <w:top w:val="none" w:color="auto" w:sz="0"/>
+              <w:left w:val="none" w:color="auto" w:sz="0"/>
+              <w:bottom w:val="single" w:color="E6EAE8" w:sz="4"/>
+              <w:right w:val="none" w:color="auto" w:sz="0"/>
+            </w:tcBorders>
+            <w:tcMar>
+              <w:top w:type="dxa" w:w="60"/>
+              <w:left w:type="dxa" w:w="90"/>
+              <w:bottom w:type="dxa" w:w="60"/>
+              <w:right w:type="dxa" w:w="90"/>
             </w:tcMar>
             <w:vAlign w:val="center"/>
           </w:tcPr>
@@ -1201,17 +1331,22 @@
       <w:tr>
         <w:trPr>
           <w:tblHeader w:val="false"/>
-          <w:trHeight w:val="460" w:hRule="atLeast"/>
+          <w:trHeight w:val="480" w:hRule="atLeast"/>
         </w:trPr>
         <w:tc>
           <w:tcPr>
             <w:tcW w:type="dxa" w:w="431"/>
-            <w:shd w:fill="F4FAF6" w:color="auto" w:val="clear"/>
-            <w:tcMar>
-              <w:top w:type="dxa" w:w="70"/>
-              <w:left w:type="dxa" w:w="110"/>
-              <w:bottom w:type="dxa" w:w="70"/>
-              <w:right w:type="dxa" w:w="110"/>
+            <w:tcBorders>
+              <w:top w:val="none" w:color="auto" w:sz="0"/>
+              <w:left w:val="none" w:color="auto" w:sz="0"/>
+              <w:bottom w:val="single" w:color="E6EAE8" w:sz="4"/>
+              <w:right w:val="none" w:color="auto" w:sz="0"/>
+            </w:tcBorders>
+            <w:tcMar>
+              <w:top w:type="dxa" w:w="60"/>
+              <w:left w:type="dxa" w:w="90"/>
+              <w:bottom w:type="dxa" w:w="60"/>
+              <w:right w:type="dxa" w:w="90"/>
             </w:tcMar>
             <w:vAlign w:val="center"/>
           </w:tcPr>
@@ -1226,9 +1361,9 @@
                 <w:rFonts w:ascii="Dubai" w:cs="Dubai" w:eastAsia="Dubai" w:hAnsi="Dubai"/>
                 <w:b w:val="false"/>
                 <w:bCs w:val="false"/>
-                <w:color w:val="1F2A26"/>
-                <w:sz w:val="19"/>
-                <w:szCs w:val="19"/>
+                <w:color w:val="075E2F"/>
+                <w:sz w:val="18"/>
+                <w:szCs w:val="18"/>
                 <w:rtl/>
               </w:rPr>
               <w:t xml:space="preserve">٢</w:t>
@@ -1238,12 +1373,17 @@
         <w:tc>
           <w:tcPr>
             <w:tcW w:type="dxa" w:w="1465"/>
-            <w:shd w:fill="F4FAF6" w:color="auto" w:val="clear"/>
-            <w:tcMar>
-              <w:top w:type="dxa" w:w="70"/>
-              <w:left w:type="dxa" w:w="110"/>
-              <w:bottom w:type="dxa" w:w="70"/>
-              <w:right w:type="dxa" w:w="110"/>
+            <w:tcBorders>
+              <w:top w:val="none" w:color="auto" w:sz="0"/>
+              <w:left w:val="none" w:color="auto" w:sz="0"/>
+              <w:bottom w:val="single" w:color="E6EAE8" w:sz="4"/>
+              <w:right w:val="none" w:color="auto" w:sz="0"/>
+            </w:tcBorders>
+            <w:tcMar>
+              <w:top w:type="dxa" w:w="60"/>
+              <w:left w:type="dxa" w:w="90"/>
+              <w:bottom w:type="dxa" w:w="60"/>
+              <w:right w:type="dxa" w:w="90"/>
             </w:tcMar>
             <w:vAlign w:val="center"/>
           </w:tcPr>
@@ -1258,12 +1398,17 @@
         <w:tc>
           <w:tcPr>
             <w:tcW w:type="dxa" w:w="1292"/>
-            <w:shd w:fill="F4FAF6" w:color="auto" w:val="clear"/>
-            <w:tcMar>
-              <w:top w:type="dxa" w:w="70"/>
-              <w:left w:type="dxa" w:w="110"/>
-              <w:bottom w:type="dxa" w:w="70"/>
-              <w:right w:type="dxa" w:w="110"/>
+            <w:tcBorders>
+              <w:top w:val="none" w:color="auto" w:sz="0"/>
+              <w:left w:val="none" w:color="auto" w:sz="0"/>
+              <w:bottom w:val="single" w:color="E6EAE8" w:sz="4"/>
+              <w:right w:val="none" w:color="auto" w:sz="0"/>
+            </w:tcBorders>
+            <w:tcMar>
+              <w:top w:type="dxa" w:w="60"/>
+              <w:left w:type="dxa" w:w="90"/>
+              <w:bottom w:type="dxa" w:w="60"/>
+              <w:right w:type="dxa" w:w="90"/>
             </w:tcMar>
             <w:vAlign w:val="center"/>
           </w:tcPr>
@@ -1278,12 +1423,17 @@
         <w:tc>
           <w:tcPr>
             <w:tcW w:type="dxa" w:w="1809"/>
-            <w:shd w:fill="F4FAF6" w:color="auto" w:val="clear"/>
-            <w:tcMar>
-              <w:top w:type="dxa" w:w="70"/>
-              <w:left w:type="dxa" w:w="110"/>
-              <w:bottom w:type="dxa" w:w="70"/>
-              <w:right w:type="dxa" w:w="110"/>
+            <w:tcBorders>
+              <w:top w:val="none" w:color="auto" w:sz="0"/>
+              <w:left w:val="none" w:color="auto" w:sz="0"/>
+              <w:bottom w:val="single" w:color="E6EAE8" w:sz="4"/>
+              <w:right w:val="none" w:color="auto" w:sz="0"/>
+            </w:tcBorders>
+            <w:tcMar>
+              <w:top w:type="dxa" w:w="60"/>
+              <w:left w:type="dxa" w:w="90"/>
+              <w:bottom w:type="dxa" w:w="60"/>
+              <w:right w:type="dxa" w:w="90"/>
             </w:tcMar>
             <w:vAlign w:val="center"/>
           </w:tcPr>
@@ -1298,12 +1448,17 @@
         <w:tc>
           <w:tcPr>
             <w:tcW w:type="dxa" w:w="1034"/>
-            <w:shd w:fill="F4FAF6" w:color="auto" w:val="clear"/>
-            <w:tcMar>
-              <w:top w:type="dxa" w:w="70"/>
-              <w:left w:type="dxa" w:w="110"/>
-              <w:bottom w:type="dxa" w:w="70"/>
-              <w:right w:type="dxa" w:w="110"/>
+            <w:tcBorders>
+              <w:top w:val="none" w:color="auto" w:sz="0"/>
+              <w:left w:val="none" w:color="auto" w:sz="0"/>
+              <w:bottom w:val="single" w:color="E6EAE8" w:sz="4"/>
+              <w:right w:val="none" w:color="auto" w:sz="0"/>
+            </w:tcBorders>
+            <w:tcMar>
+              <w:top w:type="dxa" w:w="60"/>
+              <w:left w:type="dxa" w:w="90"/>
+              <w:bottom w:type="dxa" w:w="60"/>
+              <w:right w:type="dxa" w:w="90"/>
             </w:tcMar>
             <w:vAlign w:val="center"/>
           </w:tcPr>
@@ -1318,12 +1473,17 @@
         <w:tc>
           <w:tcPr>
             <w:tcW w:type="dxa" w:w="861"/>
-            <w:shd w:fill="F4FAF6" w:color="auto" w:val="clear"/>
-            <w:tcMar>
-              <w:top w:type="dxa" w:w="70"/>
-              <w:left w:type="dxa" w:w="110"/>
-              <w:bottom w:type="dxa" w:w="70"/>
-              <w:right w:type="dxa" w:w="110"/>
+            <w:tcBorders>
+              <w:top w:val="none" w:color="auto" w:sz="0"/>
+              <w:left w:val="none" w:color="auto" w:sz="0"/>
+              <w:bottom w:val="single" w:color="E6EAE8" w:sz="4"/>
+              <w:right w:val="none" w:color="auto" w:sz="0"/>
+            </w:tcBorders>
+            <w:tcMar>
+              <w:top w:type="dxa" w:w="60"/>
+              <w:left w:type="dxa" w:w="90"/>
+              <w:bottom w:type="dxa" w:w="60"/>
+              <w:right w:type="dxa" w:w="90"/>
             </w:tcMar>
             <w:vAlign w:val="center"/>
           </w:tcPr>
@@ -1338,12 +1498,17 @@
         <w:tc>
           <w:tcPr>
             <w:tcW w:type="dxa" w:w="861"/>
-            <w:shd w:fill="F4FAF6" w:color="auto" w:val="clear"/>
-            <w:tcMar>
-              <w:top w:type="dxa" w:w="70"/>
-              <w:left w:type="dxa" w:w="110"/>
-              <w:bottom w:type="dxa" w:w="70"/>
-              <w:right w:type="dxa" w:w="110"/>
+            <w:tcBorders>
+              <w:top w:val="none" w:color="auto" w:sz="0"/>
+              <w:left w:val="none" w:color="auto" w:sz="0"/>
+              <w:bottom w:val="single" w:color="E6EAE8" w:sz="4"/>
+              <w:right w:val="none" w:color="auto" w:sz="0"/>
+            </w:tcBorders>
+            <w:tcMar>
+              <w:top w:type="dxa" w:w="60"/>
+              <w:left w:type="dxa" w:w="90"/>
+              <w:bottom w:type="dxa" w:w="60"/>
+              <w:right w:type="dxa" w:w="90"/>
             </w:tcMar>
             <w:vAlign w:val="center"/>
           </w:tcPr>
@@ -1358,12 +1523,17 @@
         <w:tc>
           <w:tcPr>
             <w:tcW w:type="dxa" w:w="1034"/>
-            <w:shd w:fill="F4FAF6" w:color="auto" w:val="clear"/>
-            <w:tcMar>
-              <w:top w:type="dxa" w:w="70"/>
-              <w:left w:type="dxa" w:w="110"/>
-              <w:bottom w:type="dxa" w:w="70"/>
-              <w:right w:type="dxa" w:w="110"/>
+            <w:tcBorders>
+              <w:top w:val="none" w:color="auto" w:sz="0"/>
+              <w:left w:val="none" w:color="auto" w:sz="0"/>
+              <w:bottom w:val="single" w:color="E6EAE8" w:sz="4"/>
+              <w:right w:val="none" w:color="auto" w:sz="0"/>
+            </w:tcBorders>
+            <w:tcMar>
+              <w:top w:type="dxa" w:w="60"/>
+              <w:left w:type="dxa" w:w="90"/>
+              <w:bottom w:type="dxa" w:w="60"/>
+              <w:right w:type="dxa" w:w="90"/>
             </w:tcMar>
             <w:vAlign w:val="center"/>
           </w:tcPr>
@@ -1379,17 +1549,22 @@
       <w:tr>
         <w:trPr>
           <w:tblHeader w:val="false"/>
-          <w:trHeight w:val="460" w:hRule="atLeast"/>
+          <w:trHeight w:val="480" w:hRule="atLeast"/>
         </w:trPr>
         <w:tc>
           <w:tcPr>
             <w:tcW w:type="dxa" w:w="431"/>
-            <w:shd w:fill="FFFFFF" w:color="auto" w:val="clear"/>
-            <w:tcMar>
-              <w:top w:type="dxa" w:w="70"/>
-              <w:left w:type="dxa" w:w="110"/>
-              <w:bottom w:type="dxa" w:w="70"/>
-              <w:right w:type="dxa" w:w="110"/>
+            <w:tcBorders>
+              <w:top w:val="none" w:color="auto" w:sz="0"/>
+              <w:left w:val="none" w:color="auto" w:sz="0"/>
+              <w:bottom w:val="single" w:color="E6EAE8" w:sz="4"/>
+              <w:right w:val="none" w:color="auto" w:sz="0"/>
+            </w:tcBorders>
+            <w:tcMar>
+              <w:top w:type="dxa" w:w="60"/>
+              <w:left w:type="dxa" w:w="90"/>
+              <w:bottom w:type="dxa" w:w="60"/>
+              <w:right w:type="dxa" w:w="90"/>
             </w:tcMar>
             <w:vAlign w:val="center"/>
           </w:tcPr>
@@ -1404,9 +1579,9 @@
                 <w:rFonts w:ascii="Dubai" w:cs="Dubai" w:eastAsia="Dubai" w:hAnsi="Dubai"/>
                 <w:b w:val="false"/>
                 <w:bCs w:val="false"/>
-                <w:color w:val="1F2A26"/>
-                <w:sz w:val="19"/>
-                <w:szCs w:val="19"/>
+                <w:color w:val="075E2F"/>
+                <w:sz w:val="18"/>
+                <w:szCs w:val="18"/>
                 <w:rtl/>
               </w:rPr>
               <w:t xml:space="preserve">٣</w:t>
@@ -1416,12 +1591,17 @@
         <w:tc>
           <w:tcPr>
             <w:tcW w:type="dxa" w:w="1465"/>
-            <w:shd w:fill="FFFFFF" w:color="auto" w:val="clear"/>
-            <w:tcMar>
-              <w:top w:type="dxa" w:w="70"/>
-              <w:left w:type="dxa" w:w="110"/>
-              <w:bottom w:type="dxa" w:w="70"/>
-              <w:right w:type="dxa" w:w="110"/>
+            <w:tcBorders>
+              <w:top w:val="none" w:color="auto" w:sz="0"/>
+              <w:left w:val="none" w:color="auto" w:sz="0"/>
+              <w:bottom w:val="single" w:color="E6EAE8" w:sz="4"/>
+              <w:right w:val="none" w:color="auto" w:sz="0"/>
+            </w:tcBorders>
+            <w:tcMar>
+              <w:top w:type="dxa" w:w="60"/>
+              <w:left w:type="dxa" w:w="90"/>
+              <w:bottom w:type="dxa" w:w="60"/>
+              <w:right w:type="dxa" w:w="90"/>
             </w:tcMar>
             <w:vAlign w:val="center"/>
           </w:tcPr>
@@ -1436,12 +1616,17 @@
         <w:tc>
           <w:tcPr>
             <w:tcW w:type="dxa" w:w="1292"/>
-            <w:shd w:fill="FFFFFF" w:color="auto" w:val="clear"/>
-            <w:tcMar>
-              <w:top w:type="dxa" w:w="70"/>
-              <w:left w:type="dxa" w:w="110"/>
-              <w:bottom w:type="dxa" w:w="70"/>
-              <w:right w:type="dxa" w:w="110"/>
+            <w:tcBorders>
+              <w:top w:val="none" w:color="auto" w:sz="0"/>
+              <w:left w:val="none" w:color="auto" w:sz="0"/>
+              <w:bottom w:val="single" w:color="E6EAE8" w:sz="4"/>
+              <w:right w:val="none" w:color="auto" w:sz="0"/>
+            </w:tcBorders>
+            <w:tcMar>
+              <w:top w:type="dxa" w:w="60"/>
+              <w:left w:type="dxa" w:w="90"/>
+              <w:bottom w:type="dxa" w:w="60"/>
+              <w:right w:type="dxa" w:w="90"/>
             </w:tcMar>
             <w:vAlign w:val="center"/>
           </w:tcPr>
@@ -1456,12 +1641,17 @@
         <w:tc>
           <w:tcPr>
             <w:tcW w:type="dxa" w:w="1809"/>
-            <w:shd w:fill="FFFFFF" w:color="auto" w:val="clear"/>
-            <w:tcMar>
-              <w:top w:type="dxa" w:w="70"/>
-              <w:left w:type="dxa" w:w="110"/>
-              <w:bottom w:type="dxa" w:w="70"/>
-              <w:right w:type="dxa" w:w="110"/>
+            <w:tcBorders>
+              <w:top w:val="none" w:color="auto" w:sz="0"/>
+              <w:left w:val="none" w:color="auto" w:sz="0"/>
+              <w:bottom w:val="single" w:color="E6EAE8" w:sz="4"/>
+              <w:right w:val="none" w:color="auto" w:sz="0"/>
+            </w:tcBorders>
+            <w:tcMar>
+              <w:top w:type="dxa" w:w="60"/>
+              <w:left w:type="dxa" w:w="90"/>
+              <w:bottom w:type="dxa" w:w="60"/>
+              <w:right w:type="dxa" w:w="90"/>
             </w:tcMar>
             <w:vAlign w:val="center"/>
           </w:tcPr>
@@ -1476,12 +1666,17 @@
         <w:tc>
           <w:tcPr>
             <w:tcW w:type="dxa" w:w="1034"/>
-            <w:shd w:fill="FFFFFF" w:color="auto" w:val="clear"/>
-            <w:tcMar>
-              <w:top w:type="dxa" w:w="70"/>
-              <w:left w:type="dxa" w:w="110"/>
-              <w:bottom w:type="dxa" w:w="70"/>
-              <w:right w:type="dxa" w:w="110"/>
+            <w:tcBorders>
+              <w:top w:val="none" w:color="auto" w:sz="0"/>
+              <w:left w:val="none" w:color="auto" w:sz="0"/>
+              <w:bottom w:val="single" w:color="E6EAE8" w:sz="4"/>
+              <w:right w:val="none" w:color="auto" w:sz="0"/>
+            </w:tcBorders>
+            <w:tcMar>
+              <w:top w:type="dxa" w:w="60"/>
+              <w:left w:type="dxa" w:w="90"/>
+              <w:bottom w:type="dxa" w:w="60"/>
+              <w:right w:type="dxa" w:w="90"/>
             </w:tcMar>
             <w:vAlign w:val="center"/>
           </w:tcPr>
@@ -1496,12 +1691,17 @@
         <w:tc>
           <w:tcPr>
             <w:tcW w:type="dxa" w:w="861"/>
-            <w:shd w:fill="FFFFFF" w:color="auto" w:val="clear"/>
-            <w:tcMar>
-              <w:top w:type="dxa" w:w="70"/>
-              <w:left w:type="dxa" w:w="110"/>
-              <w:bottom w:type="dxa" w:w="70"/>
-              <w:right w:type="dxa" w:w="110"/>
+            <w:tcBorders>
+              <w:top w:val="none" w:color="auto" w:sz="0"/>
+              <w:left w:val="none" w:color="auto" w:sz="0"/>
+              <w:bottom w:val="single" w:color="E6EAE8" w:sz="4"/>
+              <w:right w:val="none" w:color="auto" w:sz="0"/>
+            </w:tcBorders>
+            <w:tcMar>
+              <w:top w:type="dxa" w:w="60"/>
+              <w:left w:type="dxa" w:w="90"/>
+              <w:bottom w:type="dxa" w:w="60"/>
+              <w:right w:type="dxa" w:w="90"/>
             </w:tcMar>
             <w:vAlign w:val="center"/>
           </w:tcPr>
@@ -1516,12 +1716,17 @@
         <w:tc>
           <w:tcPr>
             <w:tcW w:type="dxa" w:w="861"/>
-            <w:shd w:fill="FFFFFF" w:color="auto" w:val="clear"/>
-            <w:tcMar>
-              <w:top w:type="dxa" w:w="70"/>
-              <w:left w:type="dxa" w:w="110"/>
-              <w:bottom w:type="dxa" w:w="70"/>
-              <w:right w:type="dxa" w:w="110"/>
+            <w:tcBorders>
+              <w:top w:val="none" w:color="auto" w:sz="0"/>
+              <w:left w:val="none" w:color="auto" w:sz="0"/>
+              <w:bottom w:val="single" w:color="E6EAE8" w:sz="4"/>
+              <w:right w:val="none" w:color="auto" w:sz="0"/>
+            </w:tcBorders>
+            <w:tcMar>
+              <w:top w:type="dxa" w:w="60"/>
+              <w:left w:type="dxa" w:w="90"/>
+              <w:bottom w:type="dxa" w:w="60"/>
+              <w:right w:type="dxa" w:w="90"/>
             </w:tcMar>
             <w:vAlign w:val="center"/>
           </w:tcPr>
@@ -1536,12 +1741,17 @@
         <w:tc>
           <w:tcPr>
             <w:tcW w:type="dxa" w:w="1034"/>
-            <w:shd w:fill="FFFFFF" w:color="auto" w:val="clear"/>
-            <w:tcMar>
-              <w:top w:type="dxa" w:w="70"/>
-              <w:left w:type="dxa" w:w="110"/>
-              <w:bottom w:type="dxa" w:w="70"/>
-              <w:right w:type="dxa" w:w="110"/>
+            <w:tcBorders>
+              <w:top w:val="none" w:color="auto" w:sz="0"/>
+              <w:left w:val="none" w:color="auto" w:sz="0"/>
+              <w:bottom w:val="single" w:color="E6EAE8" w:sz="4"/>
+              <w:right w:val="none" w:color="auto" w:sz="0"/>
+            </w:tcBorders>
+            <w:tcMar>
+              <w:top w:type="dxa" w:w="60"/>
+              <w:left w:type="dxa" w:w="90"/>
+              <w:bottom w:type="dxa" w:w="60"/>
+              <w:right w:type="dxa" w:w="90"/>
             </w:tcMar>
             <w:vAlign w:val="center"/>
           </w:tcPr>
@@ -1557,17 +1767,22 @@
       <w:tr>
         <w:trPr>
           <w:tblHeader w:val="false"/>
-          <w:trHeight w:val="460" w:hRule="atLeast"/>
+          <w:trHeight w:val="480" w:hRule="atLeast"/>
         </w:trPr>
         <w:tc>
           <w:tcPr>
             <w:tcW w:type="dxa" w:w="431"/>
-            <w:shd w:fill="F4FAF6" w:color="auto" w:val="clear"/>
-            <w:tcMar>
-              <w:top w:type="dxa" w:w="70"/>
-              <w:left w:type="dxa" w:w="110"/>
-              <w:bottom w:type="dxa" w:w="70"/>
-              <w:right w:type="dxa" w:w="110"/>
+            <w:tcBorders>
+              <w:top w:val="none" w:color="auto" w:sz="0"/>
+              <w:left w:val="none" w:color="auto" w:sz="0"/>
+              <w:bottom w:val="single" w:color="E6EAE8" w:sz="4"/>
+              <w:right w:val="none" w:color="auto" w:sz="0"/>
+            </w:tcBorders>
+            <w:tcMar>
+              <w:top w:type="dxa" w:w="60"/>
+              <w:left w:type="dxa" w:w="90"/>
+              <w:bottom w:type="dxa" w:w="60"/>
+              <w:right w:type="dxa" w:w="90"/>
             </w:tcMar>
             <w:vAlign w:val="center"/>
           </w:tcPr>
@@ -1582,9 +1797,9 @@
                 <w:rFonts w:ascii="Dubai" w:cs="Dubai" w:eastAsia="Dubai" w:hAnsi="Dubai"/>
                 <w:b w:val="false"/>
                 <w:bCs w:val="false"/>
-                <w:color w:val="1F2A26"/>
-                <w:sz w:val="19"/>
-                <w:szCs w:val="19"/>
+                <w:color w:val="075E2F"/>
+                <w:sz w:val="18"/>
+                <w:szCs w:val="18"/>
                 <w:rtl/>
               </w:rPr>
               <w:t xml:space="preserve">٤</w:t>
@@ -1594,12 +1809,17 @@
         <w:tc>
           <w:tcPr>
             <w:tcW w:type="dxa" w:w="1465"/>
-            <w:shd w:fill="F4FAF6" w:color="auto" w:val="clear"/>
-            <w:tcMar>
-              <w:top w:type="dxa" w:w="70"/>
-              <w:left w:type="dxa" w:w="110"/>
-              <w:bottom w:type="dxa" w:w="70"/>
-              <w:right w:type="dxa" w:w="110"/>
+            <w:tcBorders>
+              <w:top w:val="none" w:color="auto" w:sz="0"/>
+              <w:left w:val="none" w:color="auto" w:sz="0"/>
+              <w:bottom w:val="single" w:color="E6EAE8" w:sz="4"/>
+              <w:right w:val="none" w:color="auto" w:sz="0"/>
+            </w:tcBorders>
+            <w:tcMar>
+              <w:top w:type="dxa" w:w="60"/>
+              <w:left w:type="dxa" w:w="90"/>
+              <w:bottom w:type="dxa" w:w="60"/>
+              <w:right w:type="dxa" w:w="90"/>
             </w:tcMar>
             <w:vAlign w:val="center"/>
           </w:tcPr>
@@ -1614,12 +1834,17 @@
         <w:tc>
           <w:tcPr>
             <w:tcW w:type="dxa" w:w="1292"/>
-            <w:shd w:fill="F4FAF6" w:color="auto" w:val="clear"/>
-            <w:tcMar>
-              <w:top w:type="dxa" w:w="70"/>
-              <w:left w:type="dxa" w:w="110"/>
-              <w:bottom w:type="dxa" w:w="70"/>
-              <w:right w:type="dxa" w:w="110"/>
+            <w:tcBorders>
+              <w:top w:val="none" w:color="auto" w:sz="0"/>
+              <w:left w:val="none" w:color="auto" w:sz="0"/>
+              <w:bottom w:val="single" w:color="E6EAE8" w:sz="4"/>
+              <w:right w:val="none" w:color="auto" w:sz="0"/>
+            </w:tcBorders>
+            <w:tcMar>
+              <w:top w:type="dxa" w:w="60"/>
+              <w:left w:type="dxa" w:w="90"/>
+              <w:bottom w:type="dxa" w:w="60"/>
+              <w:right w:type="dxa" w:w="90"/>
             </w:tcMar>
             <w:vAlign w:val="center"/>
           </w:tcPr>
@@ -1634,12 +1859,17 @@
         <w:tc>
           <w:tcPr>
             <w:tcW w:type="dxa" w:w="1809"/>
-            <w:shd w:fill="F4FAF6" w:color="auto" w:val="clear"/>
-            <w:tcMar>
-              <w:top w:type="dxa" w:w="70"/>
-              <w:left w:type="dxa" w:w="110"/>
-              <w:bottom w:type="dxa" w:w="70"/>
-              <w:right w:type="dxa" w:w="110"/>
+            <w:tcBorders>
+              <w:top w:val="none" w:color="auto" w:sz="0"/>
+              <w:left w:val="none" w:color="auto" w:sz="0"/>
+              <w:bottom w:val="single" w:color="E6EAE8" w:sz="4"/>
+              <w:right w:val="none" w:color="auto" w:sz="0"/>
+            </w:tcBorders>
+            <w:tcMar>
+              <w:top w:type="dxa" w:w="60"/>
+              <w:left w:type="dxa" w:w="90"/>
+              <w:bottom w:type="dxa" w:w="60"/>
+              <w:right w:type="dxa" w:w="90"/>
             </w:tcMar>
             <w:vAlign w:val="center"/>
           </w:tcPr>
@@ -1654,12 +1884,17 @@
         <w:tc>
           <w:tcPr>
             <w:tcW w:type="dxa" w:w="1034"/>
-            <w:shd w:fill="F4FAF6" w:color="auto" w:val="clear"/>
-            <w:tcMar>
-              <w:top w:type="dxa" w:w="70"/>
-              <w:left w:type="dxa" w:w="110"/>
-              <w:bottom w:type="dxa" w:w="70"/>
-              <w:right w:type="dxa" w:w="110"/>
+            <w:tcBorders>
+              <w:top w:val="none" w:color="auto" w:sz="0"/>
+              <w:left w:val="none" w:color="auto" w:sz="0"/>
+              <w:bottom w:val="single" w:color="E6EAE8" w:sz="4"/>
+              <w:right w:val="none" w:color="auto" w:sz="0"/>
+            </w:tcBorders>
+            <w:tcMar>
+              <w:top w:type="dxa" w:w="60"/>
+              <w:left w:type="dxa" w:w="90"/>
+              <w:bottom w:type="dxa" w:w="60"/>
+              <w:right w:type="dxa" w:w="90"/>
             </w:tcMar>
             <w:vAlign w:val="center"/>
           </w:tcPr>
@@ -1674,12 +1909,17 @@
         <w:tc>
           <w:tcPr>
             <w:tcW w:type="dxa" w:w="861"/>
-            <w:shd w:fill="F4FAF6" w:color="auto" w:val="clear"/>
-            <w:tcMar>
-              <w:top w:type="dxa" w:w="70"/>
-              <w:left w:type="dxa" w:w="110"/>
-              <w:bottom w:type="dxa" w:w="70"/>
-              <w:right w:type="dxa" w:w="110"/>
+            <w:tcBorders>
+              <w:top w:val="none" w:color="auto" w:sz="0"/>
+              <w:left w:val="none" w:color="auto" w:sz="0"/>
+              <w:bottom w:val="single" w:color="E6EAE8" w:sz="4"/>
+              <w:right w:val="none" w:color="auto" w:sz="0"/>
+            </w:tcBorders>
+            <w:tcMar>
+              <w:top w:type="dxa" w:w="60"/>
+              <w:left w:type="dxa" w:w="90"/>
+              <w:bottom w:type="dxa" w:w="60"/>
+              <w:right w:type="dxa" w:w="90"/>
             </w:tcMar>
             <w:vAlign w:val="center"/>
           </w:tcPr>
@@ -1694,12 +1934,17 @@
         <w:tc>
           <w:tcPr>
             <w:tcW w:type="dxa" w:w="861"/>
-            <w:shd w:fill="F4FAF6" w:color="auto" w:val="clear"/>
-            <w:tcMar>
-              <w:top w:type="dxa" w:w="70"/>
-              <w:left w:type="dxa" w:w="110"/>
-              <w:bottom w:type="dxa" w:w="70"/>
-              <w:right w:type="dxa" w:w="110"/>
+            <w:tcBorders>
+              <w:top w:val="none" w:color="auto" w:sz="0"/>
+              <w:left w:val="none" w:color="auto" w:sz="0"/>
+              <w:bottom w:val="single" w:color="E6EAE8" w:sz="4"/>
+              <w:right w:val="none" w:color="auto" w:sz="0"/>
+            </w:tcBorders>
+            <w:tcMar>
+              <w:top w:type="dxa" w:w="60"/>
+              <w:left w:type="dxa" w:w="90"/>
+              <w:bottom w:type="dxa" w:w="60"/>
+              <w:right w:type="dxa" w:w="90"/>
             </w:tcMar>
             <w:vAlign w:val="center"/>
           </w:tcPr>
@@ -1714,12 +1959,17 @@
         <w:tc>
           <w:tcPr>
             <w:tcW w:type="dxa" w:w="1034"/>
-            <w:shd w:fill="F4FAF6" w:color="auto" w:val="clear"/>
-            <w:tcMar>
-              <w:top w:type="dxa" w:w="70"/>
-              <w:left w:type="dxa" w:w="110"/>
-              <w:bottom w:type="dxa" w:w="70"/>
-              <w:right w:type="dxa" w:w="110"/>
+            <w:tcBorders>
+              <w:top w:val="none" w:color="auto" w:sz="0"/>
+              <w:left w:val="none" w:color="auto" w:sz="0"/>
+              <w:bottom w:val="single" w:color="E6EAE8" w:sz="4"/>
+              <w:right w:val="none" w:color="auto" w:sz="0"/>
+            </w:tcBorders>
+            <w:tcMar>
+              <w:top w:type="dxa" w:w="60"/>
+              <w:left w:type="dxa" w:w="90"/>
+              <w:bottom w:type="dxa" w:w="60"/>
+              <w:right w:type="dxa" w:w="90"/>
             </w:tcMar>
             <w:vAlign w:val="center"/>
           </w:tcPr>
@@ -1735,17 +1985,22 @@
       <w:tr>
         <w:trPr>
           <w:tblHeader w:val="false"/>
-          <w:trHeight w:val="460" w:hRule="atLeast"/>
+          <w:trHeight w:val="480" w:hRule="atLeast"/>
         </w:trPr>
         <w:tc>
           <w:tcPr>
             <w:tcW w:type="dxa" w:w="431"/>
-            <w:shd w:fill="FFFFFF" w:color="auto" w:val="clear"/>
-            <w:tcMar>
-              <w:top w:type="dxa" w:w="70"/>
-              <w:left w:type="dxa" w:w="110"/>
-              <w:bottom w:type="dxa" w:w="70"/>
-              <w:right w:type="dxa" w:w="110"/>
+            <w:tcBorders>
+              <w:top w:val="none" w:color="auto" w:sz="0"/>
+              <w:left w:val="none" w:color="auto" w:sz="0"/>
+              <w:bottom w:val="single" w:color="E6EAE8" w:sz="4"/>
+              <w:right w:val="none" w:color="auto" w:sz="0"/>
+            </w:tcBorders>
+            <w:tcMar>
+              <w:top w:type="dxa" w:w="60"/>
+              <w:left w:type="dxa" w:w="90"/>
+              <w:bottom w:type="dxa" w:w="60"/>
+              <w:right w:type="dxa" w:w="90"/>
             </w:tcMar>
             <w:vAlign w:val="center"/>
           </w:tcPr>
@@ -1760,9 +2015,9 @@
                 <w:rFonts w:ascii="Dubai" w:cs="Dubai" w:eastAsia="Dubai" w:hAnsi="Dubai"/>
                 <w:b w:val="false"/>
                 <w:bCs w:val="false"/>
-                <w:color w:val="1F2A26"/>
-                <w:sz w:val="19"/>
-                <w:szCs w:val="19"/>
+                <w:color w:val="075E2F"/>
+                <w:sz w:val="18"/>
+                <w:szCs w:val="18"/>
                 <w:rtl/>
               </w:rPr>
               <w:t xml:space="preserve">٥</w:t>
@@ -1772,12 +2027,17 @@
         <w:tc>
           <w:tcPr>
             <w:tcW w:type="dxa" w:w="1465"/>
-            <w:shd w:fill="FFFFFF" w:color="auto" w:val="clear"/>
-            <w:tcMar>
-              <w:top w:type="dxa" w:w="70"/>
-              <w:left w:type="dxa" w:w="110"/>
-              <w:bottom w:type="dxa" w:w="70"/>
-              <w:right w:type="dxa" w:w="110"/>
+            <w:tcBorders>
+              <w:top w:val="none" w:color="auto" w:sz="0"/>
+              <w:left w:val="none" w:color="auto" w:sz="0"/>
+              <w:bottom w:val="single" w:color="E6EAE8" w:sz="4"/>
+              <w:right w:val="none" w:color="auto" w:sz="0"/>
+            </w:tcBorders>
+            <w:tcMar>
+              <w:top w:type="dxa" w:w="60"/>
+              <w:left w:type="dxa" w:w="90"/>
+              <w:bottom w:type="dxa" w:w="60"/>
+              <w:right w:type="dxa" w:w="90"/>
             </w:tcMar>
             <w:vAlign w:val="center"/>
           </w:tcPr>
@@ -1792,12 +2052,17 @@
         <w:tc>
           <w:tcPr>
             <w:tcW w:type="dxa" w:w="1292"/>
-            <w:shd w:fill="FFFFFF" w:color="auto" w:val="clear"/>
-            <w:tcMar>
-              <w:top w:type="dxa" w:w="70"/>
-              <w:left w:type="dxa" w:w="110"/>
-              <w:bottom w:type="dxa" w:w="70"/>
-              <w:right w:type="dxa" w:w="110"/>
+            <w:tcBorders>
+              <w:top w:val="none" w:color="auto" w:sz="0"/>
+              <w:left w:val="none" w:color="auto" w:sz="0"/>
+              <w:bottom w:val="single" w:color="E6EAE8" w:sz="4"/>
+              <w:right w:val="none" w:color="auto" w:sz="0"/>
+            </w:tcBorders>
+            <w:tcMar>
+              <w:top w:type="dxa" w:w="60"/>
+              <w:left w:type="dxa" w:w="90"/>
+              <w:bottom w:type="dxa" w:w="60"/>
+              <w:right w:type="dxa" w:w="90"/>
             </w:tcMar>
             <w:vAlign w:val="center"/>
           </w:tcPr>
@@ -1812,12 +2077,17 @@
         <w:tc>
           <w:tcPr>
             <w:tcW w:type="dxa" w:w="1809"/>
-            <w:shd w:fill="FFFFFF" w:color="auto" w:val="clear"/>
-            <w:tcMar>
-              <w:top w:type="dxa" w:w="70"/>
-              <w:left w:type="dxa" w:w="110"/>
-              <w:bottom w:type="dxa" w:w="70"/>
-              <w:right w:type="dxa" w:w="110"/>
+            <w:tcBorders>
+              <w:top w:val="none" w:color="auto" w:sz="0"/>
+              <w:left w:val="none" w:color="auto" w:sz="0"/>
+              <w:bottom w:val="single" w:color="E6EAE8" w:sz="4"/>
+              <w:right w:val="none" w:color="auto" w:sz="0"/>
+            </w:tcBorders>
+            <w:tcMar>
+              <w:top w:type="dxa" w:w="60"/>
+              <w:left w:type="dxa" w:w="90"/>
+              <w:bottom w:type="dxa" w:w="60"/>
+              <w:right w:type="dxa" w:w="90"/>
             </w:tcMar>
             <w:vAlign w:val="center"/>
           </w:tcPr>
@@ -1832,12 +2102,17 @@
         <w:tc>
           <w:tcPr>
             <w:tcW w:type="dxa" w:w="1034"/>
-            <w:shd w:fill="FFFFFF" w:color="auto" w:val="clear"/>
-            <w:tcMar>
-              <w:top w:type="dxa" w:w="70"/>
-              <w:left w:type="dxa" w:w="110"/>
-              <w:bottom w:type="dxa" w:w="70"/>
-              <w:right w:type="dxa" w:w="110"/>
+            <w:tcBorders>
+              <w:top w:val="none" w:color="auto" w:sz="0"/>
+              <w:left w:val="none" w:color="auto" w:sz="0"/>
+              <w:bottom w:val="single" w:color="E6EAE8" w:sz="4"/>
+              <w:right w:val="none" w:color="auto" w:sz="0"/>
+            </w:tcBorders>
+            <w:tcMar>
+              <w:top w:type="dxa" w:w="60"/>
+              <w:left w:type="dxa" w:w="90"/>
+              <w:bottom w:type="dxa" w:w="60"/>
+              <w:right w:type="dxa" w:w="90"/>
             </w:tcMar>
             <w:vAlign w:val="center"/>
           </w:tcPr>
@@ -1852,12 +2127,17 @@
         <w:tc>
           <w:tcPr>
             <w:tcW w:type="dxa" w:w="861"/>
-            <w:shd w:fill="FFFFFF" w:color="auto" w:val="clear"/>
-            <w:tcMar>
-              <w:top w:type="dxa" w:w="70"/>
-              <w:left w:type="dxa" w:w="110"/>
-              <w:bottom w:type="dxa" w:w="70"/>
-              <w:right w:type="dxa" w:w="110"/>
+            <w:tcBorders>
+              <w:top w:val="none" w:color="auto" w:sz="0"/>
+              <w:left w:val="none" w:color="auto" w:sz="0"/>
+              <w:bottom w:val="single" w:color="E6EAE8" w:sz="4"/>
+              <w:right w:val="none" w:color="auto" w:sz="0"/>
+            </w:tcBorders>
+            <w:tcMar>
+              <w:top w:type="dxa" w:w="60"/>
+              <w:left w:type="dxa" w:w="90"/>
+              <w:bottom w:type="dxa" w:w="60"/>
+              <w:right w:type="dxa" w:w="90"/>
             </w:tcMar>
             <w:vAlign w:val="center"/>
           </w:tcPr>
@@ -1872,12 +2152,17 @@
         <w:tc>
           <w:tcPr>
             <w:tcW w:type="dxa" w:w="861"/>
-            <w:shd w:fill="FFFFFF" w:color="auto" w:val="clear"/>
-            <w:tcMar>
-              <w:top w:type="dxa" w:w="70"/>
-              <w:left w:type="dxa" w:w="110"/>
-              <w:bottom w:type="dxa" w:w="70"/>
-              <w:right w:type="dxa" w:w="110"/>
+            <w:tcBorders>
+              <w:top w:val="none" w:color="auto" w:sz="0"/>
+              <w:left w:val="none" w:color="auto" w:sz="0"/>
+              <w:bottom w:val="single" w:color="E6EAE8" w:sz="4"/>
+              <w:right w:val="none" w:color="auto" w:sz="0"/>
+            </w:tcBorders>
+            <w:tcMar>
+              <w:top w:type="dxa" w:w="60"/>
+              <w:left w:type="dxa" w:w="90"/>
+              <w:bottom w:type="dxa" w:w="60"/>
+              <w:right w:type="dxa" w:w="90"/>
             </w:tcMar>
             <w:vAlign w:val="center"/>
           </w:tcPr>
@@ -1892,12 +2177,17 @@
         <w:tc>
           <w:tcPr>
             <w:tcW w:type="dxa" w:w="1034"/>
-            <w:shd w:fill="FFFFFF" w:color="auto" w:val="clear"/>
-            <w:tcMar>
-              <w:top w:type="dxa" w:w="70"/>
-              <w:left w:type="dxa" w:w="110"/>
-              <w:bottom w:type="dxa" w:w="70"/>
-              <w:right w:type="dxa" w:w="110"/>
+            <w:tcBorders>
+              <w:top w:val="none" w:color="auto" w:sz="0"/>
+              <w:left w:val="none" w:color="auto" w:sz="0"/>
+              <w:bottom w:val="single" w:color="E6EAE8" w:sz="4"/>
+              <w:right w:val="none" w:color="auto" w:sz="0"/>
+            </w:tcBorders>
+            <w:tcMar>
+              <w:top w:type="dxa" w:w="60"/>
+              <w:left w:type="dxa" w:w="90"/>
+              <w:bottom w:type="dxa" w:w="60"/>
+              <w:right w:type="dxa" w:w="90"/>
             </w:tcMar>
             <w:vAlign w:val="center"/>
           </w:tcPr>
@@ -1913,17 +2203,22 @@
       <w:tr>
         <w:trPr>
           <w:tblHeader w:val="false"/>
-          <w:trHeight w:val="460" w:hRule="atLeast"/>
+          <w:trHeight w:val="480" w:hRule="atLeast"/>
         </w:trPr>
         <w:tc>
           <w:tcPr>
             <w:tcW w:type="dxa" w:w="431"/>
-            <w:shd w:fill="F4FAF6" w:color="auto" w:val="clear"/>
-            <w:tcMar>
-              <w:top w:type="dxa" w:w="70"/>
-              <w:left w:type="dxa" w:w="110"/>
-              <w:bottom w:type="dxa" w:w="70"/>
-              <w:right w:type="dxa" w:w="110"/>
+            <w:tcBorders>
+              <w:top w:val="none" w:color="auto" w:sz="0"/>
+              <w:left w:val="none" w:color="auto" w:sz="0"/>
+              <w:bottom w:val="single" w:color="E6EAE8" w:sz="4"/>
+              <w:right w:val="none" w:color="auto" w:sz="0"/>
+            </w:tcBorders>
+            <w:tcMar>
+              <w:top w:type="dxa" w:w="60"/>
+              <w:left w:type="dxa" w:w="90"/>
+              <w:bottom w:type="dxa" w:w="60"/>
+              <w:right w:type="dxa" w:w="90"/>
             </w:tcMar>
             <w:vAlign w:val="center"/>
           </w:tcPr>
@@ -1938,9 +2233,9 @@
                 <w:rFonts w:ascii="Dubai" w:cs="Dubai" w:eastAsia="Dubai" w:hAnsi="Dubai"/>
                 <w:b w:val="false"/>
                 <w:bCs w:val="false"/>
-                <w:color w:val="1F2A26"/>
-                <w:sz w:val="19"/>
-                <w:szCs w:val="19"/>
+                <w:color w:val="075E2F"/>
+                <w:sz w:val="18"/>
+                <w:szCs w:val="18"/>
                 <w:rtl/>
               </w:rPr>
               <w:t xml:space="preserve">٦</w:t>
@@ -1950,12 +2245,17 @@
         <w:tc>
           <w:tcPr>
             <w:tcW w:type="dxa" w:w="1465"/>
-            <w:shd w:fill="F4FAF6" w:color="auto" w:val="clear"/>
-            <w:tcMar>
-              <w:top w:type="dxa" w:w="70"/>
-              <w:left w:type="dxa" w:w="110"/>
-              <w:bottom w:type="dxa" w:w="70"/>
-              <w:right w:type="dxa" w:w="110"/>
+            <w:tcBorders>
+              <w:top w:val="none" w:color="auto" w:sz="0"/>
+              <w:left w:val="none" w:color="auto" w:sz="0"/>
+              <w:bottom w:val="single" w:color="E6EAE8" w:sz="4"/>
+              <w:right w:val="none" w:color="auto" w:sz="0"/>
+            </w:tcBorders>
+            <w:tcMar>
+              <w:top w:type="dxa" w:w="60"/>
+              <w:left w:type="dxa" w:w="90"/>
+              <w:bottom w:type="dxa" w:w="60"/>
+              <w:right w:type="dxa" w:w="90"/>
             </w:tcMar>
             <w:vAlign w:val="center"/>
           </w:tcPr>
@@ -1970,12 +2270,17 @@
         <w:tc>
           <w:tcPr>
             <w:tcW w:type="dxa" w:w="1292"/>
-            <w:shd w:fill="F4FAF6" w:color="auto" w:val="clear"/>
-            <w:tcMar>
-              <w:top w:type="dxa" w:w="70"/>
-              <w:left w:type="dxa" w:w="110"/>
-              <w:bottom w:type="dxa" w:w="70"/>
-              <w:right w:type="dxa" w:w="110"/>
+            <w:tcBorders>
+              <w:top w:val="none" w:color="auto" w:sz="0"/>
+              <w:left w:val="none" w:color="auto" w:sz="0"/>
+              <w:bottom w:val="single" w:color="E6EAE8" w:sz="4"/>
+              <w:right w:val="none" w:color="auto" w:sz="0"/>
+            </w:tcBorders>
+            <w:tcMar>
+              <w:top w:type="dxa" w:w="60"/>
+              <w:left w:type="dxa" w:w="90"/>
+              <w:bottom w:type="dxa" w:w="60"/>
+              <w:right w:type="dxa" w:w="90"/>
             </w:tcMar>
             <w:vAlign w:val="center"/>
           </w:tcPr>
@@ -1990,12 +2295,17 @@
         <w:tc>
           <w:tcPr>
             <w:tcW w:type="dxa" w:w="1809"/>
-            <w:shd w:fill="F4FAF6" w:color="auto" w:val="clear"/>
-            <w:tcMar>
-              <w:top w:type="dxa" w:w="70"/>
-              <w:left w:type="dxa" w:w="110"/>
-              <w:bottom w:type="dxa" w:w="70"/>
-              <w:right w:type="dxa" w:w="110"/>
+            <w:tcBorders>
+              <w:top w:val="none" w:color="auto" w:sz="0"/>
+              <w:left w:val="none" w:color="auto" w:sz="0"/>
+              <w:bottom w:val="single" w:color="E6EAE8" w:sz="4"/>
+              <w:right w:val="none" w:color="auto" w:sz="0"/>
+            </w:tcBorders>
+            <w:tcMar>
+              <w:top w:type="dxa" w:w="60"/>
+              <w:left w:type="dxa" w:w="90"/>
+              <w:bottom w:type="dxa" w:w="60"/>
+              <w:right w:type="dxa" w:w="90"/>
             </w:tcMar>
             <w:vAlign w:val="center"/>
           </w:tcPr>
@@ -2010,12 +2320,17 @@
         <w:tc>
           <w:tcPr>
             <w:tcW w:type="dxa" w:w="1034"/>
-            <w:shd w:fill="F4FAF6" w:color="auto" w:val="clear"/>
-            <w:tcMar>
-              <w:top w:type="dxa" w:w="70"/>
-              <w:left w:type="dxa" w:w="110"/>
-              <w:bottom w:type="dxa" w:w="70"/>
-              <w:right w:type="dxa" w:w="110"/>
+            <w:tcBorders>
+              <w:top w:val="none" w:color="auto" w:sz="0"/>
+              <w:left w:val="none" w:color="auto" w:sz="0"/>
+              <w:bottom w:val="single" w:color="E6EAE8" w:sz="4"/>
+              <w:right w:val="none" w:color="auto" w:sz="0"/>
+            </w:tcBorders>
+            <w:tcMar>
+              <w:top w:type="dxa" w:w="60"/>
+              <w:left w:type="dxa" w:w="90"/>
+              <w:bottom w:type="dxa" w:w="60"/>
+              <w:right w:type="dxa" w:w="90"/>
             </w:tcMar>
             <w:vAlign w:val="center"/>
           </w:tcPr>
@@ -2030,12 +2345,17 @@
         <w:tc>
           <w:tcPr>
             <w:tcW w:type="dxa" w:w="861"/>
-            <w:shd w:fill="F4FAF6" w:color="auto" w:val="clear"/>
-            <w:tcMar>
-              <w:top w:type="dxa" w:w="70"/>
-              <w:left w:type="dxa" w:w="110"/>
-              <w:bottom w:type="dxa" w:w="70"/>
-              <w:right w:type="dxa" w:w="110"/>
+            <w:tcBorders>
+              <w:top w:val="none" w:color="auto" w:sz="0"/>
+              <w:left w:val="none" w:color="auto" w:sz="0"/>
+              <w:bottom w:val="single" w:color="E6EAE8" w:sz="4"/>
+              <w:right w:val="none" w:color="auto" w:sz="0"/>
+            </w:tcBorders>
+            <w:tcMar>
+              <w:top w:type="dxa" w:w="60"/>
+              <w:left w:type="dxa" w:w="90"/>
+              <w:bottom w:type="dxa" w:w="60"/>
+              <w:right w:type="dxa" w:w="90"/>
             </w:tcMar>
             <w:vAlign w:val="center"/>
           </w:tcPr>
@@ -2050,12 +2370,17 @@
         <w:tc>
           <w:tcPr>
             <w:tcW w:type="dxa" w:w="861"/>
-            <w:shd w:fill="F4FAF6" w:color="auto" w:val="clear"/>
-            <w:tcMar>
-              <w:top w:type="dxa" w:w="70"/>
-              <w:left w:type="dxa" w:w="110"/>
-              <w:bottom w:type="dxa" w:w="70"/>
-              <w:right w:type="dxa" w:w="110"/>
+            <w:tcBorders>
+              <w:top w:val="none" w:color="auto" w:sz="0"/>
+              <w:left w:val="none" w:color="auto" w:sz="0"/>
+              <w:bottom w:val="single" w:color="E6EAE8" w:sz="4"/>
+              <w:right w:val="none" w:color="auto" w:sz="0"/>
+            </w:tcBorders>
+            <w:tcMar>
+              <w:top w:type="dxa" w:w="60"/>
+              <w:left w:type="dxa" w:w="90"/>
+              <w:bottom w:type="dxa" w:w="60"/>
+              <w:right w:type="dxa" w:w="90"/>
             </w:tcMar>
             <w:vAlign w:val="center"/>
           </w:tcPr>
@@ -2070,12 +2395,17 @@
         <w:tc>
           <w:tcPr>
             <w:tcW w:type="dxa" w:w="1034"/>
-            <w:shd w:fill="F4FAF6" w:color="auto" w:val="clear"/>
-            <w:tcMar>
-              <w:top w:type="dxa" w:w="70"/>
-              <w:left w:type="dxa" w:w="110"/>
-              <w:bottom w:type="dxa" w:w="70"/>
-              <w:right w:type="dxa" w:w="110"/>
+            <w:tcBorders>
+              <w:top w:val="none" w:color="auto" w:sz="0"/>
+              <w:left w:val="none" w:color="auto" w:sz="0"/>
+              <w:bottom w:val="single" w:color="E6EAE8" w:sz="4"/>
+              <w:right w:val="none" w:color="auto" w:sz="0"/>
+            </w:tcBorders>
+            <w:tcMar>
+              <w:top w:type="dxa" w:w="60"/>
+              <w:left w:type="dxa" w:w="90"/>
+              <w:bottom w:type="dxa" w:w="60"/>
+              <w:right w:type="dxa" w:w="90"/>
             </w:tcMar>
             <w:vAlign w:val="center"/>
           </w:tcPr>
@@ -2091,17 +2421,22 @@
       <w:tr>
         <w:trPr>
           <w:tblHeader w:val="false"/>
-          <w:trHeight w:val="460" w:hRule="atLeast"/>
+          <w:trHeight w:val="480" w:hRule="atLeast"/>
         </w:trPr>
         <w:tc>
           <w:tcPr>
             <w:tcW w:type="dxa" w:w="431"/>
-            <w:shd w:fill="FFFFFF" w:color="auto" w:val="clear"/>
-            <w:tcMar>
-              <w:top w:type="dxa" w:w="70"/>
-              <w:left w:type="dxa" w:w="110"/>
-              <w:bottom w:type="dxa" w:w="70"/>
-              <w:right w:type="dxa" w:w="110"/>
+            <w:tcBorders>
+              <w:top w:val="none" w:color="auto" w:sz="0"/>
+              <w:left w:val="none" w:color="auto" w:sz="0"/>
+              <w:bottom w:val="single" w:color="E6EAE8" w:sz="4"/>
+              <w:right w:val="none" w:color="auto" w:sz="0"/>
+            </w:tcBorders>
+            <w:tcMar>
+              <w:top w:type="dxa" w:w="60"/>
+              <w:left w:type="dxa" w:w="90"/>
+              <w:bottom w:type="dxa" w:w="60"/>
+              <w:right w:type="dxa" w:w="90"/>
             </w:tcMar>
             <w:vAlign w:val="center"/>
           </w:tcPr>
@@ -2116,9 +2451,9 @@
                 <w:rFonts w:ascii="Dubai" w:cs="Dubai" w:eastAsia="Dubai" w:hAnsi="Dubai"/>
                 <w:b w:val="false"/>
                 <w:bCs w:val="false"/>
-                <w:color w:val="1F2A26"/>
-                <w:sz w:val="19"/>
-                <w:szCs w:val="19"/>
+                <w:color w:val="075E2F"/>
+                <w:sz w:val="18"/>
+                <w:szCs w:val="18"/>
                 <w:rtl/>
               </w:rPr>
               <w:t xml:space="preserve">٧</w:t>
@@ -2128,12 +2463,17 @@
         <w:tc>
           <w:tcPr>
             <w:tcW w:type="dxa" w:w="1465"/>
-            <w:shd w:fill="FFFFFF" w:color="auto" w:val="clear"/>
-            <w:tcMar>
-              <w:top w:type="dxa" w:w="70"/>
-              <w:left w:type="dxa" w:w="110"/>
-              <w:bottom w:type="dxa" w:w="70"/>
-              <w:right w:type="dxa" w:w="110"/>
+            <w:tcBorders>
+              <w:top w:val="none" w:color="auto" w:sz="0"/>
+              <w:left w:val="none" w:color="auto" w:sz="0"/>
+              <w:bottom w:val="single" w:color="E6EAE8" w:sz="4"/>
+              <w:right w:val="none" w:color="auto" w:sz="0"/>
+            </w:tcBorders>
+            <w:tcMar>
+              <w:top w:type="dxa" w:w="60"/>
+              <w:left w:type="dxa" w:w="90"/>
+              <w:bottom w:type="dxa" w:w="60"/>
+              <w:right w:type="dxa" w:w="90"/>
             </w:tcMar>
             <w:vAlign w:val="center"/>
           </w:tcPr>
@@ -2148,12 +2488,17 @@
         <w:tc>
           <w:tcPr>
             <w:tcW w:type="dxa" w:w="1292"/>
-            <w:shd w:fill="FFFFFF" w:color="auto" w:val="clear"/>
-            <w:tcMar>
-              <w:top w:type="dxa" w:w="70"/>
-              <w:left w:type="dxa" w:w="110"/>
-              <w:bottom w:type="dxa" w:w="70"/>
-              <w:right w:type="dxa" w:w="110"/>
+            <w:tcBorders>
+              <w:top w:val="none" w:color="auto" w:sz="0"/>
+              <w:left w:val="none" w:color="auto" w:sz="0"/>
+              <w:bottom w:val="single" w:color="E6EAE8" w:sz="4"/>
+              <w:right w:val="none" w:color="auto" w:sz="0"/>
+            </w:tcBorders>
+            <w:tcMar>
+              <w:top w:type="dxa" w:w="60"/>
+              <w:left w:type="dxa" w:w="90"/>
+              <w:bottom w:type="dxa" w:w="60"/>
+              <w:right w:type="dxa" w:w="90"/>
             </w:tcMar>
             <w:vAlign w:val="center"/>
           </w:tcPr>
@@ -2168,12 +2513,17 @@
         <w:tc>
           <w:tcPr>
             <w:tcW w:type="dxa" w:w="1809"/>
-            <w:shd w:fill="FFFFFF" w:color="auto" w:val="clear"/>
-            <w:tcMar>
-              <w:top w:type="dxa" w:w="70"/>
-              <w:left w:type="dxa" w:w="110"/>
-              <w:bottom w:type="dxa" w:w="70"/>
-              <w:right w:type="dxa" w:w="110"/>
+            <w:tcBorders>
+              <w:top w:val="none" w:color="auto" w:sz="0"/>
+              <w:left w:val="none" w:color="auto" w:sz="0"/>
+              <w:bottom w:val="single" w:color="E6EAE8" w:sz="4"/>
+              <w:right w:val="none" w:color="auto" w:sz="0"/>
+            </w:tcBorders>
+            <w:tcMar>
+              <w:top w:type="dxa" w:w="60"/>
+              <w:left w:type="dxa" w:w="90"/>
+              <w:bottom w:type="dxa" w:w="60"/>
+              <w:right w:type="dxa" w:w="90"/>
             </w:tcMar>
             <w:vAlign w:val="center"/>
           </w:tcPr>
@@ -2188,12 +2538,17 @@
         <w:tc>
           <w:tcPr>
             <w:tcW w:type="dxa" w:w="1034"/>
-            <w:shd w:fill="FFFFFF" w:color="auto" w:val="clear"/>
-            <w:tcMar>
-              <w:top w:type="dxa" w:w="70"/>
-              <w:left w:type="dxa" w:w="110"/>
-              <w:bottom w:type="dxa" w:w="70"/>
-              <w:right w:type="dxa" w:w="110"/>
+            <w:tcBorders>
+              <w:top w:val="none" w:color="auto" w:sz="0"/>
+              <w:left w:val="none" w:color="auto" w:sz="0"/>
+              <w:bottom w:val="single" w:color="E6EAE8" w:sz="4"/>
+              <w:right w:val="none" w:color="auto" w:sz="0"/>
+            </w:tcBorders>
+            <w:tcMar>
+              <w:top w:type="dxa" w:w="60"/>
+              <w:left w:type="dxa" w:w="90"/>
+              <w:bottom w:type="dxa" w:w="60"/>
+              <w:right w:type="dxa" w:w="90"/>
             </w:tcMar>
             <w:vAlign w:val="center"/>
           </w:tcPr>
@@ -2208,12 +2563,17 @@
         <w:tc>
           <w:tcPr>
             <w:tcW w:type="dxa" w:w="861"/>
-            <w:shd w:fill="FFFFFF" w:color="auto" w:val="clear"/>
-            <w:tcMar>
-              <w:top w:type="dxa" w:w="70"/>
-              <w:left w:type="dxa" w:w="110"/>
-              <w:bottom w:type="dxa" w:w="70"/>
-              <w:right w:type="dxa" w:w="110"/>
+            <w:tcBorders>
+              <w:top w:val="none" w:color="auto" w:sz="0"/>
+              <w:left w:val="none" w:color="auto" w:sz="0"/>
+              <w:bottom w:val="single" w:color="E6EAE8" w:sz="4"/>
+              <w:right w:val="none" w:color="auto" w:sz="0"/>
+            </w:tcBorders>
+            <w:tcMar>
+              <w:top w:type="dxa" w:w="60"/>
+              <w:left w:type="dxa" w:w="90"/>
+              <w:bottom w:type="dxa" w:w="60"/>
+              <w:right w:type="dxa" w:w="90"/>
             </w:tcMar>
             <w:vAlign w:val="center"/>
           </w:tcPr>
@@ -2228,12 +2588,17 @@
         <w:tc>
           <w:tcPr>
             <w:tcW w:type="dxa" w:w="861"/>
-            <w:shd w:fill="FFFFFF" w:color="auto" w:val="clear"/>
-            <w:tcMar>
-              <w:top w:type="dxa" w:w="70"/>
-              <w:left w:type="dxa" w:w="110"/>
-              <w:bottom w:type="dxa" w:w="70"/>
-              <w:right w:type="dxa" w:w="110"/>
+            <w:tcBorders>
+              <w:top w:val="none" w:color="auto" w:sz="0"/>
+              <w:left w:val="none" w:color="auto" w:sz="0"/>
+              <w:bottom w:val="single" w:color="E6EAE8" w:sz="4"/>
+              <w:right w:val="none" w:color="auto" w:sz="0"/>
+            </w:tcBorders>
+            <w:tcMar>
+              <w:top w:type="dxa" w:w="60"/>
+              <w:left w:type="dxa" w:w="90"/>
+              <w:bottom w:type="dxa" w:w="60"/>
+              <w:right w:type="dxa" w:w="90"/>
             </w:tcMar>
             <w:vAlign w:val="center"/>
           </w:tcPr>
@@ -2248,12 +2613,17 @@
         <w:tc>
           <w:tcPr>
             <w:tcW w:type="dxa" w:w="1034"/>
-            <w:shd w:fill="FFFFFF" w:color="auto" w:val="clear"/>
-            <w:tcMar>
-              <w:top w:type="dxa" w:w="70"/>
-              <w:left w:type="dxa" w:w="110"/>
-              <w:bottom w:type="dxa" w:w="70"/>
-              <w:right w:type="dxa" w:w="110"/>
+            <w:tcBorders>
+              <w:top w:val="none" w:color="auto" w:sz="0"/>
+              <w:left w:val="none" w:color="auto" w:sz="0"/>
+              <w:bottom w:val="single" w:color="E6EAE8" w:sz="4"/>
+              <w:right w:val="none" w:color="auto" w:sz="0"/>
+            </w:tcBorders>
+            <w:tcMar>
+              <w:top w:type="dxa" w:w="60"/>
+              <w:left w:type="dxa" w:w="90"/>
+              <w:bottom w:type="dxa" w:w="60"/>
+              <w:right w:type="dxa" w:w="90"/>
             </w:tcMar>
             <w:vAlign w:val="center"/>
           </w:tcPr>
@@ -2269,17 +2639,22 @@
       <w:tr>
         <w:trPr>
           <w:tblHeader w:val="false"/>
-          <w:trHeight w:val="460" w:hRule="atLeast"/>
+          <w:trHeight w:val="480" w:hRule="atLeast"/>
         </w:trPr>
         <w:tc>
           <w:tcPr>
             <w:tcW w:type="dxa" w:w="431"/>
-            <w:shd w:fill="F4FAF6" w:color="auto" w:val="clear"/>
-            <w:tcMar>
-              <w:top w:type="dxa" w:w="70"/>
-              <w:left w:type="dxa" w:w="110"/>
-              <w:bottom w:type="dxa" w:w="70"/>
-              <w:right w:type="dxa" w:w="110"/>
+            <w:tcBorders>
+              <w:top w:val="none" w:color="auto" w:sz="0"/>
+              <w:left w:val="none" w:color="auto" w:sz="0"/>
+              <w:bottom w:val="single" w:color="E6EAE8" w:sz="4"/>
+              <w:right w:val="none" w:color="auto" w:sz="0"/>
+            </w:tcBorders>
+            <w:tcMar>
+              <w:top w:type="dxa" w:w="60"/>
+              <w:left w:type="dxa" w:w="90"/>
+              <w:bottom w:type="dxa" w:w="60"/>
+              <w:right w:type="dxa" w:w="90"/>
             </w:tcMar>
             <w:vAlign w:val="center"/>
           </w:tcPr>
@@ -2294,9 +2669,9 @@
                 <w:rFonts w:ascii="Dubai" w:cs="Dubai" w:eastAsia="Dubai" w:hAnsi="Dubai"/>
                 <w:b w:val="false"/>
                 <w:bCs w:val="false"/>
-                <w:color w:val="1F2A26"/>
-                <w:sz w:val="19"/>
-                <w:szCs w:val="19"/>
+                <w:color w:val="075E2F"/>
+                <w:sz w:val="18"/>
+                <w:szCs w:val="18"/>
                 <w:rtl/>
               </w:rPr>
               <w:t xml:space="preserve">٨</w:t>
@@ -2306,12 +2681,17 @@
         <w:tc>
           <w:tcPr>
             <w:tcW w:type="dxa" w:w="1465"/>
-            <w:shd w:fill="F4FAF6" w:color="auto" w:val="clear"/>
-            <w:tcMar>
-              <w:top w:type="dxa" w:w="70"/>
-              <w:left w:type="dxa" w:w="110"/>
-              <w:bottom w:type="dxa" w:w="70"/>
-              <w:right w:type="dxa" w:w="110"/>
+            <w:tcBorders>
+              <w:top w:val="none" w:color="auto" w:sz="0"/>
+              <w:left w:val="none" w:color="auto" w:sz="0"/>
+              <w:bottom w:val="single" w:color="E6EAE8" w:sz="4"/>
+              <w:right w:val="none" w:color="auto" w:sz="0"/>
+            </w:tcBorders>
+            <w:tcMar>
+              <w:top w:type="dxa" w:w="60"/>
+              <w:left w:type="dxa" w:w="90"/>
+              <w:bottom w:type="dxa" w:w="60"/>
+              <w:right w:type="dxa" w:w="90"/>
             </w:tcMar>
             <w:vAlign w:val="center"/>
           </w:tcPr>
@@ -2326,12 +2706,17 @@
         <w:tc>
           <w:tcPr>
             <w:tcW w:type="dxa" w:w="1292"/>
-            <w:shd w:fill="F4FAF6" w:color="auto" w:val="clear"/>
-            <w:tcMar>
-              <w:top w:type="dxa" w:w="70"/>
-              <w:left w:type="dxa" w:w="110"/>
-              <w:bottom w:type="dxa" w:w="70"/>
-              <w:right w:type="dxa" w:w="110"/>
+            <w:tcBorders>
+              <w:top w:val="none" w:color="auto" w:sz="0"/>
+              <w:left w:val="none" w:color="auto" w:sz="0"/>
+              <w:bottom w:val="single" w:color="E6EAE8" w:sz="4"/>
+              <w:right w:val="none" w:color="auto" w:sz="0"/>
+            </w:tcBorders>
+            <w:tcMar>
+              <w:top w:type="dxa" w:w="60"/>
+              <w:left w:type="dxa" w:w="90"/>
+              <w:bottom w:type="dxa" w:w="60"/>
+              <w:right w:type="dxa" w:w="90"/>
             </w:tcMar>
             <w:vAlign w:val="center"/>
           </w:tcPr>
@@ -2346,12 +2731,17 @@
         <w:tc>
           <w:tcPr>
             <w:tcW w:type="dxa" w:w="1809"/>
-            <w:shd w:fill="F4FAF6" w:color="auto" w:val="clear"/>
-            <w:tcMar>
-              <w:top w:type="dxa" w:w="70"/>
-              <w:left w:type="dxa" w:w="110"/>
-              <w:bottom w:type="dxa" w:w="70"/>
-              <w:right w:type="dxa" w:w="110"/>
+            <w:tcBorders>
+              <w:top w:val="none" w:color="auto" w:sz="0"/>
+              <w:left w:val="none" w:color="auto" w:sz="0"/>
+              <w:bottom w:val="single" w:color="E6EAE8" w:sz="4"/>
+              <w:right w:val="none" w:color="auto" w:sz="0"/>
+            </w:tcBorders>
+            <w:tcMar>
+              <w:top w:type="dxa" w:w="60"/>
+              <w:left w:type="dxa" w:w="90"/>
+              <w:bottom w:type="dxa" w:w="60"/>
+              <w:right w:type="dxa" w:w="90"/>
             </w:tcMar>
             <w:vAlign w:val="center"/>
           </w:tcPr>
@@ -2366,12 +2756,17 @@
         <w:tc>
           <w:tcPr>
             <w:tcW w:type="dxa" w:w="1034"/>
-            <w:shd w:fill="F4FAF6" w:color="auto" w:val="clear"/>
-            <w:tcMar>
-              <w:top w:type="dxa" w:w="70"/>
-              <w:left w:type="dxa" w:w="110"/>
-              <w:bottom w:type="dxa" w:w="70"/>
-              <w:right w:type="dxa" w:w="110"/>
+            <w:tcBorders>
+              <w:top w:val="none" w:color="auto" w:sz="0"/>
+              <w:left w:val="none" w:color="auto" w:sz="0"/>
+              <w:bottom w:val="single" w:color="E6EAE8" w:sz="4"/>
+              <w:right w:val="none" w:color="auto" w:sz="0"/>
+            </w:tcBorders>
+            <w:tcMar>
+              <w:top w:type="dxa" w:w="60"/>
+              <w:left w:type="dxa" w:w="90"/>
+              <w:bottom w:type="dxa" w:w="60"/>
+              <w:right w:type="dxa" w:w="90"/>
             </w:tcMar>
             <w:vAlign w:val="center"/>
           </w:tcPr>
@@ -2386,12 +2781,17 @@
         <w:tc>
           <w:tcPr>
             <w:tcW w:type="dxa" w:w="861"/>
-            <w:shd w:fill="F4FAF6" w:color="auto" w:val="clear"/>
-            <w:tcMar>
-              <w:top w:type="dxa" w:w="70"/>
-              <w:left w:type="dxa" w:w="110"/>
-              <w:bottom w:type="dxa" w:w="70"/>
-              <w:right w:type="dxa" w:w="110"/>
+            <w:tcBorders>
+              <w:top w:val="none" w:color="auto" w:sz="0"/>
+              <w:left w:val="none" w:color="auto" w:sz="0"/>
+              <w:bottom w:val="single" w:color="E6EAE8" w:sz="4"/>
+              <w:right w:val="none" w:color="auto" w:sz="0"/>
+            </w:tcBorders>
+            <w:tcMar>
+              <w:top w:type="dxa" w:w="60"/>
+              <w:left w:type="dxa" w:w="90"/>
+              <w:bottom w:type="dxa" w:w="60"/>
+              <w:right w:type="dxa" w:w="90"/>
             </w:tcMar>
             <w:vAlign w:val="center"/>
           </w:tcPr>
@@ -2406,12 +2806,17 @@
         <w:tc>
           <w:tcPr>
             <w:tcW w:type="dxa" w:w="861"/>
-            <w:shd w:fill="F4FAF6" w:color="auto" w:val="clear"/>
-            <w:tcMar>
-              <w:top w:type="dxa" w:w="70"/>
-              <w:left w:type="dxa" w:w="110"/>
-              <w:bottom w:type="dxa" w:w="70"/>
-              <w:right w:type="dxa" w:w="110"/>
+            <w:tcBorders>
+              <w:top w:val="none" w:color="auto" w:sz="0"/>
+              <w:left w:val="none" w:color="auto" w:sz="0"/>
+              <w:bottom w:val="single" w:color="E6EAE8" w:sz="4"/>
+              <w:right w:val="none" w:color="auto" w:sz="0"/>
+            </w:tcBorders>
+            <w:tcMar>
+              <w:top w:type="dxa" w:w="60"/>
+              <w:left w:type="dxa" w:w="90"/>
+              <w:bottom w:type="dxa" w:w="60"/>
+              <w:right w:type="dxa" w:w="90"/>
             </w:tcMar>
             <w:vAlign w:val="center"/>
           </w:tcPr>
@@ -2426,12 +2831,17 @@
         <w:tc>
           <w:tcPr>
             <w:tcW w:type="dxa" w:w="1034"/>
-            <w:shd w:fill="F4FAF6" w:color="auto" w:val="clear"/>
-            <w:tcMar>
-              <w:top w:type="dxa" w:w="70"/>
-              <w:left w:type="dxa" w:w="110"/>
-              <w:bottom w:type="dxa" w:w="70"/>
-              <w:right w:type="dxa" w:w="110"/>
+            <w:tcBorders>
+              <w:top w:val="none" w:color="auto" w:sz="0"/>
+              <w:left w:val="none" w:color="auto" w:sz="0"/>
+              <w:bottom w:val="single" w:color="E6EAE8" w:sz="4"/>
+              <w:right w:val="none" w:color="auto" w:sz="0"/>
+            </w:tcBorders>
+            <w:tcMar>
+              <w:top w:type="dxa" w:w="60"/>
+              <w:left w:type="dxa" w:w="90"/>
+              <w:bottom w:type="dxa" w:w="60"/>
+              <w:right w:type="dxa" w:w="90"/>
             </w:tcMar>
             <w:vAlign w:val="center"/>
           </w:tcPr>
@@ -2472,7 +2882,7 @@
     <w:p>
       <w:pPr>
         <w:bidi/>
-        <w:spacing w:after="140" w:before="0"/>
+        <w:spacing w:after="160" w:before="0"/>
       </w:pPr>
     </w:p>
     <w:tbl>
@@ -2490,23 +2900,28 @@
         <w:tblLayout w:type="fixed"/>
       </w:tblPr>
       <w:tblGrid>
-        <w:gridCol w:w="700"/>
-        <w:gridCol w:w="8087"/>
+        <w:gridCol w:w="950"/>
+        <w:gridCol w:w="7837"/>
       </w:tblGrid>
       <w:tr>
         <w:trPr>
           <w:tblHeader w:val="false"/>
-          <w:trHeight w:val="380" w:hRule="atLeast"/>
+          <w:trHeight w:val="560" w:hRule="atLeast"/>
         </w:trPr>
         <w:tc>
           <w:tcPr>
-            <w:tcW w:type="dxa" w:w="700"/>
-            <w:shd w:fill="043D20" w:color="auto" w:val="clear"/>
-            <w:tcMar>
-              <w:top w:type="dxa" w:w="60"/>
-              <w:left w:type="dxa" w:w="110"/>
-              <w:bottom w:type="dxa" w:w="60"/>
-              <w:right w:type="dxa" w:w="110"/>
+            <w:tcW w:type="dxa" w:w="950"/>
+            <w:tcBorders>
+              <w:top w:val="none" w:color="auto" w:sz="0"/>
+              <w:left w:val="none" w:color="auto" w:sz="0"/>
+              <w:bottom w:val="single" w:color="C8A45C" w:sz="8"/>
+              <w:right w:val="none" w:color="auto" w:sz="0"/>
+            </w:tcBorders>
+            <w:tcMar>
+              <w:top w:type="dxa" w:w="20"/>
+              <w:left w:type="dxa" w:w="90"/>
+              <w:bottom w:type="dxa" w:w="20"/>
+              <w:right w:type="dxa" w:w="90"/>
             </w:tcMar>
             <w:vAlign w:val="center"/>
           </w:tcPr>
@@ -2521,9 +2936,9 @@
                 <w:rFonts w:ascii="Dubai" w:cs="Dubai" w:eastAsia="Dubai" w:hAnsi="Dubai"/>
                 <w:b/>
                 <w:bCs/>
-                <w:color w:val="C8A45C"/>
-                <w:sz w:val="21"/>
-                <w:szCs w:val="21"/>
+                <w:color w:val="BEE9D1"/>
+                <w:sz w:val="52"/>
+                <w:szCs w:val="52"/>
                 <w:rtl/>
               </w:rPr>
               <w:t xml:space="preserve">٠٤</w:t>
@@ -2532,15 +2947,20 @@
         </w:tc>
         <w:tc>
           <w:tcPr>
-            <w:tcW w:type="dxa" w:w="8087"/>
-            <w:shd w:fill="0C8643" w:color="auto" w:val="clear"/>
-            <w:tcMar>
-              <w:top w:type="dxa" w:w="60"/>
-              <w:left w:type="dxa" w:w="110"/>
-              <w:bottom w:type="dxa" w:w="60"/>
-              <w:right w:type="dxa" w:w="110"/>
-            </w:tcMar>
-            <w:vAlign w:val="center"/>
+            <w:tcW w:type="dxa" w:w="7837"/>
+            <w:tcBorders>
+              <w:top w:val="none" w:color="auto" w:sz="0"/>
+              <w:left w:val="none" w:color="auto" w:sz="0"/>
+              <w:bottom w:val="single" w:color="C8A45C" w:sz="8"/>
+              <w:right w:val="none" w:color="auto" w:sz="0"/>
+            </w:tcBorders>
+            <w:tcMar>
+              <w:top w:type="dxa" w:w="20"/>
+              <w:left w:type="dxa" w:w="90"/>
+              <w:bottom w:type="dxa" w:w="20"/>
+              <w:right w:type="dxa" w:w="90"/>
+            </w:tcMar>
+            <w:vAlign w:val="bottom"/>
           </w:tcPr>
           <w:p>
             <w:pPr>
@@ -2552,9 +2972,9 @@
                 <w:rFonts w:ascii="Dubai" w:cs="Dubai" w:eastAsia="Dubai" w:hAnsi="Dubai"/>
                 <w:b/>
                 <w:bCs/>
-                <w:color w:val="FFFFFF"/>
-                <w:sz w:val="22"/>
-                <w:szCs w:val="22"/>
+                <w:color w:val="043D20"/>
+                <w:sz w:val="26"/>
+                <w:szCs w:val="26"/>
                 <w:rtl/>
               </w:rPr>
               <w:t xml:space="preserve">الفجوة المستهدفة ومبررات الاحتياج</w:t>
@@ -2568,12 +2988,12 @@
         <w:bidiVisual/>
         <w:tblW w:type="dxa" w:w="8787"/>
         <w:tblBorders>
-          <w:top w:val="single" w:color="C9D1CD" w:sz="4"/>
-          <w:left w:val="single" w:color="C9D1CD" w:sz="4"/>
-          <w:bottom w:val="single" w:color="C9D1CD" w:sz="4"/>
-          <w:right w:val="single" w:color="C9D1CD" w:sz="4"/>
-          <w:insideH w:val="single" w:color="C9D1CD" w:sz="4"/>
-          <w:insideV w:val="single" w:color="C9D1CD" w:sz="4"/>
+          <w:top w:val="none" w:color="auto" w:sz="0"/>
+          <w:left w:val="none" w:color="auto" w:sz="0"/>
+          <w:bottom w:val="none" w:color="auto" w:sz="0"/>
+          <w:right w:val="none" w:color="auto" w:sz="0"/>
+          <w:insideH w:val="none" w:color="auto" w:sz="0"/>
+          <w:insideV w:val="none" w:color="auto" w:sz="0"/>
         </w:tblBorders>
         <w:tblLayout w:type="fixed"/>
       </w:tblPr>
@@ -2583,23 +3003,28 @@
       <w:tr>
         <w:trPr>
           <w:tblHeader w:val="false"/>
-          <w:trHeight w:val="1200" w:hRule="atLeast"/>
         </w:trPr>
         <w:tc>
           <w:tcPr>
             <w:tcW w:type="dxa" w:w="8787"/>
-            <w:tcMar>
-              <w:top w:type="dxa" w:w="90"/>
-              <w:left w:type="dxa" w:w="140"/>
-              <w:bottom w:type="dxa" w:w="90"/>
-              <w:right w:type="dxa" w:w="140"/>
+            <w:tcBorders>
+              <w:top w:val="none" w:color="auto" w:sz="0"/>
+              <w:left w:val="none" w:color="auto" w:sz="0"/>
+              <w:bottom w:val="none" w:color="auto" w:sz="0"/>
+              <w:right w:val="none" w:color="auto" w:sz="0"/>
+            </w:tcBorders>
+            <w:tcMar>
+              <w:top w:type="dxa" w:w="40"/>
+              <w:left w:type="dxa" w:w="20"/>
+              <w:bottom w:type="dxa" w:w="40"/>
+              <w:right w:type="dxa" w:w="20"/>
             </w:tcMar>
             <w:vAlign w:val="top"/>
           </w:tcPr>
           <w:p>
             <w:pPr>
               <w:bidi/>
-              <w:spacing w:after="0" w:before="0"/>
+              <w:spacing w:after="40" w:before="0"/>
             </w:pPr>
             <w:r>
               <w:rPr>
@@ -2607,12 +3032,39 @@
                 <w:b w:val="false"/>
                 <w:bCs w:val="false"/>
                 <w:color w:val="6B7873"/>
-                <w:sz w:val="16"/>
-                <w:szCs w:val="16"/>
+                <w:sz w:val="15"/>
+                <w:szCs w:val="15"/>
                 <w:rtl/>
               </w:rPr>
               <w:t xml:space="preserve">ما الفجوة في الأداء أو الجدارات التي يعالجها هذا التدريب؟ وما أثره المتوقع؟</w:t>
             </w:r>
+          </w:p>
+          <w:p>
+            <w:pPr>
+              <w:pBdr>
+                <w:bottom w:val="single" w:color="C9D1CD" w:sz="6"/>
+              </w:pBdr>
+              <w:bidi/>
+              <w:spacing w:after="0" w:before="340"/>
+            </w:pPr>
+          </w:p>
+          <w:p>
+            <w:pPr>
+              <w:pBdr>
+                <w:bottom w:val="single" w:color="C9D1CD" w:sz="6"/>
+              </w:pBdr>
+              <w:bidi/>
+              <w:spacing w:after="0" w:before="340"/>
+            </w:pPr>
+          </w:p>
+          <w:p>
+            <w:pPr>
+              <w:pBdr>
+                <w:bottom w:val="single" w:color="C9D1CD" w:sz="6"/>
+              </w:pBdr>
+              <w:bidi/>
+              <w:spacing w:after="0" w:before="340"/>
+            </w:pPr>
           </w:p>
         </w:tc>
       </w:tr>
@@ -2620,7 +3072,7 @@
     <w:p>
       <w:pPr>
         <w:bidi/>
-        <w:spacing w:after="140" w:before="0"/>
+        <w:spacing w:after="160" w:before="0"/>
       </w:pPr>
     </w:p>
     <w:tbl>
@@ -2638,23 +3090,28 @@
         <w:tblLayout w:type="fixed"/>
       </w:tblPr>
       <w:tblGrid>
-        <w:gridCol w:w="700"/>
-        <w:gridCol w:w="8087"/>
+        <w:gridCol w:w="950"/>
+        <w:gridCol w:w="7837"/>
       </w:tblGrid>
       <w:tr>
         <w:trPr>
           <w:tblHeader w:val="false"/>
-          <w:trHeight w:val="380" w:hRule="atLeast"/>
+          <w:trHeight w:val="560" w:hRule="atLeast"/>
         </w:trPr>
         <w:tc>
           <w:tcPr>
-            <w:tcW w:type="dxa" w:w="700"/>
-            <w:shd w:fill="043D20" w:color="auto" w:val="clear"/>
-            <w:tcMar>
-              <w:top w:type="dxa" w:w="60"/>
-              <w:left w:type="dxa" w:w="110"/>
-              <w:bottom w:type="dxa" w:w="60"/>
-              <w:right w:type="dxa" w:w="110"/>
+            <w:tcW w:type="dxa" w:w="950"/>
+            <w:tcBorders>
+              <w:top w:val="none" w:color="auto" w:sz="0"/>
+              <w:left w:val="none" w:color="auto" w:sz="0"/>
+              <w:bottom w:val="single" w:color="C8A45C" w:sz="8"/>
+              <w:right w:val="none" w:color="auto" w:sz="0"/>
+            </w:tcBorders>
+            <w:tcMar>
+              <w:top w:type="dxa" w:w="20"/>
+              <w:left w:type="dxa" w:w="90"/>
+              <w:bottom w:type="dxa" w:w="20"/>
+              <w:right w:type="dxa" w:w="90"/>
             </w:tcMar>
             <w:vAlign w:val="center"/>
           </w:tcPr>
@@ -2669,9 +3126,9 @@
                 <w:rFonts w:ascii="Dubai" w:cs="Dubai" w:eastAsia="Dubai" w:hAnsi="Dubai"/>
                 <w:b/>
                 <w:bCs/>
-                <w:color w:val="C8A45C"/>
-                <w:sz w:val="21"/>
-                <w:szCs w:val="21"/>
+                <w:color w:val="BEE9D1"/>
+                <w:sz w:val="52"/>
+                <w:szCs w:val="52"/>
                 <w:rtl/>
               </w:rPr>
               <w:t xml:space="preserve">٠٥</w:t>
@@ -2680,15 +3137,20 @@
         </w:tc>
         <w:tc>
           <w:tcPr>
-            <w:tcW w:type="dxa" w:w="8087"/>
-            <w:shd w:fill="0C8643" w:color="auto" w:val="clear"/>
-            <w:tcMar>
-              <w:top w:type="dxa" w:w="60"/>
-              <w:left w:type="dxa" w:w="110"/>
-              <w:bottom w:type="dxa" w:w="60"/>
-              <w:right w:type="dxa" w:w="110"/>
-            </w:tcMar>
-            <w:vAlign w:val="center"/>
+            <w:tcW w:type="dxa" w:w="7837"/>
+            <w:tcBorders>
+              <w:top w:val="none" w:color="auto" w:sz="0"/>
+              <w:left w:val="none" w:color="auto" w:sz="0"/>
+              <w:bottom w:val="single" w:color="C8A45C" w:sz="8"/>
+              <w:right w:val="none" w:color="auto" w:sz="0"/>
+            </w:tcBorders>
+            <w:tcMar>
+              <w:top w:type="dxa" w:w="20"/>
+              <w:left w:type="dxa" w:w="90"/>
+              <w:bottom w:type="dxa" w:w="20"/>
+              <w:right w:type="dxa" w:w="90"/>
+            </w:tcMar>
+            <w:vAlign w:val="bottom"/>
           </w:tcPr>
           <w:p>
             <w:pPr>
@@ -2700,9 +3162,9 @@
                 <w:rFonts w:ascii="Dubai" w:cs="Dubai" w:eastAsia="Dubai" w:hAnsi="Dubai"/>
                 <w:b/>
                 <w:bCs/>
-                <w:color w:val="FFFFFF"/>
-                <w:sz w:val="22"/>
-                <w:szCs w:val="22"/>
+                <w:color w:val="043D20"/>
+                <w:sz w:val="26"/>
+                <w:szCs w:val="26"/>
                 <w:rtl/>
               </w:rPr>
               <w:t xml:space="preserve">الإجمالي التقديري</w:t>
@@ -2716,121 +3178,135 @@
         <w:bidiVisual/>
         <w:tblW w:type="dxa" w:w="8787"/>
         <w:tblBorders>
-          <w:top w:val="single" w:color="C9D1CD" w:sz="4"/>
-          <w:left w:val="single" w:color="C9D1CD" w:sz="4"/>
-          <w:bottom w:val="single" w:color="C9D1CD" w:sz="4"/>
-          <w:right w:val="single" w:color="C9D1CD" w:sz="4"/>
-          <w:insideH w:val="single" w:color="C9D1CD" w:sz="4"/>
-          <w:insideV w:val="single" w:color="C9D1CD" w:sz="4"/>
+          <w:top w:val="none" w:color="auto" w:sz="0"/>
+          <w:left w:val="none" w:color="auto" w:sz="0"/>
+          <w:bottom w:val="none" w:color="auto" w:sz="0"/>
+          <w:right w:val="none" w:color="auto" w:sz="0"/>
+          <w:insideH w:val="none" w:color="auto" w:sz="0"/>
+          <w:insideV w:val="none" w:color="auto" w:sz="0"/>
         </w:tblBorders>
         <w:tblLayout w:type="fixed"/>
       </w:tblPr>
       <w:tblGrid>
-        <w:gridCol w:w="2400"/>
-        <w:gridCol w:w="1994"/>
-        <w:gridCol w:w="2400"/>
-        <w:gridCol w:w="1993"/>
+        <w:gridCol w:w="4224"/>
+        <w:gridCol w:w="340"/>
+        <w:gridCol w:w="4223"/>
       </w:tblGrid>
       <w:tr>
         <w:trPr>
           <w:tblHeader w:val="false"/>
-          <w:trHeight w:val="440" w:hRule="atLeast"/>
         </w:trPr>
         <w:tc>
           <w:tcPr>
-            <w:tcW w:type="dxa" w:w="2400"/>
-            <w:shd w:fill="E8F5ED" w:color="auto" w:val="clear"/>
+            <w:tcW w:type="dxa" w:w="4224"/>
+            <w:tcBorders>
+              <w:top w:val="none" w:color="auto" w:sz="0"/>
+              <w:left w:val="none" w:color="auto" w:sz="0"/>
+              <w:bottom w:val="none" w:color="auto" w:sz="0"/>
+              <w:right w:val="none" w:color="auto" w:sz="0"/>
+            </w:tcBorders>
             <w:tcMar>
               <w:top w:type="dxa" w:w="70"/>
-              <w:left w:type="dxa" w:w="110"/>
+              <w:left w:type="dxa" w:w="20"/>
               <w:bottom w:type="dxa" w:w="70"/>
-              <w:right w:type="dxa" w:w="110"/>
-            </w:tcMar>
-            <w:vAlign w:val="center"/>
-          </w:tcPr>
-          <w:p>
-            <w:pPr>
-              <w:bidi/>
-              <w:spacing w:after="0" w:before="0"/>
-            </w:pPr>
-            <w:r>
-              <w:rPr>
-                <w:rFonts w:ascii="Dubai" w:cs="Dubai" w:eastAsia="Dubai" w:hAnsi="Dubai"/>
-                <w:b/>
-                <w:bCs/>
-                <w:color w:val="043D20"/>
-                <w:sz w:val="19"/>
-                <w:szCs w:val="19"/>
+              <w:right w:type="dxa" w:w="20"/>
+            </w:tcMar>
+            <w:vAlign w:val="top"/>
+          </w:tcPr>
+          <w:p>
+            <w:pPr>
+              <w:bidi/>
+              <w:spacing w:after="0" w:before="0"/>
+            </w:pPr>
+            <w:r>
+              <w:rPr>
+                <w:rFonts w:ascii="Dubai" w:cs="Dubai" w:eastAsia="Dubai" w:hAnsi="Dubai"/>
+                <w:b w:val="false"/>
+                <w:bCs w:val="false"/>
+                <w:color w:val="3E4B46"/>
+                <w:sz w:val="16"/>
+                <w:szCs w:val="16"/>
                 <w:rtl/>
               </w:rPr>
               <w:t xml:space="preserve">عدد البرامج المطلوبة</w:t>
             </w:r>
           </w:p>
-        </w:tc>
-        <w:tc>
-          <w:tcPr>
-            <w:tcW w:type="dxa" w:w="1994"/>
+          <w:p>
+            <w:pPr>
+              <w:pBdr>
+                <w:bottom w:val="single" w:color="3EBB77" w:sz="6"/>
+              </w:pBdr>
+              <w:bidi/>
+              <w:spacing w:after="0" w:before="300"/>
+            </w:pPr>
+          </w:p>
+        </w:tc>
+        <w:tc>
+          <w:tcPr>
+            <w:tcW w:type="dxa" w:w="340"/>
+            <w:tcBorders>
+              <w:top w:val="none" w:color="auto" w:sz="0"/>
+              <w:left w:val="none" w:color="auto" w:sz="0"/>
+              <w:bottom w:val="none" w:color="auto" w:sz="0"/>
+              <w:right w:val="none" w:color="auto" w:sz="0"/>
+            </w:tcBorders>
             <w:tcMar>
               <w:top w:type="dxa" w:w="70"/>
-              <w:left w:type="dxa" w:w="110"/>
+              <w:left w:type="dxa" w:w="0"/>
               <w:bottom w:type="dxa" w:w="70"/>
-              <w:right w:type="dxa" w:w="110"/>
-            </w:tcMar>
-            <w:vAlign w:val="center"/>
-          </w:tcPr>
-          <w:p>
-            <w:pPr>
-              <w:bidi/>
-              <w:spacing w:after="0" w:before="0"/>
-            </w:pPr>
-          </w:p>
-        </w:tc>
-        <w:tc>
-          <w:tcPr>
-            <w:tcW w:type="dxa" w:w="2400"/>
-            <w:shd w:fill="E8F5ED" w:color="auto" w:val="clear"/>
+              <w:right w:type="dxa" w:w="0"/>
+            </w:tcMar>
+            <w:vAlign w:val="center"/>
+          </w:tcPr>
+          <w:p>
+            <w:pPr>
+              <w:bidi/>
+              <w:spacing w:after="0" w:before="0"/>
+            </w:pPr>
+          </w:p>
+        </w:tc>
+        <w:tc>
+          <w:tcPr>
+            <w:tcW w:type="dxa" w:w="4223"/>
+            <w:tcBorders>
+              <w:top w:val="none" w:color="auto" w:sz="0"/>
+              <w:left w:val="none" w:color="auto" w:sz="0"/>
+              <w:bottom w:val="none" w:color="auto" w:sz="0"/>
+              <w:right w:val="none" w:color="auto" w:sz="0"/>
+            </w:tcBorders>
             <w:tcMar>
               <w:top w:type="dxa" w:w="70"/>
-              <w:left w:type="dxa" w:w="110"/>
+              <w:left w:type="dxa" w:w="20"/>
               <w:bottom w:type="dxa" w:w="70"/>
-              <w:right w:type="dxa" w:w="110"/>
-            </w:tcMar>
-            <w:vAlign w:val="center"/>
-          </w:tcPr>
-          <w:p>
-            <w:pPr>
-              <w:bidi/>
-              <w:spacing w:after="0" w:before="0"/>
-            </w:pPr>
-            <w:r>
-              <w:rPr>
-                <w:rFonts w:ascii="Dubai" w:cs="Dubai" w:eastAsia="Dubai" w:hAnsi="Dubai"/>
-                <w:b/>
-                <w:bCs/>
-                <w:color w:val="043D20"/>
-                <w:sz w:val="19"/>
-                <w:szCs w:val="19"/>
+              <w:right w:type="dxa" w:w="20"/>
+            </w:tcMar>
+            <w:vAlign w:val="top"/>
+          </w:tcPr>
+          <w:p>
+            <w:pPr>
+              <w:bidi/>
+              <w:spacing w:after="0" w:before="0"/>
+            </w:pPr>
+            <w:r>
+              <w:rPr>
+                <w:rFonts w:ascii="Dubai" w:cs="Dubai" w:eastAsia="Dubai" w:hAnsi="Dubai"/>
+                <w:b w:val="false"/>
+                <w:bCs w:val="false"/>
+                <w:color w:val="3E4B46"/>
+                <w:sz w:val="16"/>
+                <w:szCs w:val="16"/>
                 <w:rtl/>
               </w:rPr>
               <w:t xml:space="preserve">عدد المرشحين</w:t>
             </w:r>
           </w:p>
-        </w:tc>
-        <w:tc>
-          <w:tcPr>
-            <w:tcW w:type="dxa" w:w="1993"/>
-            <w:tcMar>
-              <w:top w:type="dxa" w:w="70"/>
-              <w:left w:type="dxa" w:w="110"/>
-              <w:bottom w:type="dxa" w:w="70"/>
-              <w:right w:type="dxa" w:w="110"/>
-            </w:tcMar>
-            <w:vAlign w:val="center"/>
-          </w:tcPr>
-          <w:p>
-            <w:pPr>
-              <w:bidi/>
-              <w:spacing w:after="0" w:before="0"/>
+          <w:p>
+            <w:pPr>
+              <w:pBdr>
+                <w:bottom w:val="single" w:color="3EBB77" w:sz="6"/>
+              </w:pBdr>
+              <w:bidi/>
+              <w:spacing w:after="0" w:before="300"/>
             </w:pPr>
           </w:p>
         </w:tc>
@@ -2838,103 +3314,118 @@
       <w:tr>
         <w:trPr>
           <w:tblHeader w:val="false"/>
-          <w:trHeight w:val="440" w:hRule="atLeast"/>
         </w:trPr>
         <w:tc>
           <w:tcPr>
-            <w:tcW w:type="dxa" w:w="2400"/>
-            <w:shd w:fill="E8F5ED" w:color="auto" w:val="clear"/>
+            <w:tcW w:type="dxa" w:w="4224"/>
+            <w:tcBorders>
+              <w:top w:val="none" w:color="auto" w:sz="0"/>
+              <w:left w:val="none" w:color="auto" w:sz="0"/>
+              <w:bottom w:val="none" w:color="auto" w:sz="0"/>
+              <w:right w:val="none" w:color="auto" w:sz="0"/>
+            </w:tcBorders>
             <w:tcMar>
               <w:top w:type="dxa" w:w="70"/>
-              <w:left w:type="dxa" w:w="110"/>
+              <w:left w:type="dxa" w:w="20"/>
               <w:bottom w:type="dxa" w:w="70"/>
-              <w:right w:type="dxa" w:w="110"/>
-            </w:tcMar>
-            <w:vAlign w:val="center"/>
-          </w:tcPr>
-          <w:p>
-            <w:pPr>
-              <w:bidi/>
-              <w:spacing w:after="0" w:before="0"/>
-            </w:pPr>
-            <w:r>
-              <w:rPr>
-                <w:rFonts w:ascii="Dubai" w:cs="Dubai" w:eastAsia="Dubai" w:hAnsi="Dubai"/>
-                <w:b/>
-                <w:bCs/>
-                <w:color w:val="043D20"/>
-                <w:sz w:val="19"/>
-                <w:szCs w:val="19"/>
+              <w:right w:type="dxa" w:w="20"/>
+            </w:tcMar>
+            <w:vAlign w:val="top"/>
+          </w:tcPr>
+          <w:p>
+            <w:pPr>
+              <w:bidi/>
+              <w:spacing w:after="0" w:before="0"/>
+            </w:pPr>
+            <w:r>
+              <w:rPr>
+                <w:rFonts w:ascii="Dubai" w:cs="Dubai" w:eastAsia="Dubai" w:hAnsi="Dubai"/>
+                <w:b w:val="false"/>
+                <w:bCs w:val="false"/>
+                <w:color w:val="3E4B46"/>
+                <w:sz w:val="16"/>
+                <w:szCs w:val="16"/>
                 <w:rtl/>
               </w:rPr>
               <w:t xml:space="preserve">إجمالي التكلفة التقديرية</w:t>
             </w:r>
           </w:p>
-        </w:tc>
-        <w:tc>
-          <w:tcPr>
-            <w:tcW w:type="dxa" w:w="1994"/>
+          <w:p>
+            <w:pPr>
+              <w:pBdr>
+                <w:bottom w:val="single" w:color="3EBB77" w:sz="6"/>
+              </w:pBdr>
+              <w:bidi/>
+              <w:spacing w:after="0" w:before="300"/>
+            </w:pPr>
+          </w:p>
+        </w:tc>
+        <w:tc>
+          <w:tcPr>
+            <w:tcW w:type="dxa" w:w="340"/>
+            <w:tcBorders>
+              <w:top w:val="none" w:color="auto" w:sz="0"/>
+              <w:left w:val="none" w:color="auto" w:sz="0"/>
+              <w:bottom w:val="none" w:color="auto" w:sz="0"/>
+              <w:right w:val="none" w:color="auto" w:sz="0"/>
+            </w:tcBorders>
             <w:tcMar>
               <w:top w:type="dxa" w:w="70"/>
-              <w:left w:type="dxa" w:w="110"/>
+              <w:left w:type="dxa" w:w="0"/>
               <w:bottom w:type="dxa" w:w="70"/>
-              <w:right w:type="dxa" w:w="110"/>
-            </w:tcMar>
-            <w:vAlign w:val="center"/>
-          </w:tcPr>
-          <w:p>
-            <w:pPr>
-              <w:bidi/>
-              <w:spacing w:after="0" w:before="0"/>
-            </w:pPr>
-          </w:p>
-        </w:tc>
-        <w:tc>
-          <w:tcPr>
-            <w:tcW w:type="dxa" w:w="2400"/>
-            <w:shd w:fill="E8F5ED" w:color="auto" w:val="clear"/>
+              <w:right w:type="dxa" w:w="0"/>
+            </w:tcMar>
+            <w:vAlign w:val="center"/>
+          </w:tcPr>
+          <w:p>
+            <w:pPr>
+              <w:bidi/>
+              <w:spacing w:after="0" w:before="0"/>
+            </w:pPr>
+          </w:p>
+        </w:tc>
+        <w:tc>
+          <w:tcPr>
+            <w:tcW w:type="dxa" w:w="4223"/>
+            <w:tcBorders>
+              <w:top w:val="none" w:color="auto" w:sz="0"/>
+              <w:left w:val="none" w:color="auto" w:sz="0"/>
+              <w:bottom w:val="none" w:color="auto" w:sz="0"/>
+              <w:right w:val="none" w:color="auto" w:sz="0"/>
+            </w:tcBorders>
             <w:tcMar>
               <w:top w:type="dxa" w:w="70"/>
-              <w:left w:type="dxa" w:w="110"/>
+              <w:left w:type="dxa" w:w="20"/>
               <w:bottom w:type="dxa" w:w="70"/>
-              <w:right w:type="dxa" w:w="110"/>
-            </w:tcMar>
-            <w:vAlign w:val="center"/>
-          </w:tcPr>
-          <w:p>
-            <w:pPr>
-              <w:bidi/>
-              <w:spacing w:after="0" w:before="0"/>
-            </w:pPr>
-            <w:r>
-              <w:rPr>
-                <w:rFonts w:ascii="Dubai" w:cs="Dubai" w:eastAsia="Dubai" w:hAnsi="Dubai"/>
-                <w:b/>
-                <w:bCs/>
-                <w:color w:val="043D20"/>
-                <w:sz w:val="19"/>
-                <w:szCs w:val="19"/>
+              <w:right w:type="dxa" w:w="20"/>
+            </w:tcMar>
+            <w:vAlign w:val="top"/>
+          </w:tcPr>
+          <w:p>
+            <w:pPr>
+              <w:bidi/>
+              <w:spacing w:after="0" w:before="0"/>
+            </w:pPr>
+            <w:r>
+              <w:rPr>
+                <w:rFonts w:ascii="Dubai" w:cs="Dubai" w:eastAsia="Dubai" w:hAnsi="Dubai"/>
+                <w:b w:val="false"/>
+                <w:bCs w:val="false"/>
+                <w:color w:val="3E4B46"/>
+                <w:sz w:val="16"/>
+                <w:szCs w:val="16"/>
                 <w:rtl/>
               </w:rPr>
               <w:t xml:space="preserve">ضمن ميزانية التدريب؟ (نعم/لا)</w:t>
             </w:r>
           </w:p>
-        </w:tc>
-        <w:tc>
-          <w:tcPr>
-            <w:tcW w:type="dxa" w:w="1993"/>
-            <w:tcMar>
-              <w:top w:type="dxa" w:w="70"/>
-              <w:left w:type="dxa" w:w="110"/>
-              <w:bottom w:type="dxa" w:w="70"/>
-              <w:right w:type="dxa" w:w="110"/>
-            </w:tcMar>
-            <w:vAlign w:val="center"/>
-          </w:tcPr>
-          <w:p>
-            <w:pPr>
-              <w:bidi/>
-              <w:spacing w:after="0" w:before="0"/>
+          <w:p>
+            <w:pPr>
+              <w:pBdr>
+                <w:bottom w:val="single" w:color="3EBB77" w:sz="6"/>
+              </w:pBdr>
+              <w:bidi/>
+              <w:spacing w:after="0" w:before="300"/>
             </w:pPr>
           </w:p>
         </w:tc>
@@ -2943,7 +3434,7 @@
     <w:p>
       <w:pPr>
         <w:bidi/>
-        <w:spacing w:after="140" w:before="0"/>
+        <w:spacing w:after="160" w:before="0"/>
       </w:pPr>
     </w:p>
     <w:tbl>
@@ -2961,23 +3452,28 @@
         <w:tblLayout w:type="fixed"/>
       </w:tblPr>
       <w:tblGrid>
-        <w:gridCol w:w="700"/>
-        <w:gridCol w:w="8087"/>
+        <w:gridCol w:w="950"/>
+        <w:gridCol w:w="7837"/>
       </w:tblGrid>
       <w:tr>
         <w:trPr>
           <w:tblHeader w:val="false"/>
-          <w:trHeight w:val="380" w:hRule="atLeast"/>
+          <w:trHeight w:val="560" w:hRule="atLeast"/>
         </w:trPr>
         <w:tc>
           <w:tcPr>
-            <w:tcW w:type="dxa" w:w="700"/>
-            <w:shd w:fill="043D20" w:color="auto" w:val="clear"/>
-            <w:tcMar>
-              <w:top w:type="dxa" w:w="60"/>
-              <w:left w:type="dxa" w:w="110"/>
-              <w:bottom w:type="dxa" w:w="60"/>
-              <w:right w:type="dxa" w:w="110"/>
+            <w:tcW w:type="dxa" w:w="950"/>
+            <w:tcBorders>
+              <w:top w:val="none" w:color="auto" w:sz="0"/>
+              <w:left w:val="none" w:color="auto" w:sz="0"/>
+              <w:bottom w:val="single" w:color="C8A45C" w:sz="8"/>
+              <w:right w:val="none" w:color="auto" w:sz="0"/>
+            </w:tcBorders>
+            <w:tcMar>
+              <w:top w:type="dxa" w:w="20"/>
+              <w:left w:type="dxa" w:w="90"/>
+              <w:bottom w:type="dxa" w:w="20"/>
+              <w:right w:type="dxa" w:w="90"/>
             </w:tcMar>
             <w:vAlign w:val="center"/>
           </w:tcPr>
@@ -2992,9 +3488,9 @@
                 <w:rFonts w:ascii="Dubai" w:cs="Dubai" w:eastAsia="Dubai" w:hAnsi="Dubai"/>
                 <w:b/>
                 <w:bCs/>
-                <w:color w:val="C8A45C"/>
-                <w:sz w:val="21"/>
-                <w:szCs w:val="21"/>
+                <w:color w:val="BEE9D1"/>
+                <w:sz w:val="52"/>
+                <w:szCs w:val="52"/>
                 <w:rtl/>
               </w:rPr>
               <w:t xml:space="preserve">٠٦</w:t>
@@ -3003,15 +3499,20 @@
         </w:tc>
         <w:tc>
           <w:tcPr>
-            <w:tcW w:type="dxa" w:w="8087"/>
-            <w:shd w:fill="0C8643" w:color="auto" w:val="clear"/>
-            <w:tcMar>
-              <w:top w:type="dxa" w:w="60"/>
-              <w:left w:type="dxa" w:w="110"/>
-              <w:bottom w:type="dxa" w:w="60"/>
-              <w:right w:type="dxa" w:w="110"/>
-            </w:tcMar>
-            <w:vAlign w:val="center"/>
+            <w:tcW w:type="dxa" w:w="7837"/>
+            <w:tcBorders>
+              <w:top w:val="none" w:color="auto" w:sz="0"/>
+              <w:left w:val="none" w:color="auto" w:sz="0"/>
+              <w:bottom w:val="single" w:color="C8A45C" w:sz="8"/>
+              <w:right w:val="none" w:color="auto" w:sz="0"/>
+            </w:tcBorders>
+            <w:tcMar>
+              <w:top w:type="dxa" w:w="20"/>
+              <w:left w:type="dxa" w:w="90"/>
+              <w:bottom w:type="dxa" w:w="20"/>
+              <w:right w:type="dxa" w:w="90"/>
+            </w:tcMar>
+            <w:vAlign w:val="bottom"/>
           </w:tcPr>
           <w:p>
             <w:pPr>
@@ -3023,9 +3524,9 @@
                 <w:rFonts w:ascii="Dubai" w:cs="Dubai" w:eastAsia="Dubai" w:hAnsi="Dubai"/>
                 <w:b/>
                 <w:bCs/>
-                <w:color w:val="FFFFFF"/>
-                <w:sz w:val="22"/>
-                <w:szCs w:val="22"/>
+                <w:color w:val="043D20"/>
+                <w:sz w:val="26"/>
+                <w:szCs w:val="26"/>
                 <w:rtl/>
               </w:rPr>
               <w:t xml:space="preserve">الاعتمادات</w:t>
@@ -3039,43 +3540,48 @@
         <w:bidiVisual/>
         <w:tblW w:type="dxa" w:w="8787"/>
         <w:tblBorders>
-          <w:top w:val="single" w:color="C9D1CD" w:sz="4"/>
-          <w:left w:val="single" w:color="C9D1CD" w:sz="4"/>
-          <w:bottom w:val="single" w:color="C9D1CD" w:sz="4"/>
-          <w:right w:val="single" w:color="C9D1CD" w:sz="4"/>
-          <w:insideH w:val="single" w:color="C9D1CD" w:sz="4"/>
-          <w:insideV w:val="single" w:color="C9D1CD" w:sz="4"/>
+          <w:top w:val="none" w:color="auto" w:sz="0"/>
+          <w:left w:val="none" w:color="auto" w:sz="0"/>
+          <w:bottom w:val="none" w:color="auto" w:sz="0"/>
+          <w:right w:val="none" w:color="auto" w:sz="0"/>
+          <w:insideH w:val="none" w:color="auto" w:sz="0"/>
+          <w:insideV w:val="none" w:color="auto" w:sz="0"/>
         </w:tblBorders>
         <w:tblLayout w:type="fixed"/>
       </w:tblPr>
       <w:tblGrid>
-        <w:gridCol w:w="1406"/>
-        <w:gridCol w:w="2109"/>
-        <w:gridCol w:w="2109"/>
-        <w:gridCol w:w="1757"/>
-        <w:gridCol w:w="1406"/>
+        <w:gridCol w:w="2729"/>
+        <w:gridCol w:w="300"/>
+        <w:gridCol w:w="2729"/>
+        <w:gridCol w:w="300"/>
+        <w:gridCol w:w="2729"/>
       </w:tblGrid>
       <w:tr>
         <w:trPr>
-          <w:tblHeader/>
-          <w:trHeight w:val="380" w:hRule="atLeast"/>
+          <w:tblHeader w:val="false"/>
         </w:trPr>
         <w:tc>
           <w:tcPr>
-            <w:tcW w:type="dxa" w:w="1406"/>
-            <w:shd w:fill="0C8643" w:color="auto" w:val="clear"/>
-            <w:tcMar>
-              <w:top w:type="dxa" w:w="50"/>
+            <w:tcW w:type="dxa" w:w="2729"/>
+            <w:tcBorders>
+              <w:top w:val="single" w:color="0C8643" w:sz="12"/>
+              <w:left w:val="none" w:color="auto" w:sz="0"/>
+              <w:bottom w:val="none" w:color="auto" w:sz="0"/>
+              <w:right w:val="none" w:color="auto" w:sz="0"/>
+            </w:tcBorders>
+            <w:shd w:fill="F4FAF6" w:color="auto" w:val="clear"/>
+            <w:tcMar>
+              <w:top w:type="dxa" w:w="90"/>
               <w:left w:type="dxa" w:w="110"/>
-              <w:bottom w:type="dxa" w:w="50"/>
+              <w:bottom w:type="dxa" w:w="90"/>
               <w:right w:type="dxa" w:w="110"/>
             </w:tcMar>
-            <w:vAlign w:val="center"/>
-          </w:tcPr>
-          <w:p>
-            <w:pPr>
-              <w:bidi/>
-              <w:spacing w:after="0" w:before="0"/>
+            <w:vAlign w:val="top"/>
+          </w:tcPr>
+          <w:p>
+            <w:pPr>
+              <w:bidi/>
+              <w:spacing w:after="30" w:before="0"/>
               <w:jc w:val="center"/>
             </w:pPr>
             <w:r>
@@ -3083,215 +3589,37 @@
                 <w:rFonts w:ascii="Dubai" w:cs="Dubai" w:eastAsia="Dubai" w:hAnsi="Dubai"/>
                 <w:b/>
                 <w:bCs/>
-                <w:color w:val="FFFFFF"/>
+                <w:color w:val="075E2F"/>
                 <w:sz w:val="18"/>
                 <w:szCs w:val="18"/>
                 <w:rtl/>
               </w:rPr>
-              <w:t xml:space="preserve">الصفة</w:t>
-            </w:r>
-          </w:p>
-        </w:tc>
-        <w:tc>
-          <w:tcPr>
-            <w:tcW w:type="dxa" w:w="2109"/>
-            <w:shd w:fill="0C8643" w:color="auto" w:val="clear"/>
-            <w:tcMar>
-              <w:top w:type="dxa" w:w="50"/>
-              <w:left w:type="dxa" w:w="110"/>
-              <w:bottom w:type="dxa" w:w="50"/>
-              <w:right w:type="dxa" w:w="110"/>
-            </w:tcMar>
-            <w:vAlign w:val="center"/>
-          </w:tcPr>
-          <w:p>
-            <w:pPr>
-              <w:bidi/>
-              <w:spacing w:after="0" w:before="0"/>
-              <w:jc w:val="center"/>
-            </w:pPr>
-            <w:r>
-              <w:rPr>
-                <w:rFonts w:ascii="Dubai" w:cs="Dubai" w:eastAsia="Dubai" w:hAnsi="Dubai"/>
-                <w:b/>
-                <w:bCs/>
-                <w:color w:val="FFFFFF"/>
-                <w:sz w:val="18"/>
-                <w:szCs w:val="18"/>
-                <w:rtl/>
-              </w:rPr>
-              <w:t xml:space="preserve">الاسم</w:t>
-            </w:r>
-          </w:p>
-        </w:tc>
-        <w:tc>
-          <w:tcPr>
-            <w:tcW w:type="dxa" w:w="2109"/>
-            <w:shd w:fill="0C8643" w:color="auto" w:val="clear"/>
-            <w:tcMar>
-              <w:top w:type="dxa" w:w="50"/>
-              <w:left w:type="dxa" w:w="110"/>
-              <w:bottom w:type="dxa" w:w="50"/>
-              <w:right w:type="dxa" w:w="110"/>
-            </w:tcMar>
-            <w:vAlign w:val="center"/>
-          </w:tcPr>
-          <w:p>
-            <w:pPr>
-              <w:bidi/>
-              <w:spacing w:after="0" w:before="0"/>
-              <w:jc w:val="center"/>
-            </w:pPr>
-            <w:r>
-              <w:rPr>
-                <w:rFonts w:ascii="Dubai" w:cs="Dubai" w:eastAsia="Dubai" w:hAnsi="Dubai"/>
-                <w:b/>
-                <w:bCs/>
-                <w:color w:val="FFFFFF"/>
-                <w:sz w:val="18"/>
-                <w:szCs w:val="18"/>
-                <w:rtl/>
-              </w:rPr>
-              <w:t xml:space="preserve">المسمى الوظيفي</w:t>
-            </w:r>
-          </w:p>
-        </w:tc>
-        <w:tc>
-          <w:tcPr>
-            <w:tcW w:type="dxa" w:w="1757"/>
-            <w:shd w:fill="0C8643" w:color="auto" w:val="clear"/>
-            <w:tcMar>
-              <w:top w:type="dxa" w:w="50"/>
-              <w:left w:type="dxa" w:w="110"/>
-              <w:bottom w:type="dxa" w:w="50"/>
-              <w:right w:type="dxa" w:w="110"/>
-            </w:tcMar>
-            <w:vAlign w:val="center"/>
-          </w:tcPr>
-          <w:p>
-            <w:pPr>
-              <w:bidi/>
-              <w:spacing w:after="0" w:before="0"/>
-              <w:jc w:val="center"/>
-            </w:pPr>
-            <w:r>
-              <w:rPr>
-                <w:rFonts w:ascii="Dubai" w:cs="Dubai" w:eastAsia="Dubai" w:hAnsi="Dubai"/>
-                <w:b/>
-                <w:bCs/>
-                <w:color w:val="FFFFFF"/>
-                <w:sz w:val="18"/>
-                <w:szCs w:val="18"/>
-                <w:rtl/>
-              </w:rPr>
-              <w:t xml:space="preserve">التوقيع</w:t>
-            </w:r>
-          </w:p>
-        </w:tc>
-        <w:tc>
-          <w:tcPr>
-            <w:tcW w:type="dxa" w:w="1406"/>
-            <w:shd w:fill="0C8643" w:color="auto" w:val="clear"/>
-            <w:tcMar>
-              <w:top w:type="dxa" w:w="50"/>
-              <w:left w:type="dxa" w:w="110"/>
-              <w:bottom w:type="dxa" w:w="50"/>
-              <w:right w:type="dxa" w:w="110"/>
-            </w:tcMar>
-            <w:vAlign w:val="center"/>
-          </w:tcPr>
-          <w:p>
-            <w:pPr>
-              <w:bidi/>
-              <w:spacing w:after="0" w:before="0"/>
-              <w:jc w:val="center"/>
-            </w:pPr>
-            <w:r>
-              <w:rPr>
-                <w:rFonts w:ascii="Dubai" w:cs="Dubai" w:eastAsia="Dubai" w:hAnsi="Dubai"/>
-                <w:b/>
-                <w:bCs/>
-                <w:color w:val="FFFFFF"/>
-                <w:sz w:val="18"/>
-                <w:szCs w:val="18"/>
-                <w:rtl/>
-              </w:rPr>
-              <w:t xml:space="preserve">التاريخ</w:t>
-            </w:r>
-          </w:p>
-        </w:tc>
-      </w:tr>
-      <w:tr>
-        <w:trPr>
-          <w:tblHeader w:val="false"/>
-          <w:trHeight w:val="560" w:hRule="atLeast"/>
-        </w:trPr>
-        <w:tc>
-          <w:tcPr>
-            <w:tcW w:type="dxa" w:w="1406"/>
-            <w:shd w:fill="E8F5ED" w:color="auto" w:val="clear"/>
-            <w:tcMar>
-              <w:top w:type="dxa" w:w="70"/>
-              <w:left w:type="dxa" w:w="110"/>
-              <w:bottom w:type="dxa" w:w="70"/>
-              <w:right w:type="dxa" w:w="110"/>
-            </w:tcMar>
-            <w:vAlign w:val="center"/>
-          </w:tcPr>
-          <w:p>
-            <w:pPr>
-              <w:bidi/>
-              <w:spacing w:after="0" w:before="0"/>
-              <w:jc w:val="center"/>
-            </w:pPr>
-            <w:r>
-              <w:rPr>
-                <w:rFonts w:ascii="Dubai" w:cs="Dubai" w:eastAsia="Dubai" w:hAnsi="Dubai"/>
-                <w:b/>
-                <w:bCs/>
-                <w:color w:val="043D20"/>
-                <w:sz w:val="18"/>
-                <w:szCs w:val="18"/>
-                <w:rtl/>
-              </w:rPr>
               <w:t xml:space="preserve">إعداد</w:t>
             </w:r>
           </w:p>
-        </w:tc>
-        <w:tc>
-          <w:tcPr>
-            <w:tcW w:type="dxa" w:w="2109"/>
-            <w:tcMar>
-              <w:top w:type="dxa" w:w="70"/>
-              <w:left w:type="dxa" w:w="110"/>
-              <w:bottom w:type="dxa" w:w="70"/>
-              <w:right w:type="dxa" w:w="110"/>
-            </w:tcMar>
-            <w:vAlign w:val="center"/>
-          </w:tcPr>
-          <w:p>
-            <w:pPr>
-              <w:bidi/>
-              <w:spacing w:after="0" w:before="0"/>
-            </w:pPr>
-          </w:p>
-        </w:tc>
-        <w:tc>
-          <w:tcPr>
-            <w:tcW w:type="dxa" w:w="2109"/>
-            <w:tcMar>
-              <w:top w:type="dxa" w:w="70"/>
-              <w:left w:type="dxa" w:w="110"/>
-              <w:bottom w:type="dxa" w:w="70"/>
-              <w:right w:type="dxa" w:w="110"/>
-            </w:tcMar>
-            <w:vAlign w:val="center"/>
-          </w:tcPr>
-          <w:p>
-            <w:pPr>
-              <w:bidi/>
-              <w:spacing w:after="0" w:before="0"/>
-              <w:jc w:val="center"/>
+          <w:p>
+            <w:pPr>
+              <w:bidi/>
+              <w:spacing w:after="60" w:before="0"/>
+              <w:jc w:val="center"/>
+            </w:pPr>
+            <w:r>
+              <w:rPr>
+                <w:rFonts w:ascii="Dubai" w:cs="Dubai" w:eastAsia="Dubai" w:hAnsi="Dubai"/>
+                <w:b w:val="false"/>
+                <w:bCs w:val="false"/>
+                <w:color w:val="6B7873"/>
+                <w:sz w:val="14"/>
+                <w:szCs w:val="14"/>
+                <w:rtl/>
+              </w:rPr>
+              <w:t xml:space="preserve">مدير الإدارة المعنية</w:t>
+            </w:r>
+          </w:p>
+          <w:p>
+            <w:pPr>
+              <w:bidi/>
+              <w:spacing w:after="0" w:before="0"/>
             </w:pPr>
             <w:r>
               <w:rPr>
@@ -3299,122 +3627,26 @@
                 <w:b w:val="false"/>
                 <w:bCs w:val="false"/>
                 <w:color w:val="3E4B46"/>
-                <w:sz w:val="17"/>
-                <w:szCs w:val="17"/>
-                <w:rtl/>
-              </w:rPr>
-              <w:t xml:space="preserve">مدير الإدارة المعنية</w:t>
-            </w:r>
-          </w:p>
-        </w:tc>
-        <w:tc>
-          <w:tcPr>
-            <w:tcW w:type="dxa" w:w="1757"/>
-            <w:tcMar>
-              <w:top w:type="dxa" w:w="70"/>
-              <w:left w:type="dxa" w:w="110"/>
-              <w:bottom w:type="dxa" w:w="70"/>
-              <w:right w:type="dxa" w:w="110"/>
-            </w:tcMar>
-            <w:vAlign w:val="center"/>
-          </w:tcPr>
-          <w:p>
-            <w:pPr>
-              <w:bidi/>
-              <w:spacing w:after="0" w:before="0"/>
-            </w:pPr>
-          </w:p>
-        </w:tc>
-        <w:tc>
-          <w:tcPr>
-            <w:tcW w:type="dxa" w:w="1406"/>
-            <w:tcMar>
-              <w:top w:type="dxa" w:w="70"/>
-              <w:left w:type="dxa" w:w="110"/>
-              <w:bottom w:type="dxa" w:w="70"/>
-              <w:right w:type="dxa" w:w="110"/>
-            </w:tcMar>
-            <w:vAlign w:val="center"/>
-          </w:tcPr>
-          <w:p>
-            <w:pPr>
-              <w:bidi/>
-              <w:spacing w:after="0" w:before="0"/>
-            </w:pPr>
-          </w:p>
-        </w:tc>
-      </w:tr>
-      <w:tr>
-        <w:trPr>
-          <w:tblHeader w:val="false"/>
-          <w:trHeight w:val="560" w:hRule="atLeast"/>
-        </w:trPr>
-        <w:tc>
-          <w:tcPr>
-            <w:tcW w:type="dxa" w:w="1406"/>
-            <w:shd w:fill="E8F5ED" w:color="auto" w:val="clear"/>
-            <w:tcMar>
-              <w:top w:type="dxa" w:w="70"/>
-              <w:left w:type="dxa" w:w="110"/>
-              <w:bottom w:type="dxa" w:w="70"/>
-              <w:right w:type="dxa" w:w="110"/>
-            </w:tcMar>
-            <w:vAlign w:val="center"/>
-          </w:tcPr>
-          <w:p>
-            <w:pPr>
-              <w:bidi/>
-              <w:spacing w:after="0" w:before="0"/>
-              <w:jc w:val="center"/>
-            </w:pPr>
-            <w:r>
-              <w:rPr>
-                <w:rFonts w:ascii="Dubai" w:cs="Dubai" w:eastAsia="Dubai" w:hAnsi="Dubai"/>
-                <w:b/>
-                <w:bCs/>
-                <w:color w:val="043D20"/>
-                <w:sz w:val="18"/>
-                <w:szCs w:val="18"/>
-                <w:rtl/>
-              </w:rPr>
-              <w:t xml:space="preserve">مراجعة</w:t>
-            </w:r>
-          </w:p>
-        </w:tc>
-        <w:tc>
-          <w:tcPr>
-            <w:tcW w:type="dxa" w:w="2109"/>
-            <w:tcMar>
-              <w:top w:type="dxa" w:w="70"/>
-              <w:left w:type="dxa" w:w="110"/>
-              <w:bottom w:type="dxa" w:w="70"/>
-              <w:right w:type="dxa" w:w="110"/>
-            </w:tcMar>
-            <w:vAlign w:val="center"/>
-          </w:tcPr>
-          <w:p>
-            <w:pPr>
-              <w:bidi/>
-              <w:spacing w:after="0" w:before="0"/>
-            </w:pPr>
-          </w:p>
-        </w:tc>
-        <w:tc>
-          <w:tcPr>
-            <w:tcW w:type="dxa" w:w="2109"/>
-            <w:tcMar>
-              <w:top w:type="dxa" w:w="70"/>
-              <w:left w:type="dxa" w:w="110"/>
-              <w:bottom w:type="dxa" w:w="70"/>
-              <w:right w:type="dxa" w:w="110"/>
-            </w:tcMar>
-            <w:vAlign w:val="center"/>
-          </w:tcPr>
-          <w:p>
-            <w:pPr>
-              <w:bidi/>
-              <w:spacing w:after="0" w:before="0"/>
-              <w:jc w:val="center"/>
+                <w:sz w:val="16"/>
+                <w:szCs w:val="16"/>
+                <w:rtl/>
+              </w:rPr>
+              <w:t xml:space="preserve">الاسم</w:t>
+            </w:r>
+          </w:p>
+          <w:p>
+            <w:pPr>
+              <w:pBdr>
+                <w:bottom w:val="single" w:color="3EBB77" w:sz="6"/>
+              </w:pBdr>
+              <w:bidi/>
+              <w:spacing w:after="0" w:before="260"/>
+            </w:pPr>
+          </w:p>
+          <w:p>
+            <w:pPr>
+              <w:bidi/>
+              <w:spacing w:after="0" w:before="0"/>
             </w:pPr>
             <w:r>
               <w:rPr>
@@ -3422,122 +3654,26 @@
                 <w:b w:val="false"/>
                 <w:bCs w:val="false"/>
                 <w:color w:val="3E4B46"/>
-                <w:sz w:val="17"/>
-                <w:szCs w:val="17"/>
-                <w:rtl/>
-              </w:rPr>
-              <w:t xml:space="preserve">أخصائي التدريب والتطوير</w:t>
-            </w:r>
-          </w:p>
-        </w:tc>
-        <w:tc>
-          <w:tcPr>
-            <w:tcW w:type="dxa" w:w="1757"/>
-            <w:tcMar>
-              <w:top w:type="dxa" w:w="70"/>
-              <w:left w:type="dxa" w:w="110"/>
-              <w:bottom w:type="dxa" w:w="70"/>
-              <w:right w:type="dxa" w:w="110"/>
-            </w:tcMar>
-            <w:vAlign w:val="center"/>
-          </w:tcPr>
-          <w:p>
-            <w:pPr>
-              <w:bidi/>
-              <w:spacing w:after="0" w:before="0"/>
-            </w:pPr>
-          </w:p>
-        </w:tc>
-        <w:tc>
-          <w:tcPr>
-            <w:tcW w:type="dxa" w:w="1406"/>
-            <w:tcMar>
-              <w:top w:type="dxa" w:w="70"/>
-              <w:left w:type="dxa" w:w="110"/>
-              <w:bottom w:type="dxa" w:w="70"/>
-              <w:right w:type="dxa" w:w="110"/>
-            </w:tcMar>
-            <w:vAlign w:val="center"/>
-          </w:tcPr>
-          <w:p>
-            <w:pPr>
-              <w:bidi/>
-              <w:spacing w:after="0" w:before="0"/>
-            </w:pPr>
-          </w:p>
-        </w:tc>
-      </w:tr>
-      <w:tr>
-        <w:trPr>
-          <w:tblHeader w:val="false"/>
-          <w:trHeight w:val="560" w:hRule="atLeast"/>
-        </w:trPr>
-        <w:tc>
-          <w:tcPr>
-            <w:tcW w:type="dxa" w:w="1406"/>
-            <w:shd w:fill="E8F5ED" w:color="auto" w:val="clear"/>
-            <w:tcMar>
-              <w:top w:type="dxa" w:w="70"/>
-              <w:left w:type="dxa" w:w="110"/>
-              <w:bottom w:type="dxa" w:w="70"/>
-              <w:right w:type="dxa" w:w="110"/>
-            </w:tcMar>
-            <w:vAlign w:val="center"/>
-          </w:tcPr>
-          <w:p>
-            <w:pPr>
-              <w:bidi/>
-              <w:spacing w:after="0" w:before="0"/>
-              <w:jc w:val="center"/>
-            </w:pPr>
-            <w:r>
-              <w:rPr>
-                <w:rFonts w:ascii="Dubai" w:cs="Dubai" w:eastAsia="Dubai" w:hAnsi="Dubai"/>
-                <w:b/>
-                <w:bCs/>
-                <w:color w:val="043D20"/>
-                <w:sz w:val="18"/>
-                <w:szCs w:val="18"/>
-                <w:rtl/>
-              </w:rPr>
-              <w:t xml:space="preserve">اعتماد</w:t>
-            </w:r>
-          </w:p>
-        </w:tc>
-        <w:tc>
-          <w:tcPr>
-            <w:tcW w:type="dxa" w:w="2109"/>
-            <w:tcMar>
-              <w:top w:type="dxa" w:w="70"/>
-              <w:left w:type="dxa" w:w="110"/>
-              <w:bottom w:type="dxa" w:w="70"/>
-              <w:right w:type="dxa" w:w="110"/>
-            </w:tcMar>
-            <w:vAlign w:val="center"/>
-          </w:tcPr>
-          <w:p>
-            <w:pPr>
-              <w:bidi/>
-              <w:spacing w:after="0" w:before="0"/>
-            </w:pPr>
-          </w:p>
-        </w:tc>
-        <w:tc>
-          <w:tcPr>
-            <w:tcW w:type="dxa" w:w="2109"/>
-            <w:tcMar>
-              <w:top w:type="dxa" w:w="70"/>
-              <w:left w:type="dxa" w:w="110"/>
-              <w:bottom w:type="dxa" w:w="70"/>
-              <w:right w:type="dxa" w:w="110"/>
-            </w:tcMar>
-            <w:vAlign w:val="center"/>
-          </w:tcPr>
-          <w:p>
-            <w:pPr>
-              <w:bidi/>
-              <w:spacing w:after="0" w:before="0"/>
-              <w:jc w:val="center"/>
+                <w:sz w:val="16"/>
+                <w:szCs w:val="16"/>
+                <w:rtl/>
+              </w:rPr>
+              <w:t xml:space="preserve">التوقيع</w:t>
+            </w:r>
+          </w:p>
+          <w:p>
+            <w:pPr>
+              <w:pBdr>
+                <w:bottom w:val="single" w:color="3EBB77" w:sz="6"/>
+              </w:pBdr>
+              <w:bidi/>
+              <w:spacing w:after="0" w:before="300"/>
+            </w:pPr>
+          </w:p>
+          <w:p>
+            <w:pPr>
+              <w:bidi/>
+              <w:spacing w:after="0" w:before="0"/>
             </w:pPr>
             <w:r>
               <w:rPr>
@@ -3545,47 +3681,344 @@
                 <w:b w:val="false"/>
                 <w:bCs w:val="false"/>
                 <w:color w:val="3E4B46"/>
-                <w:sz w:val="17"/>
-                <w:szCs w:val="17"/>
+                <w:sz w:val="16"/>
+                <w:szCs w:val="16"/>
+                <w:rtl/>
+              </w:rPr>
+              <w:t xml:space="preserve">التاريخ</w:t>
+            </w:r>
+          </w:p>
+          <w:p>
+            <w:pPr>
+              <w:pBdr>
+                <w:bottom w:val="single" w:color="3EBB77" w:sz="6"/>
+              </w:pBdr>
+              <w:bidi/>
+              <w:spacing w:after="0" w:before="260"/>
+            </w:pPr>
+          </w:p>
+        </w:tc>
+        <w:tc>
+          <w:tcPr>
+            <w:tcW w:type="dxa" w:w="300"/>
+            <w:tcBorders>
+              <w:top w:val="none" w:color="auto" w:sz="0"/>
+              <w:left w:val="none" w:color="auto" w:sz="0"/>
+              <w:bottom w:val="none" w:color="auto" w:sz="0"/>
+              <w:right w:val="none" w:color="auto" w:sz="0"/>
+            </w:tcBorders>
+            <w:tcMar>
+              <w:top w:type="dxa" w:w="60"/>
+              <w:left w:type="dxa" w:w="0"/>
+              <w:bottom w:type="dxa" w:w="60"/>
+              <w:right w:type="dxa" w:w="0"/>
+            </w:tcMar>
+            <w:vAlign w:val="center"/>
+          </w:tcPr>
+          <w:p>
+            <w:pPr>
+              <w:bidi/>
+              <w:spacing w:after="0" w:before="0"/>
+            </w:pPr>
+          </w:p>
+        </w:tc>
+        <w:tc>
+          <w:tcPr>
+            <w:tcW w:type="dxa" w:w="2729"/>
+            <w:tcBorders>
+              <w:top w:val="single" w:color="0C8643" w:sz="12"/>
+              <w:left w:val="none" w:color="auto" w:sz="0"/>
+              <w:bottom w:val="none" w:color="auto" w:sz="0"/>
+              <w:right w:val="none" w:color="auto" w:sz="0"/>
+            </w:tcBorders>
+            <w:shd w:fill="F4FAF6" w:color="auto" w:val="clear"/>
+            <w:tcMar>
+              <w:top w:type="dxa" w:w="90"/>
+              <w:left w:type="dxa" w:w="110"/>
+              <w:bottom w:type="dxa" w:w="90"/>
+              <w:right w:type="dxa" w:w="110"/>
+            </w:tcMar>
+            <w:vAlign w:val="top"/>
+          </w:tcPr>
+          <w:p>
+            <w:pPr>
+              <w:bidi/>
+              <w:spacing w:after="30" w:before="0"/>
+              <w:jc w:val="center"/>
+            </w:pPr>
+            <w:r>
+              <w:rPr>
+                <w:rFonts w:ascii="Dubai" w:cs="Dubai" w:eastAsia="Dubai" w:hAnsi="Dubai"/>
+                <w:b/>
+                <w:bCs/>
+                <w:color w:val="075E2F"/>
+                <w:sz w:val="18"/>
+                <w:szCs w:val="18"/>
+                <w:rtl/>
+              </w:rPr>
+              <w:t xml:space="preserve">مراجعة</w:t>
+            </w:r>
+          </w:p>
+          <w:p>
+            <w:pPr>
+              <w:bidi/>
+              <w:spacing w:after="60" w:before="0"/>
+              <w:jc w:val="center"/>
+            </w:pPr>
+            <w:r>
+              <w:rPr>
+                <w:rFonts w:ascii="Dubai" w:cs="Dubai" w:eastAsia="Dubai" w:hAnsi="Dubai"/>
+                <w:b w:val="false"/>
+                <w:bCs w:val="false"/>
+                <w:color w:val="6B7873"/>
+                <w:sz w:val="14"/>
+                <w:szCs w:val="14"/>
+                <w:rtl/>
+              </w:rPr>
+              <w:t xml:space="preserve">أخصائي التدريب والتطوير</w:t>
+            </w:r>
+          </w:p>
+          <w:p>
+            <w:pPr>
+              <w:bidi/>
+              <w:spacing w:after="0" w:before="0"/>
+            </w:pPr>
+            <w:r>
+              <w:rPr>
+                <w:rFonts w:ascii="Dubai" w:cs="Dubai" w:eastAsia="Dubai" w:hAnsi="Dubai"/>
+                <w:b w:val="false"/>
+                <w:bCs w:val="false"/>
+                <w:color w:val="3E4B46"/>
+                <w:sz w:val="16"/>
+                <w:szCs w:val="16"/>
+                <w:rtl/>
+              </w:rPr>
+              <w:t xml:space="preserve">الاسم</w:t>
+            </w:r>
+          </w:p>
+          <w:p>
+            <w:pPr>
+              <w:pBdr>
+                <w:bottom w:val="single" w:color="3EBB77" w:sz="6"/>
+              </w:pBdr>
+              <w:bidi/>
+              <w:spacing w:after="0" w:before="260"/>
+            </w:pPr>
+          </w:p>
+          <w:p>
+            <w:pPr>
+              <w:bidi/>
+              <w:spacing w:after="0" w:before="0"/>
+            </w:pPr>
+            <w:r>
+              <w:rPr>
+                <w:rFonts w:ascii="Dubai" w:cs="Dubai" w:eastAsia="Dubai" w:hAnsi="Dubai"/>
+                <w:b w:val="false"/>
+                <w:bCs w:val="false"/>
+                <w:color w:val="3E4B46"/>
+                <w:sz w:val="16"/>
+                <w:szCs w:val="16"/>
+                <w:rtl/>
+              </w:rPr>
+              <w:t xml:space="preserve">التوقيع</w:t>
+            </w:r>
+          </w:p>
+          <w:p>
+            <w:pPr>
+              <w:pBdr>
+                <w:bottom w:val="single" w:color="3EBB77" w:sz="6"/>
+              </w:pBdr>
+              <w:bidi/>
+              <w:spacing w:after="0" w:before="300"/>
+            </w:pPr>
+          </w:p>
+          <w:p>
+            <w:pPr>
+              <w:bidi/>
+              <w:spacing w:after="0" w:before="0"/>
+            </w:pPr>
+            <w:r>
+              <w:rPr>
+                <w:rFonts w:ascii="Dubai" w:cs="Dubai" w:eastAsia="Dubai" w:hAnsi="Dubai"/>
+                <w:b w:val="false"/>
+                <w:bCs w:val="false"/>
+                <w:color w:val="3E4B46"/>
+                <w:sz w:val="16"/>
+                <w:szCs w:val="16"/>
+                <w:rtl/>
+              </w:rPr>
+              <w:t xml:space="preserve">التاريخ</w:t>
+            </w:r>
+          </w:p>
+          <w:p>
+            <w:pPr>
+              <w:pBdr>
+                <w:bottom w:val="single" w:color="3EBB77" w:sz="6"/>
+              </w:pBdr>
+              <w:bidi/>
+              <w:spacing w:after="0" w:before="260"/>
+            </w:pPr>
+          </w:p>
+        </w:tc>
+        <w:tc>
+          <w:tcPr>
+            <w:tcW w:type="dxa" w:w="300"/>
+            <w:tcBorders>
+              <w:top w:val="none" w:color="auto" w:sz="0"/>
+              <w:left w:val="none" w:color="auto" w:sz="0"/>
+              <w:bottom w:val="none" w:color="auto" w:sz="0"/>
+              <w:right w:val="none" w:color="auto" w:sz="0"/>
+            </w:tcBorders>
+            <w:tcMar>
+              <w:top w:type="dxa" w:w="60"/>
+              <w:left w:type="dxa" w:w="0"/>
+              <w:bottom w:type="dxa" w:w="60"/>
+              <w:right w:type="dxa" w:w="0"/>
+            </w:tcMar>
+            <w:vAlign w:val="center"/>
+          </w:tcPr>
+          <w:p>
+            <w:pPr>
+              <w:bidi/>
+              <w:spacing w:after="0" w:before="0"/>
+            </w:pPr>
+          </w:p>
+        </w:tc>
+        <w:tc>
+          <w:tcPr>
+            <w:tcW w:type="dxa" w:w="2729"/>
+            <w:tcBorders>
+              <w:top w:val="single" w:color="0C8643" w:sz="12"/>
+              <w:left w:val="none" w:color="auto" w:sz="0"/>
+              <w:bottom w:val="none" w:color="auto" w:sz="0"/>
+              <w:right w:val="none" w:color="auto" w:sz="0"/>
+            </w:tcBorders>
+            <w:shd w:fill="F4FAF6" w:color="auto" w:val="clear"/>
+            <w:tcMar>
+              <w:top w:type="dxa" w:w="90"/>
+              <w:left w:type="dxa" w:w="110"/>
+              <w:bottom w:type="dxa" w:w="90"/>
+              <w:right w:type="dxa" w:w="110"/>
+            </w:tcMar>
+            <w:vAlign w:val="top"/>
+          </w:tcPr>
+          <w:p>
+            <w:pPr>
+              <w:bidi/>
+              <w:spacing w:after="30" w:before="0"/>
+              <w:jc w:val="center"/>
+            </w:pPr>
+            <w:r>
+              <w:rPr>
+                <w:rFonts w:ascii="Dubai" w:cs="Dubai" w:eastAsia="Dubai" w:hAnsi="Dubai"/>
+                <w:b/>
+                <w:bCs/>
+                <w:color w:val="075E2F"/>
+                <w:sz w:val="18"/>
+                <w:szCs w:val="18"/>
+                <w:rtl/>
+              </w:rPr>
+              <w:t xml:space="preserve">اعتماد</w:t>
+            </w:r>
+          </w:p>
+          <w:p>
+            <w:pPr>
+              <w:bidi/>
+              <w:spacing w:after="60" w:before="0"/>
+              <w:jc w:val="center"/>
+            </w:pPr>
+            <w:r>
+              <w:rPr>
+                <w:rFonts w:ascii="Dubai" w:cs="Dubai" w:eastAsia="Dubai" w:hAnsi="Dubai"/>
+                <w:b w:val="false"/>
+                <w:bCs w:val="false"/>
+                <w:color w:val="6B7873"/>
+                <w:sz w:val="14"/>
+                <w:szCs w:val="14"/>
                 <w:rtl/>
               </w:rPr>
               <w:t xml:space="preserve">مدير إدارة الموارد البشرية</w:t>
             </w:r>
           </w:p>
-        </w:tc>
-        <w:tc>
-          <w:tcPr>
-            <w:tcW w:type="dxa" w:w="1757"/>
-            <w:tcMar>
-              <w:top w:type="dxa" w:w="70"/>
-              <w:left w:type="dxa" w:w="110"/>
-              <w:bottom w:type="dxa" w:w="70"/>
-              <w:right w:type="dxa" w:w="110"/>
-            </w:tcMar>
-            <w:vAlign w:val="center"/>
-          </w:tcPr>
-          <w:p>
-            <w:pPr>
-              <w:bidi/>
-              <w:spacing w:after="0" w:before="0"/>
-            </w:pPr>
-          </w:p>
-        </w:tc>
-        <w:tc>
-          <w:tcPr>
-            <w:tcW w:type="dxa" w:w="1406"/>
-            <w:tcMar>
-              <w:top w:type="dxa" w:w="70"/>
-              <w:left w:type="dxa" w:w="110"/>
-              <w:bottom w:type="dxa" w:w="70"/>
-              <w:right w:type="dxa" w:w="110"/>
-            </w:tcMar>
-            <w:vAlign w:val="center"/>
-          </w:tcPr>
-          <w:p>
-            <w:pPr>
-              <w:bidi/>
-              <w:spacing w:after="0" w:before="0"/>
+          <w:p>
+            <w:pPr>
+              <w:bidi/>
+              <w:spacing w:after="0" w:before="0"/>
+            </w:pPr>
+            <w:r>
+              <w:rPr>
+                <w:rFonts w:ascii="Dubai" w:cs="Dubai" w:eastAsia="Dubai" w:hAnsi="Dubai"/>
+                <w:b w:val="false"/>
+                <w:bCs w:val="false"/>
+                <w:color w:val="3E4B46"/>
+                <w:sz w:val="16"/>
+                <w:szCs w:val="16"/>
+                <w:rtl/>
+              </w:rPr>
+              <w:t xml:space="preserve">الاسم</w:t>
+            </w:r>
+          </w:p>
+          <w:p>
+            <w:pPr>
+              <w:pBdr>
+                <w:bottom w:val="single" w:color="3EBB77" w:sz="6"/>
+              </w:pBdr>
+              <w:bidi/>
+              <w:spacing w:after="0" w:before="260"/>
+            </w:pPr>
+          </w:p>
+          <w:p>
+            <w:pPr>
+              <w:bidi/>
+              <w:spacing w:after="0" w:before="0"/>
+            </w:pPr>
+            <w:r>
+              <w:rPr>
+                <w:rFonts w:ascii="Dubai" w:cs="Dubai" w:eastAsia="Dubai" w:hAnsi="Dubai"/>
+                <w:b w:val="false"/>
+                <w:bCs w:val="false"/>
+                <w:color w:val="3E4B46"/>
+                <w:sz w:val="16"/>
+                <w:szCs w:val="16"/>
+                <w:rtl/>
+              </w:rPr>
+              <w:t xml:space="preserve">التوقيع</w:t>
+            </w:r>
+          </w:p>
+          <w:p>
+            <w:pPr>
+              <w:pBdr>
+                <w:bottom w:val="single" w:color="3EBB77" w:sz="6"/>
+              </w:pBdr>
+              <w:bidi/>
+              <w:spacing w:after="0" w:before="300"/>
+            </w:pPr>
+          </w:p>
+          <w:p>
+            <w:pPr>
+              <w:bidi/>
+              <w:spacing w:after="0" w:before="0"/>
+            </w:pPr>
+            <w:r>
+              <w:rPr>
+                <w:rFonts w:ascii="Dubai" w:cs="Dubai" w:eastAsia="Dubai" w:hAnsi="Dubai"/>
+                <w:b w:val="false"/>
+                <w:bCs w:val="false"/>
+                <w:color w:val="3E4B46"/>
+                <w:sz w:val="16"/>
+                <w:szCs w:val="16"/>
+                <w:rtl/>
+              </w:rPr>
+              <w:t xml:space="preserve">التاريخ</w:t>
+            </w:r>
+          </w:p>
+          <w:p>
+            <w:pPr>
+              <w:pBdr>
+                <w:bottom w:val="single" w:color="3EBB77" w:sz="6"/>
+              </w:pBdr>
+              <w:bidi/>
+              <w:spacing w:after="0" w:before="260"/>
             </w:pPr>
           </w:p>
         </w:tc>
@@ -3593,10 +4026,12 @@
     </w:tbl>
     <w:sectPr>
       <w:headerReference w:type="default" r:id="rId7"/>
-      <w:footerReference w:type="default" r:id="rId8"/>
+      <w:headerReference w:type="first" r:id="rId8"/>
+      <w:footerReference w:type="default" r:id="rId9"/>
       <w:pgSz w:w="11906" w:h="16838" w:orient="portrait"/>
-      <w:pgMar w:top="2140" w:right="1701" w:bottom="1480" w:left="1418" w:header="380" w:footer="480" w:gutter="0"/>
+      <w:pgMar w:top="1300" w:right="1701" w:bottom="1480" w:left="1418" w:header="380" w:footer="480" w:gutter="0"/>
       <w:pgNumType w:fmt="hindiNumbers"/>
+      <w:titlePg/>
       <w:docGrid w:linePitch="360"/>
     </w:sectPr>
   </w:body>
@@ -3673,7 +4108,7 @@
         <w:tcPr>
           <w:tcW w:type="dxa" w:w="2929"/>
           <w:tcBorders>
-            <w:top w:val="single" w:color="0C8643" w:sz="8"/>
+            <w:top w:val="single" w:color="E6EAE8" w:sz="4"/>
             <w:left w:val="none" w:color="auto" w:sz="0"/>
             <w:bottom w:val="none" w:color="auto" w:sz="0"/>
             <w:right w:val="none" w:color="auto" w:sz="0"/>
@@ -3697,8 +4132,8 @@
               <w:b w:val="false"/>
               <w:bCs w:val="false"/>
               <w:color w:val="6B7873"/>
-              <w:sz w:val="15"/>
-              <w:szCs w:val="15"/>
+              <w:sz w:val="14"/>
+              <w:szCs w:val="14"/>
               <w:rtl/>
             </w:rPr>
             <w:t xml:space="preserve">البسامي القابضة — إدارة الموارد البشرية</w:t>
@@ -3709,7 +4144,7 @@
         <w:tcPr>
           <w:tcW w:type="dxa" w:w="2929"/>
           <w:tcBorders>
-            <w:top w:val="single" w:color="0C8643" w:sz="8"/>
+            <w:top w:val="single" w:color="E6EAE8" w:sz="4"/>
             <w:left w:val="none" w:color="auto" w:sz="0"/>
             <w:bottom w:val="none" w:color="auto" w:sz="0"/>
             <w:right w:val="none" w:color="auto" w:sz="0"/>
@@ -3734,8 +4169,8 @@
               <w:b w:val="false"/>
               <w:bCs w:val="false"/>
               <w:color w:val="6B7873"/>
-              <w:sz w:val="15"/>
-              <w:szCs w:val="15"/>
+              <w:sz w:val="14"/>
+              <w:szCs w:val="14"/>
               <w:rtl/>
             </w:rPr>
             <w:t xml:space="preserve">سري — للاستخدام الداخلي</w:t>
@@ -3746,7 +4181,7 @@
         <w:tcPr>
           <w:tcW w:type="dxa" w:w="2929"/>
           <w:tcBorders>
-            <w:top w:val="single" w:color="0C8643" w:sz="8"/>
+            <w:top w:val="single" w:color="E6EAE8" w:sz="4"/>
             <w:left w:val="none" w:color="auto" w:sz="0"/>
             <w:bottom w:val="none" w:color="auto" w:sz="0"/>
             <w:right w:val="none" w:color="auto" w:sz="0"/>
@@ -3835,19 +4270,18 @@
       <w:bidiVisual/>
       <w:tblW w:type="dxa" w:w="8787"/>
       <w:tblBorders>
-        <w:top w:val="single" w:color="C9D1CD" w:sz="4"/>
-        <w:left w:val="single" w:color="C9D1CD" w:sz="4"/>
-        <w:bottom w:val="single" w:color="C9D1CD" w:sz="4"/>
-        <w:right w:val="single" w:color="C9D1CD" w:sz="4"/>
-        <w:insideH w:val="single" w:color="C9D1CD" w:sz="4"/>
-        <w:insideV w:val="single" w:color="C9D1CD" w:sz="4"/>
+        <w:top w:val="none" w:color="auto" w:sz="0"/>
+        <w:left w:val="none" w:color="auto" w:sz="0"/>
+        <w:bottom w:val="none" w:color="auto" w:sz="0"/>
+        <w:right w:val="none" w:color="auto" w:sz="0"/>
+        <w:insideH w:val="none" w:color="auto" w:sz="0"/>
+        <w:insideV w:val="none" w:color="auto" w:sz="0"/>
       </w:tblBorders>
       <w:tblLayout w:type="fixed"/>
     </w:tblPr>
     <w:tblGrid>
-      <w:gridCol w:w="2000"/>
-      <w:gridCol w:w="4337"/>
-      <w:gridCol w:w="2450"/>
+      <w:gridCol w:w="5448"/>
+      <w:gridCol w:w="3339"/>
     </w:tblGrid>
     <w:tr>
       <w:trPr>
@@ -3855,14 +4289,162 @@
       </w:trPr>
       <w:tc>
         <w:tcPr>
-          <w:tcW w:type="dxa" w:w="2000"/>
-          <w:vMerge w:val="restart"/>
-          <w:shd w:fill="FFFFFF" w:color="auto" w:val="clear"/>
+          <w:tcW w:type="dxa" w:w="5448"/>
+          <w:tcBorders>
+            <w:top w:val="none" w:color="auto" w:sz="0"/>
+            <w:left w:val="none" w:color="auto" w:sz="0"/>
+            <w:bottom w:val="none" w:color="auto" w:sz="0"/>
+            <w:right w:val="none" w:color="auto" w:sz="0"/>
+          </w:tcBorders>
+          <w:shd w:fill="043D20" w:color="auto" w:val="clear"/>
           <w:tcMar>
-            <w:top w:type="dxa" w:w="70"/>
-            <w:left w:type="dxa" w:w="110"/>
-            <w:bottom w:type="dxa" w:w="70"/>
-            <w:right w:type="dxa" w:w="110"/>
+            <w:top w:type="dxa" w:w="80"/>
+            <w:left w:type="dxa" w:w="240"/>
+            <w:bottom w:type="dxa" w:w="80"/>
+            <w:right w:type="dxa" w:w="240"/>
+          </w:tcMar>
+          <w:vAlign w:val="center"/>
+        </w:tcPr>
+        <w:p>
+          <w:pPr>
+            <w:bidi/>
+            <w:spacing w:after="0" w:before="0"/>
+          </w:pPr>
+          <w:r>
+            <w:rPr>
+              <w:rFonts w:ascii="Dubai" w:cs="Dubai" w:eastAsia="Dubai" w:hAnsi="Dubai"/>
+              <w:b/>
+              <w:bCs/>
+              <w:color w:val="FFFFFF"/>
+              <w:sz w:val="19"/>
+              <w:szCs w:val="19"/>
+              <w:rtl/>
+            </w:rPr>
+            <w:t xml:space="preserve">نموذج تحديد الاحتياجات التدريبية</w:t>
+          </w:r>
+        </w:p>
+      </w:tc>
+      <w:tc>
+        <w:tcPr>
+          <w:tcW w:type="dxa" w:w="3339"/>
+          <w:tcBorders>
+            <w:top w:val="none" w:color="auto" w:sz="0"/>
+            <w:left w:val="none" w:color="auto" w:sz="0"/>
+            <w:bottom w:val="none" w:color="auto" w:sz="0"/>
+            <w:right w:val="none" w:color="auto" w:sz="0"/>
+          </w:tcBorders>
+          <w:shd w:fill="043D20" w:color="auto" w:val="clear"/>
+          <w:tcMar>
+            <w:top w:type="dxa" w:w="80"/>
+            <w:left w:type="dxa" w:w="240"/>
+            <w:bottom w:type="dxa" w:w="80"/>
+            <w:right w:type="dxa" w:w="240"/>
+          </w:tcMar>
+          <w:vAlign w:val="center"/>
+        </w:tcPr>
+        <w:p>
+          <w:pPr>
+            <w:bidi/>
+            <w:spacing w:after="0" w:before="0"/>
+            <w:jc w:val="left"/>
+          </w:pPr>
+          <w:r>
+            <w:rPr>
+              <w:rFonts w:ascii="Arial" w:cs="Arial" w:eastAsia="Arial" w:hAnsi="Arial"/>
+              <w:b/>
+              <w:bCs/>
+              <w:color w:val="7FD3A5"/>
+              <w:sz w:val="16"/>
+              <w:szCs w:val="16"/>
+            </w:rPr>
+            <w:t xml:space="preserve">HR-F-005</w:t>
+          </w:r>
+        </w:p>
+      </w:tc>
+    </w:tr>
+    <w:tr>
+      <w:trPr>
+        <w:tblHeader w:val="false"/>
+        <w:trHeight w:val="60" w:hRule="exact"/>
+      </w:trPr>
+      <w:tc>
+        <w:tcPr>
+          <w:tcW w:type="dxa" w:w="8787"/>
+          <w:gridSpan w:val="2"/>
+          <w:tcBorders>
+            <w:top w:val="none" w:color="auto" w:sz="0"/>
+            <w:left w:val="none" w:color="auto" w:sz="0"/>
+            <w:bottom w:val="none" w:color="auto" w:sz="0"/>
+            <w:right w:val="none" w:color="auto" w:sz="0"/>
+          </w:tcBorders>
+          <w:shd w:fill="C8A45C" w:color="auto" w:val="clear"/>
+          <w:tcMar>
+            <w:top w:type="dxa" w:w="0"/>
+            <w:left w:type="dxa" w:w="0"/>
+            <w:bottom w:type="dxa" w:w="0"/>
+            <w:right w:type="dxa" w:w="0"/>
+          </w:tcMar>
+          <w:vAlign w:val="center"/>
+        </w:tcPr>
+        <w:p>
+          <w:pPr>
+            <w:bidi/>
+            <w:spacing w:after="0" w:before="0"/>
+          </w:pPr>
+          <w:r>
+            <w:rPr>
+              <w:sz w:val="2"/>
+              <w:szCs w:val="2"/>
+            </w:rPr>
+            <w:t xml:space="preserve"> </w:t>
+          </w:r>
+        </w:p>
+      </w:tc>
+    </w:tr>
+  </w:tbl>
+</w:hdr>
+</file>
+
+<file path=word/header2.xml><?xml version="1.0" encoding="utf-8"?>
+<w:hdr xmlns:wpc="http://schemas.microsoft.com/office/word/2010/wordprocessingCanvas" xmlns:mc="http://schemas.openxmlformats.org/markup-compatibility/2006" xmlns:o="urn:schemas-microsoft-com:office:office" xmlns:r="http://schemas.openxmlformats.org/officeDocument/2006/relationships" xmlns:m="http://schemas.openxmlformats.org/officeDocument/2006/math" xmlns:v="urn:schemas-microsoft-com:vml" xmlns:wp14="http://schemas.microsoft.com/office/word/2010/wordprocessingDrawing" xmlns:wp="http://schemas.openxmlformats.org/drawingml/2006/wordprocessingDrawing" xmlns:w10="urn:schemas-microsoft-com:office:word" xmlns:w="http://schemas.openxmlformats.org/wordprocessingml/2006/main" xmlns:w14="http://schemas.microsoft.com/office/word/2010/wordml" xmlns:w15="http://schemas.microsoft.com/office/word/2012/wordml" xmlns:wpg="http://schemas.microsoft.com/office/word/2010/wordprocessingGroup" xmlns:wpi="http://schemas.microsoft.com/office/word/2010/wordprocessingInk" xmlns:wne="http://schemas.microsoft.com/office/word/2006/wordml" xmlns:wps="http://schemas.microsoft.com/office/word/2010/wordprocessingShape" xmlns:cx="http://schemas.microsoft.com/office/drawing/2014/chartex" xmlns:cx1="http://schemas.microsoft.com/office/drawing/2015/9/8/chartex" xmlns:cx2="http://schemas.microsoft.com/office/drawing/2015/10/21/chartex" xmlns:cx3="http://schemas.microsoft.com/office/drawing/2016/5/9/chartex" xmlns:cx4="http://schemas.microsoft.com/office/drawing/2016/5/10/chartex" xmlns:cx5="http://schemas.microsoft.com/office/drawing/2016/5/11/chartex" xmlns:cx6="http://schemas.microsoft.com/office/drawing/2016/5/12/chartex" xmlns:cx7="http://schemas.microsoft.com/office/drawing/2016/5/13/chartex" xmlns:cx8="http://schemas.microsoft.com/office/drawing/2016/5/14/chartex" xmlns:w16cid="http://schemas.microsoft.com/office/word/2016/wordml/cid" xmlns:w16se="http://schemas.microsoft.com/office/word/2015/wordml/symex">
+  <w:tbl>
+    <w:tblPr>
+      <w:bidiVisual/>
+      <w:tblW w:type="dxa" w:w="8787"/>
+      <w:tblBorders>
+        <w:top w:val="none" w:color="auto" w:sz="0"/>
+        <w:left w:val="none" w:color="auto" w:sz="0"/>
+        <w:bottom w:val="none" w:color="auto" w:sz="0"/>
+        <w:right w:val="none" w:color="auto" w:sz="0"/>
+        <w:insideH w:val="none" w:color="auto" w:sz="0"/>
+        <w:insideV w:val="none" w:color="auto" w:sz="0"/>
+      </w:tblBorders>
+      <w:tblLayout w:type="fixed"/>
+    </w:tblPr>
+    <w:tblGrid>
+      <w:gridCol w:w="2350"/>
+      <w:gridCol w:w="6437"/>
+    </w:tblGrid>
+    <w:tr>
+      <w:trPr>
+        <w:tblHeader w:val="false"/>
+        <w:trHeight w:val="1250" w:hRule="atLeast"/>
+      </w:trPr>
+      <w:tc>
+        <w:tcPr>
+          <w:tcW w:type="dxa" w:w="2350"/>
+          <w:tcBorders>
+            <w:top w:val="none" w:color="auto" w:sz="0"/>
+            <w:left w:val="none" w:color="auto" w:sz="0"/>
+            <w:bottom w:val="none" w:color="auto" w:sz="0"/>
+            <w:right w:val="none" w:color="auto" w:sz="0"/>
+          </w:tcBorders>
+          <w:shd w:fill="043D20" w:color="auto" w:val="clear"/>
+          <w:tcMar>
+            <w:top w:type="dxa" w:w="150"/>
+            <w:left w:type="dxa" w:w="90"/>
+            <w:bottom w:type="dxa" w:w="150"/>
+            <w:right w:type="dxa" w:w="90"/>
           </w:tcMar>
           <w:vAlign w:val="center"/>
         </w:tcPr>
@@ -3875,7 +4457,7 @@
           <w:r>
             <w:drawing>
               <wp:inline distT="0" distB="0" distL="0" distR="0">
-                <wp:extent cx="1181100" cy="714375"/>
+                <wp:extent cx="1123950" cy="676275"/>
                 <wp:effectExtent t="0" r="0" b="0" l="0"/>
                 <wp:docPr id="1" name="" descr="" title=""/>
                 <wp:cNvGraphicFramePr>
@@ -3900,7 +4482,7 @@
                       <pic:spPr bwMode="auto">
                         <a:xfrm>
                           <a:off x="0" y="0"/>
-                          <a:ext cx="1181100" cy="714375"/>
+                          <a:ext cx="1123950" cy="676275"/>
                         </a:xfrm>
                         <a:prstGeom prst="rect">
                           <a:avLst/>
@@ -3916,48 +4498,33 @@
       </w:tc>
       <w:tc>
         <w:tcPr>
-          <w:tcW w:type="dxa" w:w="4337"/>
-          <w:vMerge w:val="restart"/>
-          <w:shd w:fill="FFFFFF" w:color="auto" w:val="clear"/>
+          <w:tcW w:type="dxa" w:w="6437"/>
+          <w:tcBorders>
+            <w:top w:val="none" w:color="auto" w:sz="0"/>
+            <w:left w:val="none" w:color="auto" w:sz="0"/>
+            <w:bottom w:val="none" w:color="auto" w:sz="0"/>
+            <w:right w:val="none" w:color="auto" w:sz="0"/>
+          </w:tcBorders>
+          <w:shd w:fill="043D20" w:color="auto" w:val="clear"/>
           <w:tcMar>
-            <w:top w:type="dxa" w:w="70"/>
-            <w:left w:type="dxa" w:w="110"/>
-            <w:bottom w:type="dxa" w:w="70"/>
-            <w:right w:type="dxa" w:w="110"/>
+            <w:top w:type="dxa" w:w="150"/>
+            <w:left w:type="dxa" w:w="240"/>
+            <w:bottom w:type="dxa" w:w="150"/>
+            <w:right w:type="dxa" w:w="240"/>
           </w:tcMar>
           <w:vAlign w:val="center"/>
         </w:tcPr>
         <w:p>
           <w:pPr>
             <w:bidi/>
-            <w:spacing w:after="20" w:before="0"/>
-            <w:jc w:val="center"/>
-          </w:pPr>
-          <w:r>
-            <w:rPr>
-              <w:rFonts w:ascii="Dubai" w:cs="Dubai" w:eastAsia="Dubai" w:hAnsi="Dubai"/>
-              <w:b/>
-              <w:bCs/>
-              <w:color w:val="043D20"/>
-              <w:sz w:val="21"/>
-              <w:szCs w:val="21"/>
-              <w:rtl/>
-            </w:rPr>
-            <w:t xml:space="preserve">البسامي القابضة</w:t>
-          </w:r>
-        </w:p>
-        <w:p>
-          <w:pPr>
-            <w:bidi/>
             <w:spacing w:after="60" w:before="0"/>
-            <w:jc w:val="center"/>
           </w:pPr>
           <w:r>
             <w:rPr>
               <w:rFonts w:ascii="Dubai" w:cs="Dubai" w:eastAsia="Dubai" w:hAnsi="Dubai"/>
               <w:b w:val="false"/>
               <w:bCs w:val="false"/>
-              <w:color w:val="6B7873"/>
+              <w:color w:val="7FD3A5"/>
               <w:sz w:val="17"/>
               <w:szCs w:val="17"/>
               <w:rtl/>
@@ -3969,31 +4536,43 @@
           <w:pPr>
             <w:bidi/>
             <w:spacing w:after="0" w:before="0"/>
-            <w:jc w:val="center"/>
           </w:pPr>
           <w:r>
             <w:rPr>
               <w:rFonts w:ascii="Dubai" w:cs="Dubai" w:eastAsia="Dubai" w:hAnsi="Dubai"/>
               <w:b/>
               <w:bCs/>
-              <w:color w:val="075E2F"/>
-              <w:sz w:val="26"/>
-              <w:szCs w:val="26"/>
+              <w:color w:val="FFFFFF"/>
+              <w:sz w:val="36"/>
+              <w:szCs w:val="36"/>
               <w:rtl/>
             </w:rPr>
             <w:t xml:space="preserve">نموذج تحديد الاحتياجات التدريبية</w:t>
           </w:r>
         </w:p>
       </w:tc>
+    </w:tr>
+    <w:tr>
+      <w:trPr>
+        <w:tblHeader w:val="false"/>
+        <w:trHeight w:val="80" w:hRule="exact"/>
+      </w:trPr>
       <w:tc>
         <w:tcPr>
-          <w:tcW w:type="dxa" w:w="2450"/>
-          <w:shd w:fill="F4FAF6" w:color="auto" w:val="clear"/>
+          <w:tcW w:type="dxa" w:w="8787"/>
+          <w:gridSpan w:val="2"/>
+          <w:tcBorders>
+            <w:top w:val="none" w:color="auto" w:sz="0"/>
+            <w:left w:val="none" w:color="auto" w:sz="0"/>
+            <w:bottom w:val="none" w:color="auto" w:sz="0"/>
+            <w:right w:val="none" w:color="auto" w:sz="0"/>
+          </w:tcBorders>
+          <w:shd w:fill="C8A45C" w:color="auto" w:val="clear"/>
           <w:tcMar>
-            <w:top w:type="dxa" w:w="34"/>
-            <w:left w:type="dxa" w:w="90"/>
-            <w:bottom w:type="dxa" w:w="34"/>
-            <w:right w:type="dxa" w:w="90"/>
+            <w:top w:type="dxa" w:w="0"/>
+            <w:left w:type="dxa" w:w="0"/>
+            <w:bottom w:type="dxa" w:w="0"/>
+            <w:right w:type="dxa" w:w="0"/>
           </w:tcMar>
           <w:vAlign w:val="center"/>
         </w:tcPr>
@@ -4004,260 +4583,10 @@
           </w:pPr>
           <w:r>
             <w:rPr>
-              <w:rFonts w:ascii="Dubai" w:cs="Dubai" w:eastAsia="Dubai" w:hAnsi="Dubai"/>
-              <w:b/>
-              <w:bCs/>
-              <w:color w:val="3E4B46"/>
-              <w:sz w:val="16"/>
-              <w:szCs w:val="16"/>
-              <w:rtl/>
+              <w:sz w:val="2"/>
+              <w:szCs w:val="2"/>
             </w:rPr>
-            <w:t xml:space="preserve">رقم النموذج:  </w:t>
-          </w:r>
-          <w:r>
-            <w:rPr>
-              <w:rFonts w:ascii="Arial" w:cs="Arial" w:eastAsia="Arial" w:hAnsi="Arial"/>
-              <w:b/>
-              <w:bCs/>
-              <w:color w:val="075E2F"/>
-              <w:sz w:val="17"/>
-              <w:szCs w:val="17"/>
-            </w:rPr>
-            <w:t xml:space="preserve">HR-F-005</w:t>
-          </w:r>
-        </w:p>
-      </w:tc>
-    </w:tr>
-    <w:tr>
-      <w:trPr>
-        <w:tblHeader w:val="false"/>
-      </w:trPr>
-      <w:tc>
-        <w:tcPr>
-          <w:tcW w:type="dxa" w:w="2000"/>
-          <w:vMerge w:val="continue"/>
-          <w:tcMar>
-            <w:top w:type="dxa" w:w="70"/>
-            <w:left w:type="dxa" w:w="110"/>
-            <w:bottom w:type="dxa" w:w="70"/>
-            <w:right w:type="dxa" w:w="110"/>
-          </w:tcMar>
-          <w:vAlign w:val="center"/>
-        </w:tcPr>
-        <w:p/>
-      </w:tc>
-      <w:tc>
-        <w:tcPr>
-          <w:tcW w:type="dxa" w:w="4337"/>
-          <w:vMerge w:val="continue"/>
-          <w:tcMar>
-            <w:top w:type="dxa" w:w="70"/>
-            <w:left w:type="dxa" w:w="110"/>
-            <w:bottom w:type="dxa" w:w="70"/>
-            <w:right w:type="dxa" w:w="110"/>
-          </w:tcMar>
-          <w:vAlign w:val="center"/>
-        </w:tcPr>
-        <w:p/>
-      </w:tc>
-      <w:tc>
-        <w:tcPr>
-          <w:tcW w:type="dxa" w:w="2450"/>
-          <w:shd w:fill="F4FAF6" w:color="auto" w:val="clear"/>
-          <w:tcMar>
-            <w:top w:type="dxa" w:w="34"/>
-            <w:left w:type="dxa" w:w="90"/>
-            <w:bottom w:type="dxa" w:w="34"/>
-            <w:right w:type="dxa" w:w="90"/>
-          </w:tcMar>
-          <w:vAlign w:val="center"/>
-        </w:tcPr>
-        <w:p>
-          <w:pPr>
-            <w:bidi/>
-            <w:spacing w:after="0" w:before="0"/>
-          </w:pPr>
-          <w:r>
-            <w:rPr>
-              <w:rFonts w:ascii="Dubai" w:cs="Dubai" w:eastAsia="Dubai" w:hAnsi="Dubai"/>
-              <w:b/>
-              <w:bCs/>
-              <w:color w:val="3E4B46"/>
-              <w:sz w:val="16"/>
-              <w:szCs w:val="16"/>
-              <w:rtl/>
-            </w:rPr>
-            <w:t xml:space="preserve">رقم الإصدار:  </w:t>
-          </w:r>
-          <w:r>
-            <w:rPr>
-              <w:rFonts w:ascii="Dubai" w:cs="Dubai" w:eastAsia="Dubai" w:hAnsi="Dubai"/>
-              <w:b w:val="false"/>
-              <w:bCs w:val="false"/>
-              <w:color w:val="1F2A26"/>
-              <w:sz w:val="16"/>
-              <w:szCs w:val="16"/>
-              <w:rtl/>
-            </w:rPr>
-            <w:t xml:space="preserve">١٫٠</w:t>
-          </w:r>
-        </w:p>
-      </w:tc>
-    </w:tr>
-    <w:tr>
-      <w:trPr>
-        <w:tblHeader w:val="false"/>
-      </w:trPr>
-      <w:tc>
-        <w:tcPr>
-          <w:tcW w:type="dxa" w:w="2000"/>
-          <w:vMerge w:val="continue"/>
-          <w:tcMar>
-            <w:top w:type="dxa" w:w="70"/>
-            <w:left w:type="dxa" w:w="110"/>
-            <w:bottom w:type="dxa" w:w="70"/>
-            <w:right w:type="dxa" w:w="110"/>
-          </w:tcMar>
-          <w:vAlign w:val="center"/>
-        </w:tcPr>
-        <w:p/>
-      </w:tc>
-      <w:tc>
-        <w:tcPr>
-          <w:tcW w:type="dxa" w:w="4337"/>
-          <w:vMerge w:val="continue"/>
-          <w:tcMar>
-            <w:top w:type="dxa" w:w="70"/>
-            <w:left w:type="dxa" w:w="110"/>
-            <w:bottom w:type="dxa" w:w="70"/>
-            <w:right w:type="dxa" w:w="110"/>
-          </w:tcMar>
-          <w:vAlign w:val="center"/>
-        </w:tcPr>
-        <w:p/>
-      </w:tc>
-      <w:tc>
-        <w:tcPr>
-          <w:tcW w:type="dxa" w:w="2450"/>
-          <w:shd w:fill="F4FAF6" w:color="auto" w:val="clear"/>
-          <w:tcMar>
-            <w:top w:type="dxa" w:w="34"/>
-            <w:left w:type="dxa" w:w="90"/>
-            <w:bottom w:type="dxa" w:w="34"/>
-            <w:right w:type="dxa" w:w="90"/>
-          </w:tcMar>
-          <w:vAlign w:val="center"/>
-        </w:tcPr>
-        <w:p>
-          <w:pPr>
-            <w:bidi/>
-            <w:spacing w:after="0" w:before="0"/>
-          </w:pPr>
-          <w:r>
-            <w:rPr>
-              <w:rFonts w:ascii="Dubai" w:cs="Dubai" w:eastAsia="Dubai" w:hAnsi="Dubai"/>
-              <w:b/>
-              <w:bCs/>
-              <w:color w:val="3E4B46"/>
-              <w:sz w:val="16"/>
-              <w:szCs w:val="16"/>
-              <w:rtl/>
-            </w:rPr>
-            <w:t xml:space="preserve">تاريخ الإصدار:  </w:t>
-          </w:r>
-          <w:r>
-            <w:rPr>
-              <w:rFonts w:ascii="Dubai" w:cs="Dubai" w:eastAsia="Dubai" w:hAnsi="Dubai"/>
-              <w:b w:val="false"/>
-              <w:bCs w:val="false"/>
-              <w:color w:val="1F2A26"/>
-              <w:sz w:val="16"/>
-              <w:szCs w:val="16"/>
-              <w:rtl/>
-            </w:rPr>
-            <w:t xml:space="preserve">        /        /        </w:t>
-          </w:r>
-        </w:p>
-      </w:tc>
-    </w:tr>
-    <w:tr>
-      <w:trPr>
-        <w:tblHeader w:val="false"/>
-      </w:trPr>
-      <w:tc>
-        <w:tcPr>
-          <w:tcW w:type="dxa" w:w="2000"/>
-          <w:vMerge w:val="continue"/>
-          <w:tcMar>
-            <w:top w:type="dxa" w:w="70"/>
-            <w:left w:type="dxa" w:w="110"/>
-            <w:bottom w:type="dxa" w:w="70"/>
-            <w:right w:type="dxa" w:w="110"/>
-          </w:tcMar>
-          <w:vAlign w:val="center"/>
-        </w:tcPr>
-        <w:p/>
-      </w:tc>
-      <w:tc>
-        <w:tcPr>
-          <w:tcW w:type="dxa" w:w="4337"/>
-          <w:vMerge w:val="continue"/>
-          <w:tcMar>
-            <w:top w:type="dxa" w:w="70"/>
-            <w:left w:type="dxa" w:w="110"/>
-            <w:bottom w:type="dxa" w:w="70"/>
-            <w:right w:type="dxa" w:w="110"/>
-          </w:tcMar>
-          <w:vAlign w:val="center"/>
-        </w:tcPr>
-        <w:p/>
-      </w:tc>
-      <w:tc>
-        <w:tcPr>
-          <w:tcW w:type="dxa" w:w="2450"/>
-          <w:shd w:fill="F4FAF6" w:color="auto" w:val="clear"/>
-          <w:tcMar>
-            <w:top w:type="dxa" w:w="34"/>
-            <w:left w:type="dxa" w:w="90"/>
-            <w:bottom w:type="dxa" w:w="34"/>
-            <w:right w:type="dxa" w:w="90"/>
-          </w:tcMar>
-          <w:vAlign w:val="center"/>
-        </w:tcPr>
-        <w:p>
-          <w:pPr>
-            <w:bidi/>
-            <w:spacing w:after="0" w:before="0"/>
-          </w:pPr>
-          <w:r>
-            <w:rPr>
-              <w:rFonts w:ascii="Dubai" w:cs="Dubai" w:eastAsia="Dubai" w:hAnsi="Dubai"/>
-              <w:b/>
-              <w:bCs/>
-              <w:color w:val="3E4B46"/>
-              <w:sz w:val="16"/>
-              <w:szCs w:val="16"/>
-              <w:rtl/>
-            </w:rPr>
-            <w:t xml:space="preserve">الصفحة:  </w:t>
-          </w:r>
-          <w:r>
-            <w:rPr>
-              <w:rFonts w:ascii="Dubai" w:cs="Dubai" w:eastAsia="Dubai" w:hAnsi="Dubai"/>
-              <w:color w:val="1F2A26"/>
-              <w:sz w:val="16"/>
-              <w:szCs w:val="16"/>
-              <w:rtl/>
-            </w:rPr>
-            <w:fldChar w:fldCharType="begin"/>
-            <w:instrText xml:space="preserve">PAGE</w:instrText>
-            <w:fldChar w:fldCharType="separate"/>
-            <w:fldChar w:fldCharType="end"/>
-            <w:t xml:space="preserve"> من </w:t>
-            <w:fldChar w:fldCharType="begin"/>
-            <w:instrText xml:space="preserve">NUMPAGES</w:instrText>
-            <w:fldChar w:fldCharType="separate"/>
-            <w:fldChar w:fldCharType="end"/>
+            <w:t xml:space="preserve"> </w:t>
           </w:r>
         </w:p>
       </w:tc>
@@ -4266,11 +4595,113 @@
   <w:p>
     <w:pPr>
       <w:pBdr>
-        <w:bottom w:val="single" w:color="0C8643" w:sz="16"/>
+        <w:bottom w:val="single" w:color="E6EAE8" w:sz="4"/>
       </w:pBdr>
       <w:bidi/>
-      <w:spacing w:after="0" w:before="60"/>
+      <w:spacing w:after="60" w:before="140"/>
     </w:pPr>
+    <w:r>
+      <w:rPr>
+        <w:rFonts w:ascii="Dubai" w:cs="Dubai" w:eastAsia="Dubai" w:hAnsi="Dubai"/>
+        <w:b w:val="false"/>
+        <w:bCs w:val="false"/>
+        <w:color w:val="3E4B46"/>
+        <w:sz w:val="16"/>
+        <w:szCs w:val="16"/>
+        <w:rtl/>
+      </w:rPr>
+      <w:t xml:space="preserve">رقم النموذج  </w:t>
+    </w:r>
+    <w:r>
+      <w:rPr>
+        <w:rFonts w:ascii="Arial" w:cs="Arial" w:eastAsia="Arial" w:hAnsi="Arial"/>
+        <w:b/>
+        <w:bCs/>
+        <w:color w:val="075E2F"/>
+        <w:sz w:val="17"/>
+        <w:szCs w:val="17"/>
+      </w:rPr>
+      <w:t xml:space="preserve">HR-F-005</w:t>
+    </w:r>
+    <w:r>
+      <w:rPr>
+        <w:rFonts w:ascii="Dubai" w:cs="Dubai" w:eastAsia="Dubai" w:hAnsi="Dubai"/>
+        <w:b/>
+        <w:bCs/>
+        <w:color w:val="C8A45C"/>
+        <w:sz w:val="16"/>
+        <w:szCs w:val="16"/>
+        <w:rtl/>
+      </w:rPr>
+      <w:t xml:space="preserve">   ·   </w:t>
+    </w:r>
+    <w:r>
+      <w:rPr>
+        <w:rFonts w:ascii="Dubai" w:cs="Dubai" w:eastAsia="Dubai" w:hAnsi="Dubai"/>
+        <w:b w:val="false"/>
+        <w:bCs w:val="false"/>
+        <w:color w:val="3E4B46"/>
+        <w:sz w:val="16"/>
+        <w:szCs w:val="16"/>
+        <w:rtl/>
+      </w:rPr>
+      <w:t xml:space="preserve">الإصدار  ١٫٠</w:t>
+    </w:r>
+    <w:r>
+      <w:rPr>
+        <w:rFonts w:ascii="Dubai" w:cs="Dubai" w:eastAsia="Dubai" w:hAnsi="Dubai"/>
+        <w:b/>
+        <w:bCs/>
+        <w:color w:val="C8A45C"/>
+        <w:sz w:val="16"/>
+        <w:szCs w:val="16"/>
+        <w:rtl/>
+      </w:rPr>
+      <w:t xml:space="preserve">   ·   </w:t>
+    </w:r>
+    <w:r>
+      <w:rPr>
+        <w:rFonts w:ascii="Dubai" w:cs="Dubai" w:eastAsia="Dubai" w:hAnsi="Dubai"/>
+        <w:b w:val="false"/>
+        <w:bCs w:val="false"/>
+        <w:color w:val="3E4B46"/>
+        <w:sz w:val="16"/>
+        <w:szCs w:val="16"/>
+        <w:rtl/>
+      </w:rPr>
+      <w:t xml:space="preserve">تاريخ الإصدار        /      /      </w:t>
+    </w:r>
+    <w:r>
+      <w:rPr>
+        <w:rFonts w:ascii="Dubai" w:cs="Dubai" w:eastAsia="Dubai" w:hAnsi="Dubai"/>
+        <w:b/>
+        <w:bCs/>
+        <w:color w:val="C8A45C"/>
+        <w:sz w:val="16"/>
+        <w:szCs w:val="16"/>
+        <w:rtl/>
+      </w:rPr>
+      <w:t xml:space="preserve">   ·   </w:t>
+    </w:r>
+    <w:r>
+      <w:rPr>
+        <w:rFonts w:ascii="Dubai" w:cs="Dubai" w:eastAsia="Dubai" w:hAnsi="Dubai"/>
+        <w:color w:val="3E4B46"/>
+        <w:sz w:val="16"/>
+        <w:szCs w:val="16"/>
+        <w:rtl/>
+      </w:rPr>
+      <w:t xml:space="preserve">الصفحة </w:t>
+      <w:fldChar w:fldCharType="begin"/>
+      <w:instrText xml:space="preserve">PAGE</w:instrText>
+      <w:fldChar w:fldCharType="separate"/>
+      <w:fldChar w:fldCharType="end"/>
+      <w:t xml:space="preserve"> من </w:t>
+      <w:fldChar w:fldCharType="begin"/>
+      <w:instrText xml:space="preserve">NUMPAGES</w:instrText>
+      <w:fldChar w:fldCharType="separate"/>
+      <w:fldChar w:fldCharType="end"/>
+    </w:r>
   </w:p>
 </w:hdr>
 </file>
